--- a/documentation/plan_projet/Plan de projet.docx
+++ b/documentation/plan_projet/Plan de projet.docx
@@ -73,11 +73,9 @@
         <w:pStyle w:val="Titre"/>
         <w:jc w:val="right"/>
       </w:pPr>
-      <w:proofErr w:type="spellStart"/>
       <w:r>
         <w:t>Polyquizz</w:t>
       </w:r>
-      <w:proofErr w:type="spellEnd"/>
     </w:p>
     <w:p>
       <w:pPr>
@@ -280,19 +278,7 @@
               <w:jc w:val="center"/>
             </w:pPr>
             <w:r>
-              <w:t>2024</w:t>
-            </w:r>
-            <w:r>
-              <w:t>-</w:t>
-            </w:r>
-            <w:r>
-              <w:t>09</w:t>
-            </w:r>
-            <w:r>
-              <w:t>-</w:t>
-            </w:r>
-            <w:r>
-              <w:t>18</w:t>
+              <w:t>2024-09-18</w:t>
             </w:r>
           </w:p>
         </w:tc>
@@ -324,13 +310,8 @@
               <w:t>La rédaction initiale du document plan de projet</w:t>
             </w:r>
             <w:r>
-              <w:t xml:space="preserve"> ainsi que l’</w:t>
-            </w:r>
-            <w:proofErr w:type="spellStart"/>
-            <w:r>
-              <w:t>indrocution</w:t>
-            </w:r>
-            <w:proofErr w:type="spellEnd"/>
+              <w:t xml:space="preserve"> ainsi que l’indrocution</w:t>
+            </w:r>
           </w:p>
         </w:tc>
         <w:tc>
@@ -427,6 +408,12 @@
               <w:spacing w:after="120"/>
               <w:jc w:val="center"/>
             </w:pPr>
+            <w:r>
+              <w:t>2024-09-</w:t>
+            </w:r>
+            <w:r>
+              <w:t>20</w:t>
+            </w:r>
           </w:p>
         </w:tc>
         <w:tc>
@@ -439,6 +426,12 @@
               <w:spacing w:after="120"/>
               <w:jc w:val="center"/>
             </w:pPr>
+            <w:r>
+              <w:t>1.</w:t>
+            </w:r>
+            <w:r>
+              <w:t>2</w:t>
+            </w:r>
           </w:p>
         </w:tc>
         <w:tc>
@@ -450,6 +443,18 @@
               <w:keepLines/>
               <w:spacing w:after="120"/>
             </w:pPr>
+            <w:r>
+              <w:t xml:space="preserve">Rédaction de </w:t>
+            </w:r>
+            <w:r>
+              <w:t>la</w:t>
+            </w:r>
+            <w:r>
+              <w:t xml:space="preserve"> section 2.</w:t>
+            </w:r>
+            <w:r>
+              <w:t>2 et de la section 2.3</w:t>
+            </w:r>
           </w:p>
         </w:tc>
         <w:tc>
@@ -462,6 +467,9 @@
               <w:spacing w:after="120"/>
               <w:jc w:val="center"/>
             </w:pPr>
+            <w:r>
+              <w:t>Mehdi El Harami</w:t>
+            </w:r>
           </w:p>
         </w:tc>
       </w:tr>
@@ -476,6 +484,12 @@
               <w:spacing w:after="120"/>
               <w:jc w:val="center"/>
             </w:pPr>
+            <w:r>
+              <w:t>2024-09-2</w:t>
+            </w:r>
+            <w:r>
+              <w:t>1</w:t>
+            </w:r>
           </w:p>
         </w:tc>
         <w:tc>
@@ -488,6 +502,9 @@
               <w:spacing w:after="120"/>
               <w:jc w:val="center"/>
             </w:pPr>
+            <w:r>
+              <w:t>1.3</w:t>
+            </w:r>
           </w:p>
         </w:tc>
         <w:tc>
@@ -499,6 +516,27 @@
               <w:keepLines/>
               <w:spacing w:after="120"/>
             </w:pPr>
+            <w:r>
+              <w:t xml:space="preserve">Rédaction de </w:t>
+            </w:r>
+            <w:r>
+              <w:t>la</w:t>
+            </w:r>
+            <w:r>
+              <w:t xml:space="preserve"> section </w:t>
+            </w:r>
+            <w:r>
+              <w:t>3.1</w:t>
+            </w:r>
+            <w:r>
+              <w:t xml:space="preserve"> et de la section </w:t>
+            </w:r>
+            <w:r>
+              <w:t>3</w:t>
+            </w:r>
+            <w:r>
+              <w:t>.3</w:t>
+            </w:r>
           </w:p>
         </w:tc>
         <w:tc>
@@ -511,6 +549,170 @@
               <w:spacing w:after="120"/>
               <w:jc w:val="center"/>
             </w:pPr>
+            <w:r>
+              <w:t>Mehdi El Harami</w:t>
+            </w:r>
+          </w:p>
+        </w:tc>
+      </w:tr>
+      <w:tr>
+        <w:tc>
+          <w:tcPr>
+            <w:tcW w:w="1227" w:type="dxa"/>
+          </w:tcPr>
+          <w:p>
+            <w:pPr>
+              <w:keepLines/>
+              <w:spacing w:after="120"/>
+              <w:jc w:val="center"/>
+            </w:pPr>
+            <w:r>
+              <w:t>2024-09-2</w:t>
+            </w:r>
+            <w:r>
+              <w:t>2</w:t>
+            </w:r>
+          </w:p>
+        </w:tc>
+        <w:tc>
+          <w:tcPr>
+            <w:tcW w:w="983" w:type="dxa"/>
+          </w:tcPr>
+          <w:p>
+            <w:pPr>
+              <w:keepLines/>
+              <w:spacing w:after="120"/>
+              <w:jc w:val="center"/>
+            </w:pPr>
+            <w:r>
+              <w:t>1.</w:t>
+            </w:r>
+            <w:r>
+              <w:t>4</w:t>
+            </w:r>
+          </w:p>
+        </w:tc>
+        <w:tc>
+          <w:tcPr>
+            <w:tcW w:w="5128" w:type="dxa"/>
+          </w:tcPr>
+          <w:p>
+            <w:pPr>
+              <w:keepLines/>
+              <w:spacing w:after="120"/>
+            </w:pPr>
+            <w:r>
+              <w:t xml:space="preserve">Rédaction de </w:t>
+            </w:r>
+            <w:r>
+              <w:t>la</w:t>
+            </w:r>
+            <w:r>
+              <w:t xml:space="preserve"> section </w:t>
+            </w:r>
+            <w:r>
+              <w:t>4</w:t>
+            </w:r>
+            <w:r>
+              <w:t>.1</w:t>
+            </w:r>
+          </w:p>
+        </w:tc>
+        <w:tc>
+          <w:tcPr>
+            <w:tcW w:w="2268" w:type="dxa"/>
+          </w:tcPr>
+          <w:p>
+            <w:pPr>
+              <w:keepLines/>
+              <w:spacing w:after="120"/>
+              <w:jc w:val="center"/>
+            </w:pPr>
+            <w:r>
+              <w:t>Mehdi El Harami</w:t>
+            </w:r>
+          </w:p>
+        </w:tc>
+      </w:tr>
+      <w:tr>
+        <w:tc>
+          <w:tcPr>
+            <w:tcW w:w="1227" w:type="dxa"/>
+          </w:tcPr>
+          <w:p>
+            <w:pPr>
+              <w:keepLines/>
+              <w:spacing w:after="120"/>
+              <w:jc w:val="center"/>
+            </w:pPr>
+            <w:r>
+              <w:t>2024-09-2</w:t>
+            </w:r>
+            <w:r>
+              <w:t>3</w:t>
+            </w:r>
+          </w:p>
+        </w:tc>
+        <w:tc>
+          <w:tcPr>
+            <w:tcW w:w="983" w:type="dxa"/>
+          </w:tcPr>
+          <w:p>
+            <w:pPr>
+              <w:keepLines/>
+              <w:spacing w:after="120"/>
+              <w:jc w:val="center"/>
+            </w:pPr>
+            <w:r>
+              <w:t>1.</w:t>
+            </w:r>
+            <w:r>
+              <w:t>5</w:t>
+            </w:r>
+          </w:p>
+        </w:tc>
+        <w:tc>
+          <w:tcPr>
+            <w:tcW w:w="5128" w:type="dxa"/>
+          </w:tcPr>
+          <w:p>
+            <w:pPr>
+              <w:keepLines/>
+              <w:spacing w:after="120"/>
+            </w:pPr>
+            <w:r>
+              <w:t xml:space="preserve">Rédaction de </w:t>
+            </w:r>
+            <w:r>
+              <w:t>la</w:t>
+            </w:r>
+            <w:r>
+              <w:t xml:space="preserve"> section </w:t>
+            </w:r>
+            <w:r>
+              <w:t xml:space="preserve">4.2 </w:t>
+            </w:r>
+            <w:r>
+              <w:t xml:space="preserve">et de la section </w:t>
+            </w:r>
+            <w:r>
+              <w:t>5</w:t>
+            </w:r>
+          </w:p>
+        </w:tc>
+        <w:tc>
+          <w:tcPr>
+            <w:tcW w:w="2268" w:type="dxa"/>
+          </w:tcPr>
+          <w:p>
+            <w:pPr>
+              <w:keepLines/>
+              <w:spacing w:after="120"/>
+              <w:jc w:val="center"/>
+            </w:pPr>
+            <w:r>
+              <w:t>Mehdi El Harami</w:t>
+            </w:r>
           </w:p>
         </w:tc>
       </w:tr>
@@ -1323,39 +1525,7 @@
     <w:p/>
     <w:p>
       <w:r>
-        <w:t xml:space="preserve">Ce document fait état du plan de projet pour le logiciel </w:t>
-      </w:r>
-      <w:proofErr w:type="spellStart"/>
-      <w:r>
-        <w:t>Polyquizz</w:t>
-      </w:r>
-      <w:proofErr w:type="spellEnd"/>
-      <w:r>
-        <w:t xml:space="preserve"> de l'équipe 101. La section 2 aborde la solution proposée au</w:t>
-      </w:r>
-      <w:r>
-        <w:t xml:space="preserve"> </w:t>
-      </w:r>
-      <w:r>
-        <w:t>projet, les hypothèses et contraintes reliées au projet ainsi que la liste des artefacts qui devront être créés durant le</w:t>
-      </w:r>
-      <w:r>
-        <w:t xml:space="preserve"> </w:t>
-      </w:r>
-      <w:r>
-        <w:t>projet avec leurs dates prévues de livraison. Par la suite, la section 3 présente la gestion des exigences, de la qualité,</w:t>
-      </w:r>
-      <w:r>
-        <w:t xml:space="preserve"> </w:t>
-      </w:r>
-      <w:r>
-        <w:t xml:space="preserve">du risque, et de la configuration. Ensuite la section 4 met en lumière l'échéancier du projet. Dans la section 5, </w:t>
-      </w:r>
-      <w:r>
-        <w:t xml:space="preserve">une brève description </w:t>
-      </w:r>
-      <w:r>
-        <w:t>des membres de l'équipe de développement. Finalement, la section 6 contient l’entente contractuelle proposée.</w:t>
+        <w:t>Ce document fait état du plan de projet pour le logiciel Polyquizz de l'équipe 101. La section 2 aborde la solution proposée au projet, les hypothèses et contraintes reliées au projet ainsi que la liste des artefacts qui devront être créés durant le projet avec leurs dates prévues de livraison. Par la suite, la section 3 présente la gestion des exigences, de la qualité, du risque, et de la configuration. Ensuite la section 4 met en lumière l'échéancier du projet. Dans la section 5, une brève description des membres de l'équipe de développement. Finalement, la section 6 contient l’entente contractuelle proposée.</w:t>
       </w:r>
     </w:p>
     <w:p/>
@@ -1887,11 +2057,9 @@
             <w:r>
               <w:t xml:space="preserve">Vues d’administration et Vue de création </w:t>
             </w:r>
-            <w:proofErr w:type="gramStart"/>
-            <w:r>
-              <w:t>( client</w:t>
-            </w:r>
-            <w:proofErr w:type="gramEnd"/>
+            <w:r>
+              <w:t>(client</w:t>
+            </w:r>
             <w:r>
               <w:t xml:space="preserve"> lourd seulement)</w:t>
             </w:r>
@@ -2672,11 +2840,9 @@
             <w:pPr>
               <w:spacing w:line="276" w:lineRule="auto"/>
             </w:pPr>
-            <w:proofErr w:type="spellStart"/>
             <w:r>
               <w:t>Achievements</w:t>
             </w:r>
-            <w:proofErr w:type="spellEnd"/>
           </w:p>
         </w:tc>
         <w:tc>
@@ -2700,11 +2866,9 @@
             <w:pPr>
               <w:spacing w:line="276" w:lineRule="auto"/>
             </w:pPr>
-            <w:proofErr w:type="spellStart"/>
             <w:r>
               <w:t>Achievements</w:t>
             </w:r>
-            <w:proofErr w:type="spellEnd"/>
           </w:p>
         </w:tc>
       </w:tr>
@@ -2892,13 +3056,8 @@
             <w:pPr>
               <w:spacing w:line="276" w:lineRule="auto"/>
             </w:pPr>
-            <w:proofErr w:type="spellStart"/>
-            <w:r>
-              <w:t>Leaderboard</w:t>
-            </w:r>
-            <w:proofErr w:type="spellEnd"/>
-            <w:r>
-              <w:t xml:space="preserve"> général</w:t>
+            <w:r>
+              <w:t>Leaderboard général</w:t>
             </w:r>
           </w:p>
         </w:tc>
@@ -2923,13 +3082,8 @@
             <w:pPr>
               <w:spacing w:line="276" w:lineRule="auto"/>
             </w:pPr>
-            <w:proofErr w:type="spellStart"/>
-            <w:r>
-              <w:t>Leaderboard</w:t>
-            </w:r>
-            <w:proofErr w:type="spellEnd"/>
-            <w:r>
-              <w:t xml:space="preserve"> général</w:t>
+            <w:r>
+              <w:t>Leaderboard général</w:t>
             </w:r>
           </w:p>
         </w:tc>
@@ -3236,11 +3390,9 @@
             <w:pPr>
               <w:spacing w:line="276" w:lineRule="auto"/>
             </w:pPr>
-            <w:proofErr w:type="spellStart"/>
             <w:r>
               <w:t>Soundboard</w:t>
             </w:r>
-            <w:proofErr w:type="spellEnd"/>
           </w:p>
         </w:tc>
       </w:tr>
@@ -3278,6 +3430,161 @@
     </w:p>
     <w:p>
       <w:pPr>
+        <w:rPr>
+          <w:b/>
+          <w:bCs/>
+        </w:rPr>
+      </w:pPr>
+      <w:r>
+        <w:rPr>
+          <w:b/>
+          <w:bCs/>
+        </w:rPr>
+        <w:t>2.2.1 Ressources humaines</w:t>
+      </w:r>
+    </w:p>
+    <w:p>
+      <w:pPr>
+        <w:rPr>
+          <w:b/>
+          <w:bCs/>
+        </w:rPr>
+      </w:pPr>
+    </w:p>
+    <w:p>
+      <w:r>
+        <w:t xml:space="preserve"> </w:t>
+      </w:r>
+      <w:r>
+        <w:t>L'équipe de développement est composée de six membres, chacun disposant d'une disponibilité moyenne de 10 heures par semaine à consacrer au projet. Ces membres possèdent des compétences variées et complémentaires, incluant le développement mobile</w:t>
+      </w:r>
+      <w:r>
+        <w:t xml:space="preserve"> avec Flutter</w:t>
+      </w:r>
+      <w:r>
+        <w:t>, le développement backend</w:t>
+      </w:r>
+      <w:r>
+        <w:t xml:space="preserve"> avec Nodejs et MongoDB</w:t>
+      </w:r>
+      <w:r>
+        <w:t>, la conception d'interfaces utilisateurs (UI/UX)</w:t>
+      </w:r>
+      <w:r>
+        <w:t xml:space="preserve"> avec Angular</w:t>
+      </w:r>
+      <w:r>
+        <w:t>, la gestion de projet, et l'assurance qualité. Chaque membre est responsable d'une partie spécifique du projet, bien qu'une flexibilité soit prévue pour permettre le partage des tâches en fonction des besoins. Cette organisation doit permettre à l'équipe de couvrir efficacement toutes les étapes du projet, malgré les contraintes de temps limité et la disponibilité partielle de chaque membre.</w:t>
+      </w:r>
+    </w:p>
+    <w:p/>
+    <w:p>
+      <w:pPr>
+        <w:rPr>
+          <w:b/>
+          <w:bCs/>
+        </w:rPr>
+      </w:pPr>
+      <w:r>
+        <w:rPr>
+          <w:b/>
+          <w:bCs/>
+        </w:rPr>
+        <w:t>2.2.2 Équipement</w:t>
+      </w:r>
+    </w:p>
+    <w:p>
+      <w:pPr>
+        <w:rPr>
+          <w:b/>
+          <w:bCs/>
+        </w:rPr>
+      </w:pPr>
+    </w:p>
+    <w:p>
+      <w:r>
+        <w:t xml:space="preserve"> </w:t>
+      </w:r>
+      <w:r>
+        <w:t xml:space="preserve">En ce qui concerne l'équipement, l'équipe dispose de ressources limitées. Deux membres possèdent des ordinateurs MacBook, ce qui leur permet de couvrir les besoins de développement et de tests sur macOS, tandis que les autres membres utilisent des ordinateurs fonctionnant sous Windows </w:t>
+      </w:r>
+      <w:r>
+        <w:t>et 2 sur</w:t>
+      </w:r>
+      <w:r>
+        <w:t xml:space="preserve"> Linux. Pour les tests sur mobile, l'équipe ne dispose que d'une seule tablette Android, une Galaxy Tab S6 Lite, qui doit être partagée entre tous les membres pour le développement, les tests, et la démonstration du client léger. Bien que l'accès à des simulateurs et émulateurs soit possible, les tests sur un appareil physique sont restreints, ce qui pourrait engendrer des limitations dans la validation de la version mobile de l'application. Ces contraintes matérielles devront être prises en compte dans la planification des phases de développement et de tests.</w:t>
+      </w:r>
+    </w:p>
+    <w:p/>
+    <w:p>
+      <w:pPr>
+        <w:rPr>
+          <w:b/>
+          <w:bCs/>
+        </w:rPr>
+      </w:pPr>
+      <w:r>
+        <w:rPr>
+          <w:b/>
+          <w:bCs/>
+        </w:rPr>
+        <w:t>2.2.3 Échéancier</w:t>
+      </w:r>
+    </w:p>
+    <w:p>
+      <w:pPr>
+        <w:rPr>
+          <w:b/>
+          <w:bCs/>
+        </w:rPr>
+      </w:pPr>
+    </w:p>
+    <w:p>
+      <w:r>
+        <w:t xml:space="preserve"> </w:t>
+      </w:r>
+      <w:r>
+        <w:t xml:space="preserve">Le projet a débuté le 26 août 2018, date à laquelle l'équipe a reçu la proposition de projet. L'échéancier est serré, avec des dates clés à respecter. La réponse à l'appel d'offres, incluant la description détaillée de la solution proposée, les échéances, les ressources allouées, doit être soumise au plus tard le 27 septembre </w:t>
+      </w:r>
+      <w:r>
+        <w:t>2024</w:t>
+      </w:r>
+      <w:r>
+        <w:t xml:space="preserve">. Ensuite, la phase de conception et de développement s'étendra du 1er octobre au 15 novembre </w:t>
+      </w:r>
+      <w:r>
+        <w:t>2024</w:t>
+      </w:r>
+      <w:r>
+        <w:t xml:space="preserve">. Durant cette période, l'équipe se concentrera sur la conception des interfaces, le développement des fonctionnalités principales et les tests initiaux. Un premier prototype fonctionnel devra être prêt pour une présentation au client prévue le 12 novembre </w:t>
+      </w:r>
+      <w:r>
+        <w:t>2024</w:t>
+      </w:r>
+      <w:r>
+        <w:t xml:space="preserve">. La phase suivante, dédiée aux tests finaux et aux ajustements, se déroulera du 16 au 25 novembre </w:t>
+      </w:r>
+      <w:r>
+        <w:t>2024</w:t>
+      </w:r>
+      <w:r>
+        <w:t>. Elle comprendra des tests de validation, des ajustements en fonction des retours du client, ainsi que des corrections de bugs. Enfin, le produit final, incluant le code source, la documentation et la version installable du logiciel pour les clients léger et lourd, devra être livré le 2</w:t>
+      </w:r>
+      <w:r>
+        <w:t>9</w:t>
+      </w:r>
+      <w:r>
+        <w:t xml:space="preserve"> novembre </w:t>
+      </w:r>
+      <w:r>
+        <w:t>2024</w:t>
+      </w:r>
+      <w:r>
+        <w:t>. Cet échéancier exigeant nécessite une gestion rigoureuse du temps et des ressources pour assurer la qualité du produit tout en respectant les délais imposés.</w:t>
+      </w:r>
+    </w:p>
+    <w:p>
+      <w:pPr>
         <w:keepLines/>
         <w:spacing w:after="120"/>
         <w:ind w:left="720"/>
@@ -3295,6 +3602,107 @@
       </w:r>
     </w:p>
     <w:p/>
+    <w:p>
+      <w:pPr>
+        <w:numPr>
+          <w:ilvl w:val="0"/>
+          <w:numId w:val="3"/>
+        </w:numPr>
+        <w:pBdr>
+          <w:top w:val="none" w:sz="0" w:space="0" w:color="auto"/>
+          <w:left w:val="none" w:sz="0" w:space="0" w:color="auto"/>
+          <w:bottom w:val="none" w:sz="0" w:space="0" w:color="auto"/>
+          <w:right w:val="none" w:sz="0" w:space="0" w:color="auto"/>
+          <w:between w:val="none" w:sz="0" w:space="0" w:color="auto"/>
+        </w:pBdr>
+        <w:spacing w:line="276" w:lineRule="auto"/>
+        <w:contextualSpacing/>
+        <w:jc w:val="both"/>
+      </w:pPr>
+      <w:r>
+        <w:rPr>
+          <w:b/>
+        </w:rPr>
+        <w:t>2</w:t>
+      </w:r>
+      <w:r>
+        <w:rPr>
+          <w:b/>
+        </w:rPr>
+        <w:t>7</w:t>
+      </w:r>
+      <w:r>
+        <w:rPr>
+          <w:b/>
+        </w:rPr>
+        <w:t xml:space="preserve"> septembre </w:t>
+      </w:r>
+      <w:r>
+        <w:rPr>
+          <w:b/>
+        </w:rPr>
+        <w:t>2024</w:t>
+      </w:r>
+      <w:r>
+        <w:rPr>
+          <w:b/>
+        </w:rPr>
+        <w:t xml:space="preserve"> </w:t>
+      </w:r>
+      <w:r>
+        <w:t>:  Réponse à l’appel d’offres soit le plan de projet, le SRS, la liste d’exigences, le document d’architecture logicielle, le protocole de communication, ainsi que les prototypes de communication serveur-client lourd et serveur-client léger.</w:t>
+      </w:r>
+    </w:p>
+    <w:p>
+      <w:pPr>
+        <w:numPr>
+          <w:ilvl w:val="0"/>
+          <w:numId w:val="3"/>
+        </w:numPr>
+        <w:pBdr>
+          <w:top w:val="none" w:sz="0" w:space="0" w:color="auto"/>
+          <w:left w:val="none" w:sz="0" w:space="0" w:color="auto"/>
+          <w:bottom w:val="none" w:sz="0" w:space="0" w:color="auto"/>
+          <w:right w:val="none" w:sz="0" w:space="0" w:color="auto"/>
+          <w:between w:val="none" w:sz="0" w:space="0" w:color="auto"/>
+        </w:pBdr>
+        <w:spacing w:line="276" w:lineRule="auto"/>
+        <w:contextualSpacing/>
+        <w:jc w:val="both"/>
+      </w:pPr>
+      <w:r>
+        <w:rPr>
+          <w:b/>
+        </w:rPr>
+        <w:t>2</w:t>
+      </w:r>
+      <w:r>
+        <w:rPr>
+          <w:b/>
+        </w:rPr>
+        <w:t>9</w:t>
+      </w:r>
+      <w:r>
+        <w:rPr>
+          <w:b/>
+        </w:rPr>
+        <w:t xml:space="preserve"> novembre </w:t>
+      </w:r>
+      <w:r>
+        <w:rPr>
+          <w:b/>
+        </w:rPr>
+        <w:t>2024</w:t>
+      </w:r>
+      <w:r>
+        <w:t xml:space="preserve">: Mise à jour des artefacts remis lors de la remise précédente, le plan de tests, les résultats de tests, ainsi que le code source et exécutable du produit final. </w:t>
+      </w:r>
+    </w:p>
+    <w:p/>
+    <w:p/>
+    <w:p/>
+    <w:p/>
+    <w:p/>
     <w:p/>
     <w:p>
       <w:pPr>
@@ -3304,6 +3712,7 @@
       <w:bookmarkStart w:id="5" w:name="_tyjcwt" w:colFirst="0" w:colLast="0"/>
       <w:bookmarkEnd w:id="5"/>
       <w:r>
+        <w:lastRenderedPageBreak/>
         <w:t>3. Gestion et suivi de l’avancement</w:t>
       </w:r>
     </w:p>
@@ -3317,6 +3726,12 @@
       <w:bookmarkEnd w:id="6"/>
       <w:r>
         <w:t>3.1. Gestion des exigences</w:t>
+      </w:r>
+    </w:p>
+    <w:p/>
+    <w:p>
+      <w:r>
+        <w:t>Les exigences du produit final ont été initialement définies dans le document de spécification des exigences (SRS). Ce document détaille de manière exhaustive l'ensemble des fonctionnalités que l'équipe de développement doit implémenter pour répondre aux attentes du client. Afin de s'assurer que ces exigences sont bien comprises et respectées tout au long du projet, l'équipe organisera trois réunions hebdomadaires, les lundi, mercredi et dimanche. Ces rencontres régulières permettront de faire le point sur l'avancement des travaux, de discuter des éventuels obstacles et d'ajuster les priorités en fonction de l'évolution du projet. Le suivi et la gestion de l'ensemble des exigences seront centralisés dans l'outil de gestion de projet GitLab. Chaque exigence sera fragmentée en différentes demandes, appelées « issues », pour faciliter la gestion et la traçabilité. Après chaque réunion, si l'équipe décide de modifier une exigence, la demande GitLab correspondante sera mise à jour en conséquence. Cette modification sera ensuite répercutée dans le document SRS, afin de maintenir une cohérence entre les spécifications documentées et le travail en cours. Toute modification des exigences sera communiquée au client pour obtenir son approbation. L'équipe prendra soin de l'informer des raisons justifiant ce changement et de ses implications sur le projet. Ce processus d'approbation garantira que toutes les parties prenantes sont alignées et que le produit final répondra bien aux besoins du client.</w:t>
       </w:r>
     </w:p>
     <w:p>
@@ -3568,6 +3983,2923 @@
             </w:pPr>
             <w:r>
               <w:rPr>
+                <w:b/>
+                <w:color w:val="FFFFFF"/>
+              </w:rPr>
+              <w:t>1 - Échec de livrer toutes les exigences</w:t>
+            </w:r>
+          </w:p>
+        </w:tc>
+      </w:tr>
+      <w:tr>
+        <w:trPr>
+          <w:trHeight w:val="420"/>
+        </w:trPr>
+        <w:tc>
+          <w:tcPr>
+            <w:tcW w:w="1008" w:type="dxa"/>
+            <w:shd w:val="clear" w:color="auto" w:fill="F3F3F3"/>
+            <w:vAlign w:val="center"/>
+          </w:tcPr>
+          <w:p>
+            <w:pPr>
+              <w:keepLines/>
+              <w:jc w:val="center"/>
+              <w:rPr>
+                <w:rFonts w:ascii="Arial" w:eastAsia="Arial" w:hAnsi="Arial" w:cs="Arial"/>
+                <w:b/>
+                <w:sz w:val="18"/>
+                <w:szCs w:val="18"/>
+              </w:rPr>
+            </w:pPr>
+            <w:r>
+              <w:rPr>
+                <w:rFonts w:ascii="Arial" w:eastAsia="Arial" w:hAnsi="Arial" w:cs="Arial"/>
+                <w:b/>
+                <w:sz w:val="18"/>
+                <w:szCs w:val="18"/>
+              </w:rPr>
+              <w:t>Ampleur</w:t>
+            </w:r>
+          </w:p>
+        </w:tc>
+        <w:tc>
+          <w:tcPr>
+            <w:tcW w:w="3234" w:type="dxa"/>
+            <w:shd w:val="clear" w:color="auto" w:fill="F3F3F3"/>
+            <w:vAlign w:val="center"/>
+          </w:tcPr>
+          <w:p>
+            <w:pPr>
+              <w:keepLines/>
+              <w:rPr>
+                <w:rFonts w:ascii="Arial" w:eastAsia="Arial" w:hAnsi="Arial" w:cs="Arial"/>
+                <w:b/>
+                <w:sz w:val="18"/>
+                <w:szCs w:val="18"/>
+              </w:rPr>
+            </w:pPr>
+            <w:r>
+              <w:rPr>
+                <w:rFonts w:ascii="Arial" w:eastAsia="Arial" w:hAnsi="Arial" w:cs="Arial"/>
+                <w:b/>
+                <w:sz w:val="18"/>
+                <w:szCs w:val="18"/>
+              </w:rPr>
+              <w:t>Description</w:t>
+            </w:r>
+          </w:p>
+        </w:tc>
+        <w:tc>
+          <w:tcPr>
+            <w:tcW w:w="938" w:type="dxa"/>
+            <w:shd w:val="clear" w:color="auto" w:fill="F3F3F3"/>
+            <w:vAlign w:val="center"/>
+          </w:tcPr>
+          <w:p>
+            <w:pPr>
+              <w:keepLines/>
+              <w:jc w:val="center"/>
+              <w:rPr>
+                <w:rFonts w:ascii="Arial" w:eastAsia="Arial" w:hAnsi="Arial" w:cs="Arial"/>
+                <w:b/>
+                <w:sz w:val="18"/>
+                <w:szCs w:val="18"/>
+              </w:rPr>
+            </w:pPr>
+            <w:r>
+              <w:rPr>
+                <w:rFonts w:ascii="Arial" w:eastAsia="Arial" w:hAnsi="Arial" w:cs="Arial"/>
+                <w:b/>
+                <w:sz w:val="18"/>
+                <w:szCs w:val="18"/>
+              </w:rPr>
+              <w:t>Impact</w:t>
+            </w:r>
+          </w:p>
+        </w:tc>
+        <w:tc>
+          <w:tcPr>
+            <w:tcW w:w="1120" w:type="dxa"/>
+            <w:shd w:val="clear" w:color="auto" w:fill="F3F3F3"/>
+            <w:vAlign w:val="center"/>
+          </w:tcPr>
+          <w:p>
+            <w:pPr>
+              <w:keepLines/>
+              <w:jc w:val="center"/>
+              <w:rPr>
+                <w:rFonts w:ascii="Arial" w:eastAsia="Arial" w:hAnsi="Arial" w:cs="Arial"/>
+                <w:b/>
+                <w:sz w:val="18"/>
+                <w:szCs w:val="18"/>
+              </w:rPr>
+            </w:pPr>
+            <w:r>
+              <w:rPr>
+                <w:rFonts w:ascii="Arial" w:eastAsia="Arial" w:hAnsi="Arial" w:cs="Arial"/>
+                <w:b/>
+                <w:sz w:val="18"/>
+                <w:szCs w:val="18"/>
+              </w:rPr>
+              <w:t>Facteurs</w:t>
+            </w:r>
+          </w:p>
+        </w:tc>
+        <w:tc>
+          <w:tcPr>
+            <w:tcW w:w="3168" w:type="dxa"/>
+            <w:shd w:val="clear" w:color="auto" w:fill="F3F3F3"/>
+            <w:vAlign w:val="center"/>
+          </w:tcPr>
+          <w:p>
+            <w:pPr>
+              <w:keepLines/>
+              <w:rPr>
+                <w:rFonts w:ascii="Arial" w:eastAsia="Arial" w:hAnsi="Arial" w:cs="Arial"/>
+                <w:b/>
+                <w:sz w:val="18"/>
+                <w:szCs w:val="18"/>
+              </w:rPr>
+            </w:pPr>
+            <w:r>
+              <w:rPr>
+                <w:rFonts w:ascii="Arial" w:eastAsia="Arial" w:hAnsi="Arial" w:cs="Arial"/>
+                <w:b/>
+                <w:sz w:val="18"/>
+                <w:szCs w:val="18"/>
+              </w:rPr>
+              <w:t>Stratégie de gestion</w:t>
+            </w:r>
+          </w:p>
+        </w:tc>
+      </w:tr>
+      <w:tr>
+        <w:trPr>
+          <w:trHeight w:val="420"/>
+        </w:trPr>
+        <w:tc>
+          <w:tcPr>
+            <w:tcW w:w="1008" w:type="dxa"/>
+            <w:tcBorders>
+              <w:bottom w:val="single" w:sz="4" w:space="0" w:color="000000"/>
+            </w:tcBorders>
+            <w:vAlign w:val="center"/>
+          </w:tcPr>
+          <w:p>
+            <w:pPr>
+              <w:keepLines/>
+              <w:jc w:val="center"/>
+              <w:rPr>
+                <w:b/>
+                <w:sz w:val="18"/>
+                <w:szCs w:val="18"/>
+              </w:rPr>
+            </w:pPr>
+            <w:r>
+              <w:rPr>
+                <w:b/>
+                <w:sz w:val="18"/>
+                <w:szCs w:val="18"/>
+              </w:rPr>
+              <w:t>1</w:t>
+            </w:r>
+          </w:p>
+        </w:tc>
+        <w:tc>
+          <w:tcPr>
+            <w:tcW w:w="3234" w:type="dxa"/>
+            <w:tcBorders>
+              <w:bottom w:val="single" w:sz="4" w:space="0" w:color="000000"/>
+            </w:tcBorders>
+            <w:vAlign w:val="center"/>
+          </w:tcPr>
+          <w:p>
+            <w:pPr>
+              <w:keepLines/>
+              <w:rPr>
+                <w:sz w:val="18"/>
+                <w:szCs w:val="18"/>
+              </w:rPr>
+            </w:pPr>
+            <w:r>
+              <w:rPr>
+                <w:sz w:val="18"/>
+                <w:szCs w:val="18"/>
+              </w:rPr>
+              <w:t>Échec de livrer toutes les exigences essentielles et la moitié des exigences souhaitables lors de la livraison du 2</w:t>
+            </w:r>
+            <w:r>
+              <w:rPr>
+                <w:sz w:val="18"/>
+                <w:szCs w:val="18"/>
+              </w:rPr>
+              <w:t>9</w:t>
+            </w:r>
+            <w:r>
+              <w:rPr>
+                <w:sz w:val="18"/>
+                <w:szCs w:val="18"/>
+              </w:rPr>
+              <w:t xml:space="preserve"> novembre </w:t>
+            </w:r>
+            <w:r>
+              <w:rPr>
+                <w:sz w:val="18"/>
+                <w:szCs w:val="18"/>
+              </w:rPr>
+              <w:t>2024.</w:t>
+            </w:r>
+          </w:p>
+        </w:tc>
+        <w:tc>
+          <w:tcPr>
+            <w:tcW w:w="938" w:type="dxa"/>
+            <w:tcBorders>
+              <w:bottom w:val="single" w:sz="4" w:space="0" w:color="000000"/>
+            </w:tcBorders>
+            <w:vAlign w:val="center"/>
+          </w:tcPr>
+          <w:p>
+            <w:pPr>
+              <w:keepLines/>
+              <w:jc w:val="center"/>
+              <w:rPr>
+                <w:sz w:val="18"/>
+                <w:szCs w:val="18"/>
+              </w:rPr>
+            </w:pPr>
+            <w:r>
+              <w:rPr>
+                <w:sz w:val="18"/>
+                <w:szCs w:val="18"/>
+              </w:rPr>
+              <w:t>C</w:t>
+            </w:r>
+          </w:p>
+        </w:tc>
+        <w:tc>
+          <w:tcPr>
+            <w:tcW w:w="1120" w:type="dxa"/>
+            <w:tcBorders>
+              <w:bottom w:val="single" w:sz="4" w:space="0" w:color="000000"/>
+            </w:tcBorders>
+            <w:vAlign w:val="center"/>
+          </w:tcPr>
+          <w:p>
+            <w:pPr>
+              <w:keepLines/>
+              <w:jc w:val="center"/>
+              <w:rPr>
+                <w:sz w:val="18"/>
+                <w:szCs w:val="18"/>
+              </w:rPr>
+            </w:pPr>
+            <w:r>
+              <w:rPr>
+                <w:sz w:val="18"/>
+                <w:szCs w:val="18"/>
+              </w:rPr>
+              <w:t>Exigences a realiser</w:t>
+            </w:r>
+          </w:p>
+        </w:tc>
+        <w:tc>
+          <w:tcPr>
+            <w:tcW w:w="3168" w:type="dxa"/>
+            <w:tcBorders>
+              <w:bottom w:val="single" w:sz="4" w:space="0" w:color="000000"/>
+            </w:tcBorders>
+            <w:vAlign w:val="center"/>
+          </w:tcPr>
+          <w:p>
+            <w:pPr>
+              <w:keepLines/>
+              <w:rPr>
+                <w:sz w:val="18"/>
+                <w:szCs w:val="18"/>
+              </w:rPr>
+            </w:pPr>
+          </w:p>
+        </w:tc>
+      </w:tr>
+    </w:tbl>
+    <w:p/>
+    <w:p/>
+    <w:p/>
+    <w:p/>
+    <w:p/>
+    <w:p/>
+    <w:tbl>
+      <w:tblPr>
+        <w:tblStyle w:val="a0"/>
+        <w:tblW w:w="9468" w:type="dxa"/>
+        <w:tblInd w:w="108" w:type="dxa"/>
+        <w:tblBorders>
+          <w:top w:val="single" w:sz="4" w:space="0" w:color="000000"/>
+          <w:left w:val="single" w:sz="4" w:space="0" w:color="000000"/>
+          <w:bottom w:val="single" w:sz="4" w:space="0" w:color="000000"/>
+          <w:right w:val="single" w:sz="4" w:space="0" w:color="000000"/>
+          <w:insideH w:val="single" w:sz="4" w:space="0" w:color="000000"/>
+          <w:insideV w:val="single" w:sz="4" w:space="0" w:color="000000"/>
+        </w:tblBorders>
+        <w:tblLayout w:type="fixed"/>
+        <w:tblLook w:val="0000" w:firstRow="0" w:lastRow="0" w:firstColumn="0" w:lastColumn="0" w:noHBand="0" w:noVBand="0"/>
+      </w:tblPr>
+      <w:tblGrid>
+        <w:gridCol w:w="1008"/>
+        <w:gridCol w:w="3234"/>
+        <w:gridCol w:w="938"/>
+        <w:gridCol w:w="1120"/>
+        <w:gridCol w:w="3168"/>
+      </w:tblGrid>
+      <w:tr>
+        <w:trPr>
+          <w:trHeight w:val="360"/>
+        </w:trPr>
+        <w:tc>
+          <w:tcPr>
+            <w:tcW w:w="9468" w:type="dxa"/>
+            <w:gridSpan w:val="5"/>
+            <w:tcBorders>
+              <w:bottom w:val="single" w:sz="4" w:space="0" w:color="000000"/>
+            </w:tcBorders>
+            <w:shd w:val="clear" w:color="auto" w:fill="666666"/>
+            <w:vAlign w:val="center"/>
+          </w:tcPr>
+          <w:p>
+            <w:pPr>
+              <w:keepLines/>
+              <w:rPr>
+                <w:rFonts w:ascii="Arial" w:eastAsia="Arial" w:hAnsi="Arial" w:cs="Arial"/>
+                <w:b/>
+                <w:color w:val="FFFFFF"/>
+              </w:rPr>
+            </w:pPr>
+            <w:r>
+              <w:rPr>
+                <w:rFonts w:ascii="Arial" w:eastAsia="Arial" w:hAnsi="Arial" w:cs="Arial"/>
+                <w:b/>
+                <w:color w:val="FFFFFF"/>
+              </w:rPr>
+              <w:lastRenderedPageBreak/>
+              <w:t xml:space="preserve">2 </w:t>
+            </w:r>
+            <w:r>
+              <w:rPr>
+                <w:b/>
+                <w:color w:val="FFFFFF"/>
+              </w:rPr>
+              <w:t>- Disponibilité des ressources</w:t>
+            </w:r>
+          </w:p>
+        </w:tc>
+      </w:tr>
+      <w:tr>
+        <w:trPr>
+          <w:trHeight w:val="420"/>
+        </w:trPr>
+        <w:tc>
+          <w:tcPr>
+            <w:tcW w:w="1008" w:type="dxa"/>
+            <w:shd w:val="clear" w:color="auto" w:fill="F3F3F3"/>
+            <w:vAlign w:val="center"/>
+          </w:tcPr>
+          <w:p>
+            <w:pPr>
+              <w:keepLines/>
+              <w:jc w:val="center"/>
+              <w:rPr>
+                <w:rFonts w:ascii="Arial" w:eastAsia="Arial" w:hAnsi="Arial" w:cs="Arial"/>
+                <w:b/>
+                <w:sz w:val="18"/>
+                <w:szCs w:val="18"/>
+              </w:rPr>
+            </w:pPr>
+            <w:r>
+              <w:rPr>
+                <w:rFonts w:ascii="Arial" w:eastAsia="Arial" w:hAnsi="Arial" w:cs="Arial"/>
+                <w:b/>
+                <w:sz w:val="18"/>
+                <w:szCs w:val="18"/>
+              </w:rPr>
+              <w:t>Ampleur</w:t>
+            </w:r>
+          </w:p>
+        </w:tc>
+        <w:tc>
+          <w:tcPr>
+            <w:tcW w:w="3234" w:type="dxa"/>
+            <w:shd w:val="clear" w:color="auto" w:fill="F3F3F3"/>
+            <w:vAlign w:val="center"/>
+          </w:tcPr>
+          <w:p>
+            <w:pPr>
+              <w:keepLines/>
+              <w:rPr>
+                <w:rFonts w:ascii="Arial" w:eastAsia="Arial" w:hAnsi="Arial" w:cs="Arial"/>
+                <w:b/>
+                <w:sz w:val="18"/>
+                <w:szCs w:val="18"/>
+              </w:rPr>
+            </w:pPr>
+            <w:r>
+              <w:rPr>
+                <w:rFonts w:ascii="Arial" w:eastAsia="Arial" w:hAnsi="Arial" w:cs="Arial"/>
+                <w:b/>
+                <w:sz w:val="18"/>
+                <w:szCs w:val="18"/>
+              </w:rPr>
+              <w:t>Description</w:t>
+            </w:r>
+          </w:p>
+        </w:tc>
+        <w:tc>
+          <w:tcPr>
+            <w:tcW w:w="938" w:type="dxa"/>
+            <w:shd w:val="clear" w:color="auto" w:fill="F3F3F3"/>
+            <w:vAlign w:val="center"/>
+          </w:tcPr>
+          <w:p>
+            <w:pPr>
+              <w:keepLines/>
+              <w:jc w:val="center"/>
+              <w:rPr>
+                <w:rFonts w:ascii="Arial" w:eastAsia="Arial" w:hAnsi="Arial" w:cs="Arial"/>
+                <w:b/>
+                <w:sz w:val="18"/>
+                <w:szCs w:val="18"/>
+              </w:rPr>
+            </w:pPr>
+            <w:r>
+              <w:rPr>
+                <w:rFonts w:ascii="Arial" w:eastAsia="Arial" w:hAnsi="Arial" w:cs="Arial"/>
+                <w:b/>
+                <w:sz w:val="18"/>
+                <w:szCs w:val="18"/>
+              </w:rPr>
+              <w:t>Impact</w:t>
+            </w:r>
+          </w:p>
+        </w:tc>
+        <w:tc>
+          <w:tcPr>
+            <w:tcW w:w="1120" w:type="dxa"/>
+            <w:shd w:val="clear" w:color="auto" w:fill="F3F3F3"/>
+            <w:vAlign w:val="center"/>
+          </w:tcPr>
+          <w:p>
+            <w:pPr>
+              <w:keepLines/>
+              <w:jc w:val="center"/>
+              <w:rPr>
+                <w:rFonts w:ascii="Arial" w:eastAsia="Arial" w:hAnsi="Arial" w:cs="Arial"/>
+                <w:b/>
+                <w:sz w:val="18"/>
+                <w:szCs w:val="18"/>
+              </w:rPr>
+            </w:pPr>
+            <w:r>
+              <w:rPr>
+                <w:rFonts w:ascii="Arial" w:eastAsia="Arial" w:hAnsi="Arial" w:cs="Arial"/>
+                <w:b/>
+                <w:sz w:val="18"/>
+                <w:szCs w:val="18"/>
+              </w:rPr>
+              <w:t>Facteurs</w:t>
+            </w:r>
+          </w:p>
+        </w:tc>
+        <w:tc>
+          <w:tcPr>
+            <w:tcW w:w="3168" w:type="dxa"/>
+            <w:shd w:val="clear" w:color="auto" w:fill="F3F3F3"/>
+            <w:vAlign w:val="center"/>
+          </w:tcPr>
+          <w:p>
+            <w:pPr>
+              <w:keepLines/>
+              <w:rPr>
+                <w:rFonts w:ascii="Arial" w:eastAsia="Arial" w:hAnsi="Arial" w:cs="Arial"/>
+                <w:b/>
+                <w:sz w:val="18"/>
+                <w:szCs w:val="18"/>
+              </w:rPr>
+            </w:pPr>
+            <w:r>
+              <w:rPr>
+                <w:rFonts w:ascii="Arial" w:eastAsia="Arial" w:hAnsi="Arial" w:cs="Arial"/>
+                <w:b/>
+                <w:sz w:val="18"/>
+                <w:szCs w:val="18"/>
+              </w:rPr>
+              <w:t>Stratégie de gestion</w:t>
+            </w:r>
+          </w:p>
+        </w:tc>
+      </w:tr>
+      <w:tr>
+        <w:trPr>
+          <w:trHeight w:val="420"/>
+        </w:trPr>
+        <w:tc>
+          <w:tcPr>
+            <w:tcW w:w="1008" w:type="dxa"/>
+            <w:tcBorders>
+              <w:bottom w:val="single" w:sz="4" w:space="0" w:color="000000"/>
+            </w:tcBorders>
+            <w:vAlign w:val="center"/>
+          </w:tcPr>
+          <w:p>
+            <w:pPr>
+              <w:keepLines/>
+              <w:jc w:val="center"/>
+              <w:rPr>
+                <w:b/>
+                <w:sz w:val="18"/>
+                <w:szCs w:val="18"/>
+              </w:rPr>
+            </w:pPr>
+            <w:r>
+              <w:rPr>
+                <w:b/>
+                <w:sz w:val="18"/>
+                <w:szCs w:val="18"/>
+              </w:rPr>
+              <w:t>5</w:t>
+            </w:r>
+          </w:p>
+        </w:tc>
+        <w:tc>
+          <w:tcPr>
+            <w:tcW w:w="3234" w:type="dxa"/>
+            <w:tcBorders>
+              <w:bottom w:val="single" w:sz="4" w:space="0" w:color="000000"/>
+            </w:tcBorders>
+            <w:vAlign w:val="center"/>
+          </w:tcPr>
+          <w:p>
+            <w:pPr>
+              <w:keepLines/>
+              <w:rPr>
+                <w:sz w:val="18"/>
+                <w:szCs w:val="18"/>
+              </w:rPr>
+            </w:pPr>
+            <w:r>
+              <w:rPr>
+                <w:sz w:val="18"/>
+                <w:szCs w:val="18"/>
+              </w:rPr>
+              <w:t>Étant donné que nous sommes tous étudiants et que certains d'entre nous ont également des engagements professionnels, il est possible que certains membres de l'équipe ne soient pas en mesure de consacrer autant d'heures au projet que prévu. Il peut également arriver que des membres soient dans l'incapacité d'assister à certaines réunions. Si cela se produit, cela risque de ralentir l'avancement du projet et de perturber la planification.</w:t>
+            </w:r>
+          </w:p>
+        </w:tc>
+        <w:tc>
+          <w:tcPr>
+            <w:tcW w:w="938" w:type="dxa"/>
+            <w:tcBorders>
+              <w:bottom w:val="single" w:sz="4" w:space="0" w:color="000000"/>
+            </w:tcBorders>
+            <w:vAlign w:val="center"/>
+          </w:tcPr>
+          <w:p>
+            <w:pPr>
+              <w:keepLines/>
+              <w:jc w:val="center"/>
+              <w:rPr>
+                <w:sz w:val="18"/>
+                <w:szCs w:val="18"/>
+              </w:rPr>
+            </w:pPr>
+            <w:r>
+              <w:rPr>
+                <w:sz w:val="18"/>
+                <w:szCs w:val="18"/>
+              </w:rPr>
+              <w:t>E</w:t>
+            </w:r>
+          </w:p>
+        </w:tc>
+        <w:tc>
+          <w:tcPr>
+            <w:tcW w:w="1120" w:type="dxa"/>
+            <w:tcBorders>
+              <w:bottom w:val="single" w:sz="4" w:space="0" w:color="000000"/>
+            </w:tcBorders>
+            <w:vAlign w:val="center"/>
+          </w:tcPr>
+          <w:p>
+            <w:pPr>
+              <w:keepLines/>
+              <w:jc w:val="center"/>
+              <w:rPr>
+                <w:sz w:val="18"/>
+                <w:szCs w:val="18"/>
+              </w:rPr>
+            </w:pPr>
+            <w:r>
+              <w:rPr>
+                <w:sz w:val="18"/>
+                <w:szCs w:val="18"/>
+              </w:rPr>
+              <w:t>Nombre d’heure travailler</w:t>
+            </w:r>
+          </w:p>
+          <w:p>
+            <w:pPr>
+              <w:keepLines/>
+              <w:jc w:val="center"/>
+              <w:rPr>
+                <w:sz w:val="18"/>
+                <w:szCs w:val="18"/>
+              </w:rPr>
+            </w:pPr>
+          </w:p>
+          <w:p>
+            <w:pPr>
+              <w:keepLines/>
+              <w:jc w:val="center"/>
+              <w:rPr>
+                <w:sz w:val="18"/>
+                <w:szCs w:val="18"/>
+              </w:rPr>
+            </w:pPr>
+            <w:r>
+              <w:rPr>
+                <w:sz w:val="18"/>
+                <w:szCs w:val="18"/>
+              </w:rPr>
+              <w:t>Et</w:t>
+            </w:r>
+          </w:p>
+          <w:p>
+            <w:pPr>
+              <w:keepLines/>
+              <w:jc w:val="center"/>
+              <w:rPr>
+                <w:sz w:val="18"/>
+                <w:szCs w:val="18"/>
+              </w:rPr>
+            </w:pPr>
+          </w:p>
+          <w:p>
+            <w:pPr>
+              <w:keepLines/>
+              <w:jc w:val="center"/>
+              <w:rPr>
+                <w:sz w:val="18"/>
+                <w:szCs w:val="18"/>
+              </w:rPr>
+            </w:pPr>
+            <w:r>
+              <w:rPr>
+                <w:sz w:val="18"/>
+                <w:szCs w:val="18"/>
+              </w:rPr>
+              <w:t>Rythme/Rapidité du travaille</w:t>
+            </w:r>
+          </w:p>
+        </w:tc>
+        <w:tc>
+          <w:tcPr>
+            <w:tcW w:w="3168" w:type="dxa"/>
+            <w:tcBorders>
+              <w:bottom w:val="single" w:sz="4" w:space="0" w:color="000000"/>
+            </w:tcBorders>
+            <w:vAlign w:val="center"/>
+          </w:tcPr>
+          <w:p>
+            <w:pPr>
+              <w:keepLines/>
+              <w:rPr>
+                <w:sz w:val="18"/>
+                <w:szCs w:val="18"/>
+              </w:rPr>
+            </w:pPr>
+            <w:r>
+              <w:rPr>
+                <w:sz w:val="18"/>
+                <w:szCs w:val="18"/>
+              </w:rPr>
+              <w:t>Chaque membre de l'équipe doit faire preuve de discipline en s'organisant de manière efficace pour progresser sur ses tâches, tout en prévoyant ses absences, retards et tout élément pouvant impacter sa performance dans le cadre du projet. En cas d'absences répétées, une discussion sera tenue au sein de l'équipe, et un retour sera communiqué au professeur à ce sujet.</w:t>
+            </w:r>
+          </w:p>
+        </w:tc>
+      </w:tr>
+    </w:tbl>
+    <w:p/>
+    <w:tbl>
+      <w:tblPr>
+        <w:tblStyle w:val="a0"/>
+        <w:tblW w:w="9468" w:type="dxa"/>
+        <w:tblInd w:w="108" w:type="dxa"/>
+        <w:tblBorders>
+          <w:top w:val="single" w:sz="4" w:space="0" w:color="000000"/>
+          <w:left w:val="single" w:sz="4" w:space="0" w:color="000000"/>
+          <w:bottom w:val="single" w:sz="4" w:space="0" w:color="000000"/>
+          <w:right w:val="single" w:sz="4" w:space="0" w:color="000000"/>
+          <w:insideH w:val="single" w:sz="4" w:space="0" w:color="000000"/>
+          <w:insideV w:val="single" w:sz="4" w:space="0" w:color="000000"/>
+        </w:tblBorders>
+        <w:tblLayout w:type="fixed"/>
+        <w:tblLook w:val="0000" w:firstRow="0" w:lastRow="0" w:firstColumn="0" w:lastColumn="0" w:noHBand="0" w:noVBand="0"/>
+      </w:tblPr>
+      <w:tblGrid>
+        <w:gridCol w:w="1008"/>
+        <w:gridCol w:w="3234"/>
+        <w:gridCol w:w="938"/>
+        <w:gridCol w:w="1120"/>
+        <w:gridCol w:w="3168"/>
+      </w:tblGrid>
+      <w:tr>
+        <w:trPr>
+          <w:trHeight w:val="360"/>
+        </w:trPr>
+        <w:tc>
+          <w:tcPr>
+            <w:tcW w:w="9468" w:type="dxa"/>
+            <w:gridSpan w:val="5"/>
+            <w:tcBorders>
+              <w:bottom w:val="single" w:sz="4" w:space="0" w:color="000000"/>
+            </w:tcBorders>
+            <w:shd w:val="clear" w:color="auto" w:fill="666666"/>
+            <w:vAlign w:val="center"/>
+          </w:tcPr>
+          <w:p>
+            <w:pPr>
+              <w:keepLines/>
+              <w:rPr>
+                <w:rFonts w:ascii="Arial" w:eastAsia="Arial" w:hAnsi="Arial" w:cs="Arial"/>
+                <w:b/>
+                <w:color w:val="FFFFFF"/>
+              </w:rPr>
+            </w:pPr>
+            <w:r>
+              <w:rPr>
+                <w:b/>
+                <w:color w:val="FFFFFF"/>
+              </w:rPr>
+              <w:t>3</w:t>
+            </w:r>
+            <w:r>
+              <w:rPr>
+                <w:b/>
+                <w:color w:val="FFFFFF"/>
+              </w:rPr>
+              <w:t xml:space="preserve"> - Temps de </w:t>
+            </w:r>
+            <w:r>
+              <w:rPr>
+                <w:b/>
+                <w:color w:val="FFFFFF"/>
+              </w:rPr>
+              <w:t>travaille</w:t>
+            </w:r>
+            <w:r>
+              <w:rPr>
+                <w:b/>
+                <w:color w:val="FFFFFF"/>
+              </w:rPr>
+              <w:t xml:space="preserve"> plus élevé que planifié</w:t>
+            </w:r>
+          </w:p>
+        </w:tc>
+      </w:tr>
+      <w:tr>
+        <w:trPr>
+          <w:trHeight w:val="420"/>
+        </w:trPr>
+        <w:tc>
+          <w:tcPr>
+            <w:tcW w:w="1008" w:type="dxa"/>
+            <w:shd w:val="clear" w:color="auto" w:fill="F3F3F3"/>
+            <w:vAlign w:val="center"/>
+          </w:tcPr>
+          <w:p>
+            <w:pPr>
+              <w:keepLines/>
+              <w:jc w:val="center"/>
+              <w:rPr>
+                <w:rFonts w:ascii="Arial" w:eastAsia="Arial" w:hAnsi="Arial" w:cs="Arial"/>
+                <w:b/>
+                <w:sz w:val="18"/>
+                <w:szCs w:val="18"/>
+              </w:rPr>
+            </w:pPr>
+            <w:r>
+              <w:rPr>
+                <w:rFonts w:ascii="Arial" w:eastAsia="Arial" w:hAnsi="Arial" w:cs="Arial"/>
+                <w:b/>
+                <w:sz w:val="18"/>
+                <w:szCs w:val="18"/>
+              </w:rPr>
+              <w:t>Ampleur</w:t>
+            </w:r>
+          </w:p>
+        </w:tc>
+        <w:tc>
+          <w:tcPr>
+            <w:tcW w:w="3234" w:type="dxa"/>
+            <w:shd w:val="clear" w:color="auto" w:fill="F3F3F3"/>
+            <w:vAlign w:val="center"/>
+          </w:tcPr>
+          <w:p>
+            <w:pPr>
+              <w:keepLines/>
+              <w:rPr>
+                <w:rFonts w:ascii="Arial" w:eastAsia="Arial" w:hAnsi="Arial" w:cs="Arial"/>
+                <w:b/>
+                <w:sz w:val="18"/>
+                <w:szCs w:val="18"/>
+              </w:rPr>
+            </w:pPr>
+            <w:r>
+              <w:rPr>
+                <w:rFonts w:ascii="Arial" w:eastAsia="Arial" w:hAnsi="Arial" w:cs="Arial"/>
+                <w:b/>
+                <w:sz w:val="18"/>
+                <w:szCs w:val="18"/>
+              </w:rPr>
+              <w:t>Description</w:t>
+            </w:r>
+          </w:p>
+        </w:tc>
+        <w:tc>
+          <w:tcPr>
+            <w:tcW w:w="938" w:type="dxa"/>
+            <w:shd w:val="clear" w:color="auto" w:fill="F3F3F3"/>
+            <w:vAlign w:val="center"/>
+          </w:tcPr>
+          <w:p>
+            <w:pPr>
+              <w:keepLines/>
+              <w:jc w:val="center"/>
+              <w:rPr>
+                <w:rFonts w:ascii="Arial" w:eastAsia="Arial" w:hAnsi="Arial" w:cs="Arial"/>
+                <w:b/>
+                <w:sz w:val="18"/>
+                <w:szCs w:val="18"/>
+              </w:rPr>
+            </w:pPr>
+            <w:r>
+              <w:rPr>
+                <w:rFonts w:ascii="Arial" w:eastAsia="Arial" w:hAnsi="Arial" w:cs="Arial"/>
+                <w:b/>
+                <w:sz w:val="18"/>
+                <w:szCs w:val="18"/>
+              </w:rPr>
+              <w:t>Impact</w:t>
+            </w:r>
+          </w:p>
+        </w:tc>
+        <w:tc>
+          <w:tcPr>
+            <w:tcW w:w="1120" w:type="dxa"/>
+            <w:shd w:val="clear" w:color="auto" w:fill="F3F3F3"/>
+            <w:vAlign w:val="center"/>
+          </w:tcPr>
+          <w:p>
+            <w:pPr>
+              <w:keepLines/>
+              <w:jc w:val="center"/>
+              <w:rPr>
+                <w:rFonts w:ascii="Arial" w:eastAsia="Arial" w:hAnsi="Arial" w:cs="Arial"/>
+                <w:b/>
+                <w:sz w:val="18"/>
+                <w:szCs w:val="18"/>
+              </w:rPr>
+            </w:pPr>
+            <w:r>
+              <w:rPr>
+                <w:rFonts w:ascii="Arial" w:eastAsia="Arial" w:hAnsi="Arial" w:cs="Arial"/>
+                <w:b/>
+                <w:sz w:val="18"/>
+                <w:szCs w:val="18"/>
+              </w:rPr>
+              <w:t>Facteurs</w:t>
+            </w:r>
+          </w:p>
+        </w:tc>
+        <w:tc>
+          <w:tcPr>
+            <w:tcW w:w="3168" w:type="dxa"/>
+            <w:shd w:val="clear" w:color="auto" w:fill="F3F3F3"/>
+            <w:vAlign w:val="center"/>
+          </w:tcPr>
+          <w:p>
+            <w:pPr>
+              <w:keepLines/>
+              <w:rPr>
+                <w:rFonts w:ascii="Arial" w:eastAsia="Arial" w:hAnsi="Arial" w:cs="Arial"/>
+                <w:b/>
+                <w:sz w:val="18"/>
+                <w:szCs w:val="18"/>
+              </w:rPr>
+            </w:pPr>
+            <w:r>
+              <w:rPr>
+                <w:rFonts w:ascii="Arial" w:eastAsia="Arial" w:hAnsi="Arial" w:cs="Arial"/>
+                <w:b/>
+                <w:sz w:val="18"/>
+                <w:szCs w:val="18"/>
+              </w:rPr>
+              <w:t>Stratégie de gestion</w:t>
+            </w:r>
+          </w:p>
+        </w:tc>
+      </w:tr>
+      <w:tr>
+        <w:trPr>
+          <w:trHeight w:val="420"/>
+        </w:trPr>
+        <w:tc>
+          <w:tcPr>
+            <w:tcW w:w="1008" w:type="dxa"/>
+            <w:tcBorders>
+              <w:bottom w:val="single" w:sz="4" w:space="0" w:color="000000"/>
+            </w:tcBorders>
+            <w:vAlign w:val="center"/>
+          </w:tcPr>
+          <w:p>
+            <w:pPr>
+              <w:keepLines/>
+              <w:jc w:val="center"/>
+              <w:rPr>
+                <w:b/>
+                <w:sz w:val="18"/>
+                <w:szCs w:val="18"/>
+              </w:rPr>
+            </w:pPr>
+            <w:r>
+              <w:rPr>
+                <w:b/>
+                <w:sz w:val="18"/>
+                <w:szCs w:val="18"/>
+              </w:rPr>
+              <w:t>9</w:t>
+            </w:r>
+          </w:p>
+        </w:tc>
+        <w:tc>
+          <w:tcPr>
+            <w:tcW w:w="3234" w:type="dxa"/>
+            <w:tcBorders>
+              <w:bottom w:val="single" w:sz="4" w:space="0" w:color="000000"/>
+            </w:tcBorders>
+            <w:vAlign w:val="center"/>
+          </w:tcPr>
+          <w:p>
+            <w:pPr>
+              <w:keepLines/>
+              <w:rPr>
+                <w:sz w:val="18"/>
+                <w:szCs w:val="18"/>
+              </w:rPr>
+            </w:pPr>
+            <w:r>
+              <w:rPr>
+                <w:sz w:val="18"/>
+                <w:szCs w:val="18"/>
+              </w:rPr>
+              <w:t>Étant donné que nous avons peu d'expérience dans la planification d'un projet de cette envergure et dans l'utilisation de l'outil Flutter pour le développement mobile, et que nous ne pouvons pas anticiper les imprévus, il est probable que le développement de certaines fonctionnalités prenne plus de temps que prévu. Cela pourrait entraîner des difficultés dans la planification des sprints et affecter la qualité du livrable.</w:t>
+            </w:r>
+          </w:p>
+        </w:tc>
+        <w:tc>
+          <w:tcPr>
+            <w:tcW w:w="938" w:type="dxa"/>
+            <w:tcBorders>
+              <w:bottom w:val="single" w:sz="4" w:space="0" w:color="000000"/>
+            </w:tcBorders>
+            <w:vAlign w:val="center"/>
+          </w:tcPr>
+          <w:p>
+            <w:pPr>
+              <w:keepLines/>
+              <w:jc w:val="center"/>
+              <w:rPr>
+                <w:sz w:val="18"/>
+                <w:szCs w:val="18"/>
+              </w:rPr>
+            </w:pPr>
+            <w:r>
+              <w:rPr>
+                <w:sz w:val="18"/>
+                <w:szCs w:val="18"/>
+              </w:rPr>
+              <w:t>M</w:t>
+            </w:r>
+          </w:p>
+        </w:tc>
+        <w:tc>
+          <w:tcPr>
+            <w:tcW w:w="1120" w:type="dxa"/>
+            <w:tcBorders>
+              <w:bottom w:val="single" w:sz="4" w:space="0" w:color="000000"/>
+            </w:tcBorders>
+            <w:vAlign w:val="center"/>
+          </w:tcPr>
+          <w:p>
+            <w:pPr>
+              <w:keepLines/>
+              <w:jc w:val="center"/>
+              <w:rPr>
+                <w:sz w:val="18"/>
+                <w:szCs w:val="18"/>
+              </w:rPr>
+            </w:pPr>
+            <w:r>
+              <w:rPr>
+                <w:sz w:val="18"/>
+                <w:szCs w:val="18"/>
+              </w:rPr>
+              <w:t xml:space="preserve">Complexité des </w:t>
+            </w:r>
+            <w:r>
+              <w:rPr>
+                <w:sz w:val="18"/>
+                <w:szCs w:val="18"/>
+              </w:rPr>
+              <w:t>fonctionnalités</w:t>
+            </w:r>
+            <w:r>
+              <w:rPr>
+                <w:sz w:val="18"/>
+                <w:szCs w:val="18"/>
+              </w:rPr>
+              <w:t xml:space="preserve"> a développer</w:t>
+            </w:r>
+          </w:p>
+          <w:p>
+            <w:pPr>
+              <w:keepLines/>
+              <w:jc w:val="center"/>
+              <w:rPr>
+                <w:sz w:val="18"/>
+                <w:szCs w:val="18"/>
+              </w:rPr>
+            </w:pPr>
+          </w:p>
+        </w:tc>
+        <w:tc>
+          <w:tcPr>
+            <w:tcW w:w="3168" w:type="dxa"/>
+            <w:tcBorders>
+              <w:bottom w:val="single" w:sz="4" w:space="0" w:color="000000"/>
+            </w:tcBorders>
+            <w:vAlign w:val="center"/>
+          </w:tcPr>
+          <w:p>
+            <w:pPr>
+              <w:keepLines/>
+              <w:rPr>
+                <w:sz w:val="18"/>
+                <w:szCs w:val="18"/>
+              </w:rPr>
+            </w:pPr>
+            <w:r>
+              <w:rPr>
+                <w:sz w:val="18"/>
+                <w:szCs w:val="18"/>
+              </w:rPr>
+              <w:t>Organiser des sessions de formation cela peut inclure des ateliers, des tutoriels en ligne et mettre en place des réunions hebdomadaires de suivi où chaque membre peut partager ses progrès, ses défis et demander de l'aide si nécessaire.</w:t>
+            </w:r>
+          </w:p>
+        </w:tc>
+      </w:tr>
+    </w:tbl>
+    <w:p/>
+    <w:p/>
+    <w:tbl>
+      <w:tblPr>
+        <w:tblStyle w:val="a0"/>
+        <w:tblW w:w="9468" w:type="dxa"/>
+        <w:tblInd w:w="108" w:type="dxa"/>
+        <w:tblBorders>
+          <w:top w:val="single" w:sz="4" w:space="0" w:color="000000"/>
+          <w:left w:val="single" w:sz="4" w:space="0" w:color="000000"/>
+          <w:bottom w:val="single" w:sz="4" w:space="0" w:color="000000"/>
+          <w:right w:val="single" w:sz="4" w:space="0" w:color="000000"/>
+          <w:insideH w:val="single" w:sz="4" w:space="0" w:color="000000"/>
+          <w:insideV w:val="single" w:sz="4" w:space="0" w:color="000000"/>
+        </w:tblBorders>
+        <w:tblLayout w:type="fixed"/>
+        <w:tblLook w:val="0000" w:firstRow="0" w:lastRow="0" w:firstColumn="0" w:lastColumn="0" w:noHBand="0" w:noVBand="0"/>
+      </w:tblPr>
+      <w:tblGrid>
+        <w:gridCol w:w="1008"/>
+        <w:gridCol w:w="3234"/>
+        <w:gridCol w:w="938"/>
+        <w:gridCol w:w="1120"/>
+        <w:gridCol w:w="3168"/>
+      </w:tblGrid>
+      <w:tr>
+        <w:trPr>
+          <w:trHeight w:val="360"/>
+        </w:trPr>
+        <w:tc>
+          <w:tcPr>
+            <w:tcW w:w="9468" w:type="dxa"/>
+            <w:gridSpan w:val="5"/>
+            <w:tcBorders>
+              <w:bottom w:val="single" w:sz="4" w:space="0" w:color="000000"/>
+            </w:tcBorders>
+            <w:shd w:val="clear" w:color="auto" w:fill="666666"/>
+            <w:vAlign w:val="center"/>
+          </w:tcPr>
+          <w:p>
+            <w:pPr>
+              <w:keepLines/>
+              <w:rPr>
+                <w:rFonts w:ascii="Arial" w:eastAsia="Arial" w:hAnsi="Arial" w:cs="Arial"/>
+                <w:b/>
+                <w:color w:val="FFFFFF"/>
+              </w:rPr>
+            </w:pPr>
+            <w:r>
+              <w:rPr>
+                <w:rFonts w:ascii="Arial" w:eastAsia="Arial" w:hAnsi="Arial" w:cs="Arial"/>
+                <w:b/>
+                <w:color w:val="FFFFFF"/>
+              </w:rPr>
+              <w:t>4</w:t>
+            </w:r>
+            <w:r>
+              <w:rPr>
+                <w:rFonts w:ascii="Arial" w:eastAsia="Arial" w:hAnsi="Arial" w:cs="Arial"/>
+                <w:b/>
+                <w:color w:val="FFFFFF"/>
+              </w:rPr>
+              <w:t xml:space="preserve"> - </w:t>
+            </w:r>
+            <w:r>
+              <w:rPr>
+                <w:b/>
+                <w:color w:val="FFFFFF"/>
+              </w:rPr>
+              <w:t>Mauvaise communication</w:t>
+            </w:r>
+          </w:p>
+        </w:tc>
+      </w:tr>
+      <w:tr>
+        <w:trPr>
+          <w:trHeight w:val="420"/>
+        </w:trPr>
+        <w:tc>
+          <w:tcPr>
+            <w:tcW w:w="1008" w:type="dxa"/>
+            <w:shd w:val="clear" w:color="auto" w:fill="F3F3F3"/>
+            <w:vAlign w:val="center"/>
+          </w:tcPr>
+          <w:p>
+            <w:pPr>
+              <w:keepLines/>
+              <w:jc w:val="center"/>
+              <w:rPr>
+                <w:rFonts w:ascii="Arial" w:eastAsia="Arial" w:hAnsi="Arial" w:cs="Arial"/>
+                <w:b/>
+                <w:sz w:val="18"/>
+                <w:szCs w:val="18"/>
+              </w:rPr>
+            </w:pPr>
+            <w:r>
+              <w:rPr>
+                <w:rFonts w:ascii="Arial" w:eastAsia="Arial" w:hAnsi="Arial" w:cs="Arial"/>
+                <w:b/>
+                <w:sz w:val="18"/>
+                <w:szCs w:val="18"/>
+              </w:rPr>
+              <w:t>Ampleur</w:t>
+            </w:r>
+          </w:p>
+        </w:tc>
+        <w:tc>
+          <w:tcPr>
+            <w:tcW w:w="3234" w:type="dxa"/>
+            <w:shd w:val="clear" w:color="auto" w:fill="F3F3F3"/>
+            <w:vAlign w:val="center"/>
+          </w:tcPr>
+          <w:p>
+            <w:pPr>
+              <w:keepLines/>
+              <w:rPr>
+                <w:rFonts w:ascii="Arial" w:eastAsia="Arial" w:hAnsi="Arial" w:cs="Arial"/>
+                <w:b/>
+                <w:sz w:val="18"/>
+                <w:szCs w:val="18"/>
+              </w:rPr>
+            </w:pPr>
+            <w:r>
+              <w:rPr>
+                <w:rFonts w:ascii="Arial" w:eastAsia="Arial" w:hAnsi="Arial" w:cs="Arial"/>
+                <w:b/>
+                <w:sz w:val="18"/>
+                <w:szCs w:val="18"/>
+              </w:rPr>
+              <w:t>Description</w:t>
+            </w:r>
+          </w:p>
+        </w:tc>
+        <w:tc>
+          <w:tcPr>
+            <w:tcW w:w="938" w:type="dxa"/>
+            <w:shd w:val="clear" w:color="auto" w:fill="F3F3F3"/>
+            <w:vAlign w:val="center"/>
+          </w:tcPr>
+          <w:p>
+            <w:pPr>
+              <w:keepLines/>
+              <w:jc w:val="center"/>
+              <w:rPr>
+                <w:rFonts w:ascii="Arial" w:eastAsia="Arial" w:hAnsi="Arial" w:cs="Arial"/>
+                <w:b/>
+                <w:sz w:val="18"/>
+                <w:szCs w:val="18"/>
+              </w:rPr>
+            </w:pPr>
+            <w:r>
+              <w:rPr>
+                <w:rFonts w:ascii="Arial" w:eastAsia="Arial" w:hAnsi="Arial" w:cs="Arial"/>
+                <w:b/>
+                <w:sz w:val="18"/>
+                <w:szCs w:val="18"/>
+              </w:rPr>
+              <w:t>Impact</w:t>
+            </w:r>
+          </w:p>
+        </w:tc>
+        <w:tc>
+          <w:tcPr>
+            <w:tcW w:w="1120" w:type="dxa"/>
+            <w:shd w:val="clear" w:color="auto" w:fill="F3F3F3"/>
+            <w:vAlign w:val="center"/>
+          </w:tcPr>
+          <w:p>
+            <w:pPr>
+              <w:keepLines/>
+              <w:jc w:val="center"/>
+              <w:rPr>
+                <w:rFonts w:ascii="Arial" w:eastAsia="Arial" w:hAnsi="Arial" w:cs="Arial"/>
+                <w:b/>
+                <w:sz w:val="18"/>
+                <w:szCs w:val="18"/>
+              </w:rPr>
+            </w:pPr>
+            <w:r>
+              <w:rPr>
+                <w:rFonts w:ascii="Arial" w:eastAsia="Arial" w:hAnsi="Arial" w:cs="Arial"/>
+                <w:b/>
+                <w:sz w:val="18"/>
+                <w:szCs w:val="18"/>
+              </w:rPr>
+              <w:t>Facteurs</w:t>
+            </w:r>
+          </w:p>
+        </w:tc>
+        <w:tc>
+          <w:tcPr>
+            <w:tcW w:w="3168" w:type="dxa"/>
+            <w:shd w:val="clear" w:color="auto" w:fill="F3F3F3"/>
+            <w:vAlign w:val="center"/>
+          </w:tcPr>
+          <w:p>
+            <w:pPr>
+              <w:keepLines/>
+              <w:rPr>
+                <w:rFonts w:ascii="Arial" w:eastAsia="Arial" w:hAnsi="Arial" w:cs="Arial"/>
+                <w:b/>
+                <w:sz w:val="18"/>
+                <w:szCs w:val="18"/>
+              </w:rPr>
+            </w:pPr>
+            <w:r>
+              <w:rPr>
+                <w:rFonts w:ascii="Arial" w:eastAsia="Arial" w:hAnsi="Arial" w:cs="Arial"/>
+                <w:b/>
+                <w:sz w:val="18"/>
+                <w:szCs w:val="18"/>
+              </w:rPr>
+              <w:t>Stratégie de gestion</w:t>
+            </w:r>
+          </w:p>
+        </w:tc>
+      </w:tr>
+      <w:tr>
+        <w:trPr>
+          <w:trHeight w:val="420"/>
+        </w:trPr>
+        <w:tc>
+          <w:tcPr>
+            <w:tcW w:w="1008" w:type="dxa"/>
+            <w:tcBorders>
+              <w:bottom w:val="single" w:sz="4" w:space="0" w:color="000000"/>
+            </w:tcBorders>
+            <w:vAlign w:val="center"/>
+          </w:tcPr>
+          <w:p>
+            <w:pPr>
+              <w:keepLines/>
+              <w:jc w:val="center"/>
+              <w:rPr>
+                <w:b/>
+                <w:sz w:val="18"/>
+                <w:szCs w:val="18"/>
+              </w:rPr>
+            </w:pPr>
+            <w:r>
+              <w:rPr>
+                <w:b/>
+                <w:sz w:val="18"/>
+                <w:szCs w:val="18"/>
+              </w:rPr>
+              <w:t>3</w:t>
+            </w:r>
+          </w:p>
+        </w:tc>
+        <w:tc>
+          <w:tcPr>
+            <w:tcW w:w="3234" w:type="dxa"/>
+            <w:tcBorders>
+              <w:bottom w:val="single" w:sz="4" w:space="0" w:color="000000"/>
+            </w:tcBorders>
+            <w:vAlign w:val="center"/>
+          </w:tcPr>
+          <w:p>
+            <w:pPr>
+              <w:keepLines/>
+              <w:rPr>
+                <w:sz w:val="18"/>
+                <w:szCs w:val="18"/>
+              </w:rPr>
+            </w:pPr>
+            <w:r>
+              <w:rPr>
+                <w:sz w:val="18"/>
+                <w:szCs w:val="18"/>
+              </w:rPr>
+              <w:t>Une communication insuffisante entre les membres de l'équipe et le client peut survenir. Par communication insuffisante, nous entendons des échanges manquants, incomplets ou peu clairs. Cela peut entraîner une mauvaise compréhension de certains sujets.</w:t>
+            </w:r>
+          </w:p>
+        </w:tc>
+        <w:tc>
+          <w:tcPr>
+            <w:tcW w:w="938" w:type="dxa"/>
+            <w:tcBorders>
+              <w:bottom w:val="single" w:sz="4" w:space="0" w:color="000000"/>
+            </w:tcBorders>
+            <w:vAlign w:val="center"/>
+          </w:tcPr>
+          <w:p>
+            <w:pPr>
+              <w:keepLines/>
+              <w:jc w:val="center"/>
+              <w:rPr>
+                <w:sz w:val="18"/>
+                <w:szCs w:val="18"/>
+              </w:rPr>
+            </w:pPr>
+            <w:r>
+              <w:rPr>
+                <w:sz w:val="18"/>
+                <w:szCs w:val="18"/>
+              </w:rPr>
+              <w:t>M</w:t>
+            </w:r>
+          </w:p>
+        </w:tc>
+        <w:tc>
+          <w:tcPr>
+            <w:tcW w:w="1120" w:type="dxa"/>
+            <w:tcBorders>
+              <w:bottom w:val="single" w:sz="4" w:space="0" w:color="000000"/>
+            </w:tcBorders>
+            <w:vAlign w:val="center"/>
+          </w:tcPr>
+          <w:p>
+            <w:pPr>
+              <w:keepLines/>
+              <w:jc w:val="center"/>
+              <w:rPr>
+                <w:sz w:val="18"/>
+                <w:szCs w:val="18"/>
+              </w:rPr>
+            </w:pPr>
+            <w:r>
+              <w:rPr>
+                <w:sz w:val="18"/>
+                <w:szCs w:val="18"/>
+              </w:rPr>
+              <w:t>Manque</w:t>
+            </w:r>
+            <w:r>
+              <w:rPr>
+                <w:sz w:val="18"/>
+                <w:szCs w:val="18"/>
+              </w:rPr>
+              <w:t xml:space="preserve"> de retour d’information</w:t>
+            </w:r>
+          </w:p>
+        </w:tc>
+        <w:tc>
+          <w:tcPr>
+            <w:tcW w:w="3168" w:type="dxa"/>
+            <w:tcBorders>
+              <w:bottom w:val="single" w:sz="4" w:space="0" w:color="000000"/>
+            </w:tcBorders>
+            <w:vAlign w:val="center"/>
+          </w:tcPr>
+          <w:p>
+            <w:pPr>
+              <w:keepLines/>
+              <w:rPr>
+                <w:sz w:val="18"/>
+                <w:szCs w:val="18"/>
+              </w:rPr>
+            </w:pPr>
+            <w:r>
+              <w:rPr>
+                <w:sz w:val="18"/>
+                <w:szCs w:val="18"/>
+              </w:rPr>
+              <w:t>Établir</w:t>
+            </w:r>
+            <w:r>
+              <w:rPr>
+                <w:sz w:val="18"/>
+                <w:szCs w:val="18"/>
+              </w:rPr>
+              <w:t xml:space="preserve"> des canaux de communication appropriés "Discord et Gitlab", et des réunions régulières (hebdomadaires) et des mises à jour, afin d'assurer un flux d'informations constant et transparent.</w:t>
+            </w:r>
+          </w:p>
+        </w:tc>
+      </w:tr>
+    </w:tbl>
+    <w:p/>
+    <w:p/>
+    <w:tbl>
+      <w:tblPr>
+        <w:tblStyle w:val="a0"/>
+        <w:tblW w:w="9468" w:type="dxa"/>
+        <w:tblInd w:w="108" w:type="dxa"/>
+        <w:tblBorders>
+          <w:top w:val="single" w:sz="4" w:space="0" w:color="000000"/>
+          <w:left w:val="single" w:sz="4" w:space="0" w:color="000000"/>
+          <w:bottom w:val="single" w:sz="4" w:space="0" w:color="000000"/>
+          <w:right w:val="single" w:sz="4" w:space="0" w:color="000000"/>
+          <w:insideH w:val="single" w:sz="4" w:space="0" w:color="000000"/>
+          <w:insideV w:val="single" w:sz="4" w:space="0" w:color="000000"/>
+        </w:tblBorders>
+        <w:tblLayout w:type="fixed"/>
+        <w:tblLook w:val="0000" w:firstRow="0" w:lastRow="0" w:firstColumn="0" w:lastColumn="0" w:noHBand="0" w:noVBand="0"/>
+      </w:tblPr>
+      <w:tblGrid>
+        <w:gridCol w:w="1008"/>
+        <w:gridCol w:w="3234"/>
+        <w:gridCol w:w="938"/>
+        <w:gridCol w:w="1120"/>
+        <w:gridCol w:w="3168"/>
+      </w:tblGrid>
+      <w:tr>
+        <w:trPr>
+          <w:trHeight w:val="360"/>
+        </w:trPr>
+        <w:tc>
+          <w:tcPr>
+            <w:tcW w:w="9468" w:type="dxa"/>
+            <w:gridSpan w:val="5"/>
+            <w:tcBorders>
+              <w:bottom w:val="single" w:sz="4" w:space="0" w:color="000000"/>
+            </w:tcBorders>
+            <w:shd w:val="clear" w:color="auto" w:fill="666666"/>
+            <w:vAlign w:val="center"/>
+          </w:tcPr>
+          <w:p>
+            <w:pPr>
+              <w:keepLines/>
+              <w:rPr>
+                <w:rFonts w:ascii="Arial" w:eastAsia="Arial" w:hAnsi="Arial" w:cs="Arial"/>
+                <w:b/>
+                <w:color w:val="FFFFFF"/>
+              </w:rPr>
+            </w:pPr>
+            <w:r>
+              <w:rPr>
+                <w:b/>
+                <w:color w:val="FFFFFF"/>
+              </w:rPr>
+              <w:t>5</w:t>
+            </w:r>
+            <w:r>
+              <w:rPr>
+                <w:b/>
+                <w:color w:val="FFFFFF"/>
+              </w:rPr>
+              <w:t>- Erreurs dans le design de l’architecture</w:t>
+            </w:r>
+          </w:p>
+        </w:tc>
+      </w:tr>
+      <w:tr>
+        <w:trPr>
+          <w:trHeight w:val="420"/>
+        </w:trPr>
+        <w:tc>
+          <w:tcPr>
+            <w:tcW w:w="1008" w:type="dxa"/>
+            <w:shd w:val="clear" w:color="auto" w:fill="F3F3F3"/>
+            <w:vAlign w:val="center"/>
+          </w:tcPr>
+          <w:p>
+            <w:pPr>
+              <w:keepLines/>
+              <w:jc w:val="center"/>
+              <w:rPr>
+                <w:rFonts w:ascii="Arial" w:eastAsia="Arial" w:hAnsi="Arial" w:cs="Arial"/>
+                <w:b/>
+                <w:sz w:val="18"/>
+                <w:szCs w:val="18"/>
+              </w:rPr>
+            </w:pPr>
+            <w:r>
+              <w:rPr>
+                <w:rFonts w:ascii="Arial" w:eastAsia="Arial" w:hAnsi="Arial" w:cs="Arial"/>
+                <w:b/>
+                <w:sz w:val="18"/>
+                <w:szCs w:val="18"/>
+              </w:rPr>
+              <w:t>Ampleur</w:t>
+            </w:r>
+          </w:p>
+        </w:tc>
+        <w:tc>
+          <w:tcPr>
+            <w:tcW w:w="3234" w:type="dxa"/>
+            <w:shd w:val="clear" w:color="auto" w:fill="F3F3F3"/>
+            <w:vAlign w:val="center"/>
+          </w:tcPr>
+          <w:p>
+            <w:pPr>
+              <w:keepLines/>
+              <w:rPr>
+                <w:rFonts w:ascii="Arial" w:eastAsia="Arial" w:hAnsi="Arial" w:cs="Arial"/>
+                <w:b/>
+                <w:sz w:val="18"/>
+                <w:szCs w:val="18"/>
+              </w:rPr>
+            </w:pPr>
+            <w:r>
+              <w:rPr>
+                <w:rFonts w:ascii="Arial" w:eastAsia="Arial" w:hAnsi="Arial" w:cs="Arial"/>
+                <w:b/>
+                <w:sz w:val="18"/>
+                <w:szCs w:val="18"/>
+              </w:rPr>
+              <w:t>Description</w:t>
+            </w:r>
+          </w:p>
+        </w:tc>
+        <w:tc>
+          <w:tcPr>
+            <w:tcW w:w="938" w:type="dxa"/>
+            <w:shd w:val="clear" w:color="auto" w:fill="F3F3F3"/>
+            <w:vAlign w:val="center"/>
+          </w:tcPr>
+          <w:p>
+            <w:pPr>
+              <w:keepLines/>
+              <w:jc w:val="center"/>
+              <w:rPr>
+                <w:rFonts w:ascii="Arial" w:eastAsia="Arial" w:hAnsi="Arial" w:cs="Arial"/>
+                <w:b/>
+                <w:sz w:val="18"/>
+                <w:szCs w:val="18"/>
+              </w:rPr>
+            </w:pPr>
+            <w:r>
+              <w:rPr>
+                <w:rFonts w:ascii="Arial" w:eastAsia="Arial" w:hAnsi="Arial" w:cs="Arial"/>
+                <w:b/>
+                <w:sz w:val="18"/>
+                <w:szCs w:val="18"/>
+              </w:rPr>
+              <w:t>Impact</w:t>
+            </w:r>
+          </w:p>
+        </w:tc>
+        <w:tc>
+          <w:tcPr>
+            <w:tcW w:w="1120" w:type="dxa"/>
+            <w:shd w:val="clear" w:color="auto" w:fill="F3F3F3"/>
+            <w:vAlign w:val="center"/>
+          </w:tcPr>
+          <w:p>
+            <w:pPr>
+              <w:keepLines/>
+              <w:jc w:val="center"/>
+              <w:rPr>
+                <w:rFonts w:ascii="Arial" w:eastAsia="Arial" w:hAnsi="Arial" w:cs="Arial"/>
+                <w:b/>
+                <w:sz w:val="18"/>
+                <w:szCs w:val="18"/>
+              </w:rPr>
+            </w:pPr>
+            <w:r>
+              <w:rPr>
+                <w:rFonts w:ascii="Arial" w:eastAsia="Arial" w:hAnsi="Arial" w:cs="Arial"/>
+                <w:b/>
+                <w:sz w:val="18"/>
+                <w:szCs w:val="18"/>
+              </w:rPr>
+              <w:t>Facteurs</w:t>
+            </w:r>
+          </w:p>
+        </w:tc>
+        <w:tc>
+          <w:tcPr>
+            <w:tcW w:w="3168" w:type="dxa"/>
+            <w:shd w:val="clear" w:color="auto" w:fill="F3F3F3"/>
+            <w:vAlign w:val="center"/>
+          </w:tcPr>
+          <w:p>
+            <w:pPr>
+              <w:keepLines/>
+              <w:rPr>
+                <w:rFonts w:ascii="Arial" w:eastAsia="Arial" w:hAnsi="Arial" w:cs="Arial"/>
+                <w:b/>
+                <w:sz w:val="18"/>
+                <w:szCs w:val="18"/>
+              </w:rPr>
+            </w:pPr>
+            <w:r>
+              <w:rPr>
+                <w:rFonts w:ascii="Arial" w:eastAsia="Arial" w:hAnsi="Arial" w:cs="Arial"/>
+                <w:b/>
+                <w:sz w:val="18"/>
+                <w:szCs w:val="18"/>
+              </w:rPr>
+              <w:t>Stratégie de gestion</w:t>
+            </w:r>
+          </w:p>
+        </w:tc>
+      </w:tr>
+      <w:tr>
+        <w:trPr>
+          <w:trHeight w:val="420"/>
+        </w:trPr>
+        <w:tc>
+          <w:tcPr>
+            <w:tcW w:w="1008" w:type="dxa"/>
+            <w:tcBorders>
+              <w:bottom w:val="single" w:sz="4" w:space="0" w:color="000000"/>
+            </w:tcBorders>
+            <w:vAlign w:val="center"/>
+          </w:tcPr>
+          <w:p>
+            <w:pPr>
+              <w:keepLines/>
+              <w:jc w:val="center"/>
+              <w:rPr>
+                <w:b/>
+                <w:sz w:val="18"/>
+                <w:szCs w:val="18"/>
+              </w:rPr>
+            </w:pPr>
+            <w:r>
+              <w:rPr>
+                <w:b/>
+                <w:sz w:val="18"/>
+                <w:szCs w:val="18"/>
+              </w:rPr>
+              <w:t>4</w:t>
+            </w:r>
+          </w:p>
+        </w:tc>
+        <w:tc>
+          <w:tcPr>
+            <w:tcW w:w="3234" w:type="dxa"/>
+            <w:tcBorders>
+              <w:bottom w:val="single" w:sz="4" w:space="0" w:color="000000"/>
+            </w:tcBorders>
+            <w:vAlign w:val="center"/>
+          </w:tcPr>
+          <w:p>
+            <w:pPr>
+              <w:keepLines/>
+              <w:rPr>
+                <w:sz w:val="18"/>
+                <w:szCs w:val="18"/>
+              </w:rPr>
+            </w:pPr>
+            <w:r>
+              <w:rPr>
+                <w:sz w:val="18"/>
+                <w:szCs w:val="18"/>
+              </w:rPr>
+              <w:t>Des erreurs dans le design de l’architecture peuvent causer des problèmes tout au long du projet.</w:t>
+            </w:r>
+          </w:p>
+        </w:tc>
+        <w:tc>
+          <w:tcPr>
+            <w:tcW w:w="938" w:type="dxa"/>
+            <w:tcBorders>
+              <w:bottom w:val="single" w:sz="4" w:space="0" w:color="000000"/>
+            </w:tcBorders>
+            <w:vAlign w:val="center"/>
+          </w:tcPr>
+          <w:p>
+            <w:pPr>
+              <w:keepLines/>
+              <w:jc w:val="center"/>
+              <w:rPr>
+                <w:sz w:val="18"/>
+                <w:szCs w:val="18"/>
+              </w:rPr>
+            </w:pPr>
+            <w:r>
+              <w:rPr>
+                <w:sz w:val="18"/>
+                <w:szCs w:val="18"/>
+              </w:rPr>
+              <w:t>M</w:t>
+            </w:r>
+          </w:p>
+        </w:tc>
+        <w:tc>
+          <w:tcPr>
+            <w:tcW w:w="1120" w:type="dxa"/>
+            <w:tcBorders>
+              <w:bottom w:val="single" w:sz="4" w:space="0" w:color="000000"/>
+            </w:tcBorders>
+            <w:vAlign w:val="center"/>
+          </w:tcPr>
+          <w:p>
+            <w:pPr>
+              <w:keepLines/>
+              <w:jc w:val="center"/>
+              <w:rPr>
+                <w:sz w:val="18"/>
+                <w:szCs w:val="18"/>
+              </w:rPr>
+            </w:pPr>
+            <w:r>
+              <w:rPr>
+                <w:sz w:val="18"/>
+                <w:szCs w:val="18"/>
+              </w:rPr>
+              <w:t>Nombre d’erreur</w:t>
+            </w:r>
+          </w:p>
+          <w:p>
+            <w:pPr>
+              <w:keepLines/>
+              <w:jc w:val="center"/>
+              <w:rPr>
+                <w:sz w:val="18"/>
+                <w:szCs w:val="18"/>
+              </w:rPr>
+            </w:pPr>
+          </w:p>
+          <w:p>
+            <w:pPr>
+              <w:keepLines/>
+              <w:jc w:val="center"/>
+              <w:rPr>
+                <w:sz w:val="18"/>
+                <w:szCs w:val="18"/>
+              </w:rPr>
+            </w:pPr>
+            <w:r>
+              <w:rPr>
+                <w:sz w:val="18"/>
+                <w:szCs w:val="18"/>
+              </w:rPr>
+              <w:t>Et</w:t>
+            </w:r>
+          </w:p>
+          <w:p>
+            <w:pPr>
+              <w:keepLines/>
+              <w:jc w:val="center"/>
+              <w:rPr>
+                <w:sz w:val="18"/>
+                <w:szCs w:val="18"/>
+              </w:rPr>
+            </w:pPr>
+          </w:p>
+          <w:p>
+            <w:pPr>
+              <w:keepLines/>
+              <w:jc w:val="center"/>
+              <w:rPr>
+                <w:sz w:val="18"/>
+                <w:szCs w:val="18"/>
+              </w:rPr>
+            </w:pPr>
+            <w:r>
+              <w:rPr>
+                <w:sz w:val="18"/>
+                <w:szCs w:val="18"/>
+              </w:rPr>
+              <w:t>Efficacité au travaille</w:t>
+            </w:r>
+          </w:p>
+        </w:tc>
+        <w:tc>
+          <w:tcPr>
+            <w:tcW w:w="3168" w:type="dxa"/>
+            <w:tcBorders>
+              <w:bottom w:val="single" w:sz="4" w:space="0" w:color="000000"/>
+            </w:tcBorders>
+            <w:vAlign w:val="center"/>
+          </w:tcPr>
+          <w:p>
+            <w:pPr>
+              <w:keepLines/>
+              <w:rPr>
+                <w:sz w:val="18"/>
+                <w:szCs w:val="18"/>
+              </w:rPr>
+            </w:pPr>
+            <w:r>
+              <w:rPr>
+                <w:sz w:val="18"/>
+                <w:szCs w:val="18"/>
+              </w:rPr>
+              <w:t>Le document d'architecture sera examiné et compris par toute l'équipe avant le début du développement. En cas d'erreurs, celles-ci seront discutées en groupe et corrigées.</w:t>
+            </w:r>
+          </w:p>
+        </w:tc>
+      </w:tr>
+    </w:tbl>
+    <w:p/>
+    <w:p/>
+    <w:tbl>
+      <w:tblPr>
+        <w:tblStyle w:val="a0"/>
+        <w:tblW w:w="9468" w:type="dxa"/>
+        <w:tblInd w:w="108" w:type="dxa"/>
+        <w:tblBorders>
+          <w:top w:val="single" w:sz="4" w:space="0" w:color="000000"/>
+          <w:left w:val="single" w:sz="4" w:space="0" w:color="000000"/>
+          <w:bottom w:val="single" w:sz="4" w:space="0" w:color="000000"/>
+          <w:right w:val="single" w:sz="4" w:space="0" w:color="000000"/>
+          <w:insideH w:val="single" w:sz="4" w:space="0" w:color="000000"/>
+          <w:insideV w:val="single" w:sz="4" w:space="0" w:color="000000"/>
+        </w:tblBorders>
+        <w:tblLayout w:type="fixed"/>
+        <w:tblLook w:val="0000" w:firstRow="0" w:lastRow="0" w:firstColumn="0" w:lastColumn="0" w:noHBand="0" w:noVBand="0"/>
+      </w:tblPr>
+      <w:tblGrid>
+        <w:gridCol w:w="1008"/>
+        <w:gridCol w:w="3234"/>
+        <w:gridCol w:w="938"/>
+        <w:gridCol w:w="1120"/>
+        <w:gridCol w:w="3168"/>
+      </w:tblGrid>
+      <w:tr>
+        <w:trPr>
+          <w:trHeight w:val="360"/>
+        </w:trPr>
+        <w:tc>
+          <w:tcPr>
+            <w:tcW w:w="9468" w:type="dxa"/>
+            <w:gridSpan w:val="5"/>
+            <w:tcBorders>
+              <w:bottom w:val="single" w:sz="4" w:space="0" w:color="000000"/>
+            </w:tcBorders>
+            <w:shd w:val="clear" w:color="auto" w:fill="666666"/>
+            <w:vAlign w:val="center"/>
+          </w:tcPr>
+          <w:p>
+            <w:pPr>
+              <w:keepLines/>
+              <w:rPr>
+                <w:rFonts w:ascii="Arial" w:eastAsia="Arial" w:hAnsi="Arial" w:cs="Arial"/>
+                <w:b/>
+                <w:color w:val="FFFFFF"/>
+              </w:rPr>
+            </w:pPr>
+            <w:r>
+              <w:rPr>
+                <w:rFonts w:ascii="Arial" w:eastAsia="Arial" w:hAnsi="Arial" w:cs="Arial"/>
+                <w:b/>
+                <w:color w:val="FFFFFF"/>
+              </w:rPr>
+              <w:t>6</w:t>
+            </w:r>
+            <w:r>
+              <w:rPr>
+                <w:rFonts w:ascii="Arial" w:eastAsia="Arial" w:hAnsi="Arial" w:cs="Arial"/>
+                <w:b/>
+                <w:color w:val="FFFFFF"/>
+              </w:rPr>
+              <w:t xml:space="preserve"> - </w:t>
+            </w:r>
+            <w:r>
+              <w:rPr>
+                <w:b/>
+                <w:color w:val="FFFFFF"/>
+              </w:rPr>
+              <w:t>Mauvaise planification</w:t>
+            </w:r>
+          </w:p>
+        </w:tc>
+      </w:tr>
+      <w:tr>
+        <w:trPr>
+          <w:trHeight w:val="420"/>
+        </w:trPr>
+        <w:tc>
+          <w:tcPr>
+            <w:tcW w:w="1008" w:type="dxa"/>
+            <w:shd w:val="clear" w:color="auto" w:fill="F3F3F3"/>
+            <w:vAlign w:val="center"/>
+          </w:tcPr>
+          <w:p>
+            <w:pPr>
+              <w:keepLines/>
+              <w:jc w:val="center"/>
+              <w:rPr>
+                <w:rFonts w:ascii="Arial" w:eastAsia="Arial" w:hAnsi="Arial" w:cs="Arial"/>
+                <w:b/>
+                <w:sz w:val="18"/>
+                <w:szCs w:val="18"/>
+              </w:rPr>
+            </w:pPr>
+            <w:r>
+              <w:rPr>
+                <w:rFonts w:ascii="Arial" w:eastAsia="Arial" w:hAnsi="Arial" w:cs="Arial"/>
+                <w:b/>
+                <w:sz w:val="18"/>
+                <w:szCs w:val="18"/>
+              </w:rPr>
+              <w:lastRenderedPageBreak/>
+              <w:t>Ampleur</w:t>
+            </w:r>
+          </w:p>
+        </w:tc>
+        <w:tc>
+          <w:tcPr>
+            <w:tcW w:w="3234" w:type="dxa"/>
+            <w:shd w:val="clear" w:color="auto" w:fill="F3F3F3"/>
+            <w:vAlign w:val="center"/>
+          </w:tcPr>
+          <w:p>
+            <w:pPr>
+              <w:keepLines/>
+              <w:rPr>
+                <w:rFonts w:ascii="Arial" w:eastAsia="Arial" w:hAnsi="Arial" w:cs="Arial"/>
+                <w:b/>
+                <w:sz w:val="18"/>
+                <w:szCs w:val="18"/>
+              </w:rPr>
+            </w:pPr>
+            <w:r>
+              <w:rPr>
+                <w:rFonts w:ascii="Arial" w:eastAsia="Arial" w:hAnsi="Arial" w:cs="Arial"/>
+                <w:b/>
+                <w:sz w:val="18"/>
+                <w:szCs w:val="18"/>
+              </w:rPr>
+              <w:t>Description</w:t>
+            </w:r>
+          </w:p>
+        </w:tc>
+        <w:tc>
+          <w:tcPr>
+            <w:tcW w:w="938" w:type="dxa"/>
+            <w:shd w:val="clear" w:color="auto" w:fill="F3F3F3"/>
+            <w:vAlign w:val="center"/>
+          </w:tcPr>
+          <w:p>
+            <w:pPr>
+              <w:keepLines/>
+              <w:jc w:val="center"/>
+              <w:rPr>
+                <w:rFonts w:ascii="Arial" w:eastAsia="Arial" w:hAnsi="Arial" w:cs="Arial"/>
+                <w:b/>
+                <w:sz w:val="18"/>
+                <w:szCs w:val="18"/>
+              </w:rPr>
+            </w:pPr>
+            <w:r>
+              <w:rPr>
+                <w:rFonts w:ascii="Arial" w:eastAsia="Arial" w:hAnsi="Arial" w:cs="Arial"/>
+                <w:b/>
+                <w:sz w:val="18"/>
+                <w:szCs w:val="18"/>
+              </w:rPr>
+              <w:t>Impact</w:t>
+            </w:r>
+          </w:p>
+        </w:tc>
+        <w:tc>
+          <w:tcPr>
+            <w:tcW w:w="1120" w:type="dxa"/>
+            <w:shd w:val="clear" w:color="auto" w:fill="F3F3F3"/>
+            <w:vAlign w:val="center"/>
+          </w:tcPr>
+          <w:p>
+            <w:pPr>
+              <w:keepLines/>
+              <w:jc w:val="center"/>
+              <w:rPr>
+                <w:rFonts w:ascii="Arial" w:eastAsia="Arial" w:hAnsi="Arial" w:cs="Arial"/>
+                <w:b/>
+                <w:sz w:val="18"/>
+                <w:szCs w:val="18"/>
+              </w:rPr>
+            </w:pPr>
+            <w:r>
+              <w:rPr>
+                <w:rFonts w:ascii="Arial" w:eastAsia="Arial" w:hAnsi="Arial" w:cs="Arial"/>
+                <w:b/>
+                <w:sz w:val="18"/>
+                <w:szCs w:val="18"/>
+              </w:rPr>
+              <w:t>Facteurs</w:t>
+            </w:r>
+          </w:p>
+        </w:tc>
+        <w:tc>
+          <w:tcPr>
+            <w:tcW w:w="3168" w:type="dxa"/>
+            <w:shd w:val="clear" w:color="auto" w:fill="F3F3F3"/>
+            <w:vAlign w:val="center"/>
+          </w:tcPr>
+          <w:p>
+            <w:pPr>
+              <w:keepLines/>
+              <w:rPr>
+                <w:rFonts w:ascii="Arial" w:eastAsia="Arial" w:hAnsi="Arial" w:cs="Arial"/>
+                <w:b/>
+                <w:sz w:val="18"/>
+                <w:szCs w:val="18"/>
+              </w:rPr>
+            </w:pPr>
+            <w:r>
+              <w:rPr>
+                <w:rFonts w:ascii="Arial" w:eastAsia="Arial" w:hAnsi="Arial" w:cs="Arial"/>
+                <w:b/>
+                <w:sz w:val="18"/>
+                <w:szCs w:val="18"/>
+              </w:rPr>
+              <w:t>Stratégie de gestion</w:t>
+            </w:r>
+          </w:p>
+        </w:tc>
+      </w:tr>
+      <w:tr>
+        <w:trPr>
+          <w:trHeight w:val="420"/>
+        </w:trPr>
+        <w:tc>
+          <w:tcPr>
+            <w:tcW w:w="1008" w:type="dxa"/>
+            <w:tcBorders>
+              <w:bottom w:val="single" w:sz="4" w:space="0" w:color="000000"/>
+            </w:tcBorders>
+            <w:vAlign w:val="center"/>
+          </w:tcPr>
+          <w:p>
+            <w:pPr>
+              <w:keepLines/>
+              <w:jc w:val="center"/>
+              <w:rPr>
+                <w:b/>
+                <w:sz w:val="18"/>
+                <w:szCs w:val="18"/>
+              </w:rPr>
+            </w:pPr>
+            <w:r>
+              <w:rPr>
+                <w:b/>
+                <w:sz w:val="18"/>
+                <w:szCs w:val="18"/>
+              </w:rPr>
+              <w:t>8</w:t>
+            </w:r>
+          </w:p>
+        </w:tc>
+        <w:tc>
+          <w:tcPr>
+            <w:tcW w:w="3234" w:type="dxa"/>
+            <w:tcBorders>
+              <w:bottom w:val="single" w:sz="4" w:space="0" w:color="000000"/>
+            </w:tcBorders>
+            <w:vAlign w:val="center"/>
+          </w:tcPr>
+          <w:p>
+            <w:pPr>
+              <w:keepLines/>
+              <w:rPr>
+                <w:sz w:val="18"/>
+                <w:szCs w:val="18"/>
+              </w:rPr>
+            </w:pPr>
+            <w:r>
+              <w:rPr>
+                <w:sz w:val="18"/>
+                <w:szCs w:val="18"/>
+              </w:rPr>
+              <w:t>Une mauvaise planification des sprints et des exigences peut survenir avant et pendant le développement. Étant donné que nous ne pouvons pas toujours évaluer avec précision la difficulté d'une fonctionnalité ni le temps nécessaire à son développement, il est presque impossible d'atteindre une planification parfaite du projet.</w:t>
+            </w:r>
+          </w:p>
+        </w:tc>
+        <w:tc>
+          <w:tcPr>
+            <w:tcW w:w="938" w:type="dxa"/>
+            <w:tcBorders>
+              <w:bottom w:val="single" w:sz="4" w:space="0" w:color="000000"/>
+            </w:tcBorders>
+            <w:vAlign w:val="center"/>
+          </w:tcPr>
+          <w:p>
+            <w:pPr>
+              <w:keepLines/>
+              <w:jc w:val="center"/>
+              <w:rPr>
+                <w:sz w:val="18"/>
+                <w:szCs w:val="18"/>
+              </w:rPr>
+            </w:pPr>
+            <w:r>
+              <w:rPr>
+                <w:sz w:val="18"/>
+                <w:szCs w:val="18"/>
+              </w:rPr>
+              <w:t>E</w:t>
+            </w:r>
+          </w:p>
+        </w:tc>
+        <w:tc>
+          <w:tcPr>
+            <w:tcW w:w="1120" w:type="dxa"/>
+            <w:tcBorders>
+              <w:bottom w:val="single" w:sz="4" w:space="0" w:color="000000"/>
+            </w:tcBorders>
+            <w:vAlign w:val="center"/>
+          </w:tcPr>
+          <w:p>
+            <w:pPr>
+              <w:keepLines/>
+              <w:jc w:val="center"/>
+              <w:rPr>
+                <w:sz w:val="18"/>
+                <w:szCs w:val="18"/>
+              </w:rPr>
+            </w:pPr>
+            <w:r>
+              <w:rPr>
+                <w:sz w:val="18"/>
+                <w:szCs w:val="18"/>
+              </w:rPr>
+              <w:t>Complexité des fonctionnalités</w:t>
+            </w:r>
+          </w:p>
+          <w:p>
+            <w:pPr>
+              <w:keepLines/>
+              <w:jc w:val="center"/>
+              <w:rPr>
+                <w:sz w:val="18"/>
+                <w:szCs w:val="18"/>
+              </w:rPr>
+            </w:pPr>
+          </w:p>
+          <w:p>
+            <w:pPr>
+              <w:keepLines/>
+              <w:jc w:val="center"/>
+              <w:rPr>
+                <w:sz w:val="18"/>
+                <w:szCs w:val="18"/>
+              </w:rPr>
+            </w:pPr>
+            <w:r>
+              <w:rPr>
+                <w:sz w:val="18"/>
+                <w:szCs w:val="18"/>
+              </w:rPr>
+              <w:t>Et</w:t>
+            </w:r>
+          </w:p>
+          <w:p>
+            <w:pPr>
+              <w:keepLines/>
+              <w:jc w:val="center"/>
+              <w:rPr>
+                <w:sz w:val="18"/>
+                <w:szCs w:val="18"/>
+              </w:rPr>
+            </w:pPr>
+          </w:p>
+          <w:p>
+            <w:pPr>
+              <w:keepLines/>
+              <w:jc w:val="center"/>
+              <w:rPr>
+                <w:sz w:val="18"/>
+                <w:szCs w:val="18"/>
+              </w:rPr>
+            </w:pPr>
+            <w:r>
+              <w:rPr>
+                <w:sz w:val="18"/>
+                <w:szCs w:val="18"/>
+              </w:rPr>
+              <w:t>Inexpérience de l'équipe</w:t>
+            </w:r>
+          </w:p>
+        </w:tc>
+        <w:tc>
+          <w:tcPr>
+            <w:tcW w:w="3168" w:type="dxa"/>
+            <w:tcBorders>
+              <w:bottom w:val="single" w:sz="4" w:space="0" w:color="000000"/>
+            </w:tcBorders>
+            <w:vAlign w:val="center"/>
+          </w:tcPr>
+          <w:p>
+            <w:pPr>
+              <w:keepLines/>
+              <w:rPr>
+                <w:sz w:val="18"/>
+                <w:szCs w:val="18"/>
+              </w:rPr>
+            </w:pPr>
+            <w:r>
+              <w:rPr>
+                <w:sz w:val="18"/>
+                <w:szCs w:val="18"/>
+              </w:rPr>
+              <w:t>Une</w:t>
+            </w:r>
+            <w:r>
+              <w:rPr>
+                <w:sz w:val="18"/>
+                <w:szCs w:val="18"/>
+              </w:rPr>
+              <w:t xml:space="preserve"> planification initiale où les exigences sont clairement documentées et évaluées en équipe. Il faut établir des estimations de temps réalistes, en tenant compte des complexités. Des réunions régulières permettront d'ajuster les priorités et de résoudre les problèmes au fur et à mesure.</w:t>
+            </w:r>
+          </w:p>
+        </w:tc>
+      </w:tr>
+    </w:tbl>
+    <w:p/>
+    <w:tbl>
+      <w:tblPr>
+        <w:tblStyle w:val="a0"/>
+        <w:tblW w:w="9468" w:type="dxa"/>
+        <w:tblInd w:w="108" w:type="dxa"/>
+        <w:tblBorders>
+          <w:top w:val="single" w:sz="4" w:space="0" w:color="000000"/>
+          <w:left w:val="single" w:sz="4" w:space="0" w:color="000000"/>
+          <w:bottom w:val="single" w:sz="4" w:space="0" w:color="000000"/>
+          <w:right w:val="single" w:sz="4" w:space="0" w:color="000000"/>
+          <w:insideH w:val="single" w:sz="4" w:space="0" w:color="000000"/>
+          <w:insideV w:val="single" w:sz="4" w:space="0" w:color="000000"/>
+        </w:tblBorders>
+        <w:tblLayout w:type="fixed"/>
+        <w:tblLook w:val="0000" w:firstRow="0" w:lastRow="0" w:firstColumn="0" w:lastColumn="0" w:noHBand="0" w:noVBand="0"/>
+      </w:tblPr>
+      <w:tblGrid>
+        <w:gridCol w:w="1008"/>
+        <w:gridCol w:w="3234"/>
+        <w:gridCol w:w="938"/>
+        <w:gridCol w:w="1120"/>
+        <w:gridCol w:w="3168"/>
+      </w:tblGrid>
+      <w:tr>
+        <w:trPr>
+          <w:trHeight w:val="360"/>
+        </w:trPr>
+        <w:tc>
+          <w:tcPr>
+            <w:tcW w:w="9468" w:type="dxa"/>
+            <w:gridSpan w:val="5"/>
+            <w:tcBorders>
+              <w:bottom w:val="single" w:sz="4" w:space="0" w:color="000000"/>
+            </w:tcBorders>
+            <w:shd w:val="clear" w:color="auto" w:fill="666666"/>
+            <w:vAlign w:val="center"/>
+          </w:tcPr>
+          <w:p>
+            <w:pPr>
+              <w:keepLines/>
+              <w:rPr>
+                <w:rFonts w:ascii="Arial" w:eastAsia="Arial" w:hAnsi="Arial" w:cs="Arial"/>
+                <w:b/>
+                <w:color w:val="FFFFFF"/>
+              </w:rPr>
+            </w:pPr>
+            <w:r>
+              <w:rPr>
+                <w:rFonts w:ascii="Arial" w:eastAsia="Arial" w:hAnsi="Arial" w:cs="Arial"/>
+                <w:b/>
+                <w:color w:val="FFFFFF"/>
+              </w:rPr>
+              <w:t>&lt;ID du risque&gt; - Nom descriptif</w:t>
+            </w:r>
+          </w:p>
+        </w:tc>
+      </w:tr>
+      <w:tr>
+        <w:trPr>
+          <w:trHeight w:val="420"/>
+        </w:trPr>
+        <w:tc>
+          <w:tcPr>
+            <w:tcW w:w="1008" w:type="dxa"/>
+            <w:shd w:val="clear" w:color="auto" w:fill="F3F3F3"/>
+            <w:vAlign w:val="center"/>
+          </w:tcPr>
+          <w:p>
+            <w:pPr>
+              <w:keepLines/>
+              <w:jc w:val="center"/>
+              <w:rPr>
+                <w:rFonts w:ascii="Arial" w:eastAsia="Arial" w:hAnsi="Arial" w:cs="Arial"/>
+                <w:b/>
+                <w:sz w:val="18"/>
+                <w:szCs w:val="18"/>
+              </w:rPr>
+            </w:pPr>
+            <w:r>
+              <w:rPr>
+                <w:rFonts w:ascii="Arial" w:eastAsia="Arial" w:hAnsi="Arial" w:cs="Arial"/>
+                <w:b/>
+                <w:sz w:val="18"/>
+                <w:szCs w:val="18"/>
+              </w:rPr>
+              <w:t>Ampleur</w:t>
+            </w:r>
+          </w:p>
+        </w:tc>
+        <w:tc>
+          <w:tcPr>
+            <w:tcW w:w="3234" w:type="dxa"/>
+            <w:shd w:val="clear" w:color="auto" w:fill="F3F3F3"/>
+            <w:vAlign w:val="center"/>
+          </w:tcPr>
+          <w:p>
+            <w:pPr>
+              <w:keepLines/>
+              <w:rPr>
+                <w:rFonts w:ascii="Arial" w:eastAsia="Arial" w:hAnsi="Arial" w:cs="Arial"/>
+                <w:b/>
+                <w:sz w:val="18"/>
+                <w:szCs w:val="18"/>
+              </w:rPr>
+            </w:pPr>
+            <w:r>
+              <w:rPr>
+                <w:rFonts w:ascii="Arial" w:eastAsia="Arial" w:hAnsi="Arial" w:cs="Arial"/>
+                <w:b/>
+                <w:sz w:val="18"/>
+                <w:szCs w:val="18"/>
+              </w:rPr>
+              <w:t>Description</w:t>
+            </w:r>
+          </w:p>
+        </w:tc>
+        <w:tc>
+          <w:tcPr>
+            <w:tcW w:w="938" w:type="dxa"/>
+            <w:shd w:val="clear" w:color="auto" w:fill="F3F3F3"/>
+            <w:vAlign w:val="center"/>
+          </w:tcPr>
+          <w:p>
+            <w:pPr>
+              <w:keepLines/>
+              <w:jc w:val="center"/>
+              <w:rPr>
+                <w:rFonts w:ascii="Arial" w:eastAsia="Arial" w:hAnsi="Arial" w:cs="Arial"/>
+                <w:b/>
+                <w:sz w:val="18"/>
+                <w:szCs w:val="18"/>
+              </w:rPr>
+            </w:pPr>
+            <w:r>
+              <w:rPr>
+                <w:rFonts w:ascii="Arial" w:eastAsia="Arial" w:hAnsi="Arial" w:cs="Arial"/>
+                <w:b/>
+                <w:sz w:val="18"/>
+                <w:szCs w:val="18"/>
+              </w:rPr>
+              <w:t>Impact</w:t>
+            </w:r>
+          </w:p>
+        </w:tc>
+        <w:tc>
+          <w:tcPr>
+            <w:tcW w:w="1120" w:type="dxa"/>
+            <w:shd w:val="clear" w:color="auto" w:fill="F3F3F3"/>
+            <w:vAlign w:val="center"/>
+          </w:tcPr>
+          <w:p>
+            <w:pPr>
+              <w:keepLines/>
+              <w:jc w:val="center"/>
+              <w:rPr>
+                <w:rFonts w:ascii="Arial" w:eastAsia="Arial" w:hAnsi="Arial" w:cs="Arial"/>
+                <w:b/>
+                <w:sz w:val="18"/>
+                <w:szCs w:val="18"/>
+              </w:rPr>
+            </w:pPr>
+            <w:r>
+              <w:rPr>
+                <w:rFonts w:ascii="Arial" w:eastAsia="Arial" w:hAnsi="Arial" w:cs="Arial"/>
+                <w:b/>
+                <w:sz w:val="18"/>
+                <w:szCs w:val="18"/>
+              </w:rPr>
+              <w:t>Facteurs</w:t>
+            </w:r>
+          </w:p>
+        </w:tc>
+        <w:tc>
+          <w:tcPr>
+            <w:tcW w:w="3168" w:type="dxa"/>
+            <w:shd w:val="clear" w:color="auto" w:fill="F3F3F3"/>
+            <w:vAlign w:val="center"/>
+          </w:tcPr>
+          <w:p>
+            <w:pPr>
+              <w:keepLines/>
+              <w:rPr>
+                <w:rFonts w:ascii="Arial" w:eastAsia="Arial" w:hAnsi="Arial" w:cs="Arial"/>
+                <w:b/>
+                <w:sz w:val="18"/>
+                <w:szCs w:val="18"/>
+              </w:rPr>
+            </w:pPr>
+            <w:r>
+              <w:rPr>
+                <w:rFonts w:ascii="Arial" w:eastAsia="Arial" w:hAnsi="Arial" w:cs="Arial"/>
+                <w:b/>
+                <w:sz w:val="18"/>
+                <w:szCs w:val="18"/>
+              </w:rPr>
+              <w:t>Stratégie de gestion</w:t>
+            </w:r>
+          </w:p>
+        </w:tc>
+      </w:tr>
+      <w:tr>
+        <w:trPr>
+          <w:trHeight w:val="420"/>
+        </w:trPr>
+        <w:tc>
+          <w:tcPr>
+            <w:tcW w:w="1008" w:type="dxa"/>
+            <w:tcBorders>
+              <w:bottom w:val="single" w:sz="4" w:space="0" w:color="000000"/>
+            </w:tcBorders>
+            <w:vAlign w:val="center"/>
+          </w:tcPr>
+          <w:p>
+            <w:pPr>
+              <w:keepLines/>
+              <w:jc w:val="center"/>
+              <w:rPr>
+                <w:b/>
+                <w:sz w:val="18"/>
+                <w:szCs w:val="18"/>
+              </w:rPr>
+            </w:pPr>
+          </w:p>
+        </w:tc>
+        <w:tc>
+          <w:tcPr>
+            <w:tcW w:w="3234" w:type="dxa"/>
+            <w:tcBorders>
+              <w:bottom w:val="single" w:sz="4" w:space="0" w:color="000000"/>
+            </w:tcBorders>
+            <w:vAlign w:val="center"/>
+          </w:tcPr>
+          <w:p>
+            <w:pPr>
+              <w:keepLines/>
+              <w:rPr>
+                <w:sz w:val="18"/>
+                <w:szCs w:val="18"/>
+              </w:rPr>
+            </w:pPr>
+          </w:p>
+        </w:tc>
+        <w:tc>
+          <w:tcPr>
+            <w:tcW w:w="938" w:type="dxa"/>
+            <w:tcBorders>
+              <w:bottom w:val="single" w:sz="4" w:space="0" w:color="000000"/>
+            </w:tcBorders>
+            <w:vAlign w:val="center"/>
+          </w:tcPr>
+          <w:p>
+            <w:pPr>
+              <w:keepLines/>
+              <w:jc w:val="center"/>
+              <w:rPr>
+                <w:sz w:val="18"/>
+                <w:szCs w:val="18"/>
+              </w:rPr>
+            </w:pPr>
+          </w:p>
+        </w:tc>
+        <w:tc>
+          <w:tcPr>
+            <w:tcW w:w="1120" w:type="dxa"/>
+            <w:tcBorders>
+              <w:bottom w:val="single" w:sz="4" w:space="0" w:color="000000"/>
+            </w:tcBorders>
+            <w:vAlign w:val="center"/>
+          </w:tcPr>
+          <w:p>
+            <w:pPr>
+              <w:keepLines/>
+              <w:jc w:val="center"/>
+              <w:rPr>
+                <w:sz w:val="18"/>
+                <w:szCs w:val="18"/>
+              </w:rPr>
+            </w:pPr>
+          </w:p>
+        </w:tc>
+        <w:tc>
+          <w:tcPr>
+            <w:tcW w:w="3168" w:type="dxa"/>
+            <w:tcBorders>
+              <w:bottom w:val="single" w:sz="4" w:space="0" w:color="000000"/>
+            </w:tcBorders>
+            <w:vAlign w:val="center"/>
+          </w:tcPr>
+          <w:p>
+            <w:pPr>
+              <w:keepLines/>
+              <w:rPr>
+                <w:sz w:val="18"/>
+                <w:szCs w:val="18"/>
+              </w:rPr>
+            </w:pPr>
+          </w:p>
+        </w:tc>
+      </w:tr>
+    </w:tbl>
+    <w:p/>
+    <w:tbl>
+      <w:tblPr>
+        <w:tblStyle w:val="a0"/>
+        <w:tblW w:w="9468" w:type="dxa"/>
+        <w:tblInd w:w="108" w:type="dxa"/>
+        <w:tblBorders>
+          <w:top w:val="single" w:sz="4" w:space="0" w:color="000000"/>
+          <w:left w:val="single" w:sz="4" w:space="0" w:color="000000"/>
+          <w:bottom w:val="single" w:sz="4" w:space="0" w:color="000000"/>
+          <w:right w:val="single" w:sz="4" w:space="0" w:color="000000"/>
+          <w:insideH w:val="single" w:sz="4" w:space="0" w:color="000000"/>
+          <w:insideV w:val="single" w:sz="4" w:space="0" w:color="000000"/>
+        </w:tblBorders>
+        <w:tblLayout w:type="fixed"/>
+        <w:tblLook w:val="0000" w:firstRow="0" w:lastRow="0" w:firstColumn="0" w:lastColumn="0" w:noHBand="0" w:noVBand="0"/>
+      </w:tblPr>
+      <w:tblGrid>
+        <w:gridCol w:w="1008"/>
+        <w:gridCol w:w="3234"/>
+        <w:gridCol w:w="938"/>
+        <w:gridCol w:w="1120"/>
+        <w:gridCol w:w="3168"/>
+      </w:tblGrid>
+      <w:tr>
+        <w:trPr>
+          <w:trHeight w:val="360"/>
+        </w:trPr>
+        <w:tc>
+          <w:tcPr>
+            <w:tcW w:w="9468" w:type="dxa"/>
+            <w:gridSpan w:val="5"/>
+            <w:tcBorders>
+              <w:bottom w:val="single" w:sz="4" w:space="0" w:color="000000"/>
+            </w:tcBorders>
+            <w:shd w:val="clear" w:color="auto" w:fill="666666"/>
+            <w:vAlign w:val="center"/>
+          </w:tcPr>
+          <w:p>
+            <w:pPr>
+              <w:keepLines/>
+              <w:rPr>
+                <w:rFonts w:ascii="Arial" w:eastAsia="Arial" w:hAnsi="Arial" w:cs="Arial"/>
+                <w:b/>
+                <w:color w:val="FFFFFF"/>
+              </w:rPr>
+            </w:pPr>
+            <w:r>
+              <w:rPr>
+                <w:rFonts w:ascii="Arial" w:eastAsia="Arial" w:hAnsi="Arial" w:cs="Arial"/>
+                <w:b/>
+                <w:color w:val="FFFFFF"/>
+              </w:rPr>
+              <w:t>&lt;ID du risque&gt; - Nom descriptif</w:t>
+            </w:r>
+          </w:p>
+        </w:tc>
+      </w:tr>
+      <w:tr>
+        <w:trPr>
+          <w:trHeight w:val="420"/>
+        </w:trPr>
+        <w:tc>
+          <w:tcPr>
+            <w:tcW w:w="1008" w:type="dxa"/>
+            <w:shd w:val="clear" w:color="auto" w:fill="F3F3F3"/>
+            <w:vAlign w:val="center"/>
+          </w:tcPr>
+          <w:p>
+            <w:pPr>
+              <w:keepLines/>
+              <w:jc w:val="center"/>
+              <w:rPr>
+                <w:rFonts w:ascii="Arial" w:eastAsia="Arial" w:hAnsi="Arial" w:cs="Arial"/>
+                <w:b/>
+                <w:sz w:val="18"/>
+                <w:szCs w:val="18"/>
+              </w:rPr>
+            </w:pPr>
+            <w:r>
+              <w:rPr>
+                <w:rFonts w:ascii="Arial" w:eastAsia="Arial" w:hAnsi="Arial" w:cs="Arial"/>
+                <w:b/>
+                <w:sz w:val="18"/>
+                <w:szCs w:val="18"/>
+              </w:rPr>
+              <w:t>Ampleur</w:t>
+            </w:r>
+          </w:p>
+        </w:tc>
+        <w:tc>
+          <w:tcPr>
+            <w:tcW w:w="3234" w:type="dxa"/>
+            <w:shd w:val="clear" w:color="auto" w:fill="F3F3F3"/>
+            <w:vAlign w:val="center"/>
+          </w:tcPr>
+          <w:p>
+            <w:pPr>
+              <w:keepLines/>
+              <w:rPr>
+                <w:rFonts w:ascii="Arial" w:eastAsia="Arial" w:hAnsi="Arial" w:cs="Arial"/>
+                <w:b/>
+                <w:sz w:val="18"/>
+                <w:szCs w:val="18"/>
+              </w:rPr>
+            </w:pPr>
+            <w:r>
+              <w:rPr>
+                <w:rFonts w:ascii="Arial" w:eastAsia="Arial" w:hAnsi="Arial" w:cs="Arial"/>
+                <w:b/>
+                <w:sz w:val="18"/>
+                <w:szCs w:val="18"/>
+              </w:rPr>
+              <w:t>Description</w:t>
+            </w:r>
+          </w:p>
+        </w:tc>
+        <w:tc>
+          <w:tcPr>
+            <w:tcW w:w="938" w:type="dxa"/>
+            <w:shd w:val="clear" w:color="auto" w:fill="F3F3F3"/>
+            <w:vAlign w:val="center"/>
+          </w:tcPr>
+          <w:p>
+            <w:pPr>
+              <w:keepLines/>
+              <w:jc w:val="center"/>
+              <w:rPr>
+                <w:rFonts w:ascii="Arial" w:eastAsia="Arial" w:hAnsi="Arial" w:cs="Arial"/>
+                <w:b/>
+                <w:sz w:val="18"/>
+                <w:szCs w:val="18"/>
+              </w:rPr>
+            </w:pPr>
+            <w:r>
+              <w:rPr>
+                <w:rFonts w:ascii="Arial" w:eastAsia="Arial" w:hAnsi="Arial" w:cs="Arial"/>
+                <w:b/>
+                <w:sz w:val="18"/>
+                <w:szCs w:val="18"/>
+              </w:rPr>
+              <w:t>Impact</w:t>
+            </w:r>
+          </w:p>
+        </w:tc>
+        <w:tc>
+          <w:tcPr>
+            <w:tcW w:w="1120" w:type="dxa"/>
+            <w:shd w:val="clear" w:color="auto" w:fill="F3F3F3"/>
+            <w:vAlign w:val="center"/>
+          </w:tcPr>
+          <w:p>
+            <w:pPr>
+              <w:keepLines/>
+              <w:jc w:val="center"/>
+              <w:rPr>
+                <w:rFonts w:ascii="Arial" w:eastAsia="Arial" w:hAnsi="Arial" w:cs="Arial"/>
+                <w:b/>
+                <w:sz w:val="18"/>
+                <w:szCs w:val="18"/>
+              </w:rPr>
+            </w:pPr>
+            <w:r>
+              <w:rPr>
+                <w:rFonts w:ascii="Arial" w:eastAsia="Arial" w:hAnsi="Arial" w:cs="Arial"/>
+                <w:b/>
+                <w:sz w:val="18"/>
+                <w:szCs w:val="18"/>
+              </w:rPr>
+              <w:t>Facteurs</w:t>
+            </w:r>
+          </w:p>
+        </w:tc>
+        <w:tc>
+          <w:tcPr>
+            <w:tcW w:w="3168" w:type="dxa"/>
+            <w:shd w:val="clear" w:color="auto" w:fill="F3F3F3"/>
+            <w:vAlign w:val="center"/>
+          </w:tcPr>
+          <w:p>
+            <w:pPr>
+              <w:keepLines/>
+              <w:rPr>
+                <w:rFonts w:ascii="Arial" w:eastAsia="Arial" w:hAnsi="Arial" w:cs="Arial"/>
+                <w:b/>
+                <w:sz w:val="18"/>
+                <w:szCs w:val="18"/>
+              </w:rPr>
+            </w:pPr>
+            <w:r>
+              <w:rPr>
+                <w:rFonts w:ascii="Arial" w:eastAsia="Arial" w:hAnsi="Arial" w:cs="Arial"/>
+                <w:b/>
+                <w:sz w:val="18"/>
+                <w:szCs w:val="18"/>
+              </w:rPr>
+              <w:t>Stratégie de gestion</w:t>
+            </w:r>
+          </w:p>
+        </w:tc>
+      </w:tr>
+      <w:tr>
+        <w:trPr>
+          <w:trHeight w:val="420"/>
+        </w:trPr>
+        <w:tc>
+          <w:tcPr>
+            <w:tcW w:w="1008" w:type="dxa"/>
+            <w:tcBorders>
+              <w:bottom w:val="single" w:sz="4" w:space="0" w:color="000000"/>
+            </w:tcBorders>
+            <w:vAlign w:val="center"/>
+          </w:tcPr>
+          <w:p>
+            <w:pPr>
+              <w:keepLines/>
+              <w:jc w:val="center"/>
+              <w:rPr>
+                <w:b/>
+                <w:sz w:val="18"/>
+                <w:szCs w:val="18"/>
+              </w:rPr>
+            </w:pPr>
+          </w:p>
+        </w:tc>
+        <w:tc>
+          <w:tcPr>
+            <w:tcW w:w="3234" w:type="dxa"/>
+            <w:tcBorders>
+              <w:bottom w:val="single" w:sz="4" w:space="0" w:color="000000"/>
+            </w:tcBorders>
+            <w:vAlign w:val="center"/>
+          </w:tcPr>
+          <w:p>
+            <w:pPr>
+              <w:keepLines/>
+              <w:rPr>
+                <w:sz w:val="18"/>
+                <w:szCs w:val="18"/>
+              </w:rPr>
+            </w:pPr>
+          </w:p>
+        </w:tc>
+        <w:tc>
+          <w:tcPr>
+            <w:tcW w:w="938" w:type="dxa"/>
+            <w:tcBorders>
+              <w:bottom w:val="single" w:sz="4" w:space="0" w:color="000000"/>
+            </w:tcBorders>
+            <w:vAlign w:val="center"/>
+          </w:tcPr>
+          <w:p>
+            <w:pPr>
+              <w:keepLines/>
+              <w:jc w:val="center"/>
+              <w:rPr>
+                <w:sz w:val="18"/>
+                <w:szCs w:val="18"/>
+              </w:rPr>
+            </w:pPr>
+          </w:p>
+        </w:tc>
+        <w:tc>
+          <w:tcPr>
+            <w:tcW w:w="1120" w:type="dxa"/>
+            <w:tcBorders>
+              <w:bottom w:val="single" w:sz="4" w:space="0" w:color="000000"/>
+            </w:tcBorders>
+            <w:vAlign w:val="center"/>
+          </w:tcPr>
+          <w:p>
+            <w:pPr>
+              <w:keepLines/>
+              <w:jc w:val="center"/>
+              <w:rPr>
+                <w:sz w:val="18"/>
+                <w:szCs w:val="18"/>
+              </w:rPr>
+            </w:pPr>
+          </w:p>
+        </w:tc>
+        <w:tc>
+          <w:tcPr>
+            <w:tcW w:w="3168" w:type="dxa"/>
+            <w:tcBorders>
+              <w:bottom w:val="single" w:sz="4" w:space="0" w:color="000000"/>
+            </w:tcBorders>
+            <w:vAlign w:val="center"/>
+          </w:tcPr>
+          <w:p>
+            <w:pPr>
+              <w:keepLines/>
+              <w:rPr>
+                <w:sz w:val="18"/>
+                <w:szCs w:val="18"/>
+              </w:rPr>
+            </w:pPr>
+          </w:p>
+        </w:tc>
+      </w:tr>
+    </w:tbl>
+    <w:p/>
+    <w:tbl>
+      <w:tblPr>
+        <w:tblStyle w:val="a0"/>
+        <w:tblW w:w="9468" w:type="dxa"/>
+        <w:tblInd w:w="108" w:type="dxa"/>
+        <w:tblBorders>
+          <w:top w:val="single" w:sz="4" w:space="0" w:color="000000"/>
+          <w:left w:val="single" w:sz="4" w:space="0" w:color="000000"/>
+          <w:bottom w:val="single" w:sz="4" w:space="0" w:color="000000"/>
+          <w:right w:val="single" w:sz="4" w:space="0" w:color="000000"/>
+          <w:insideH w:val="single" w:sz="4" w:space="0" w:color="000000"/>
+          <w:insideV w:val="single" w:sz="4" w:space="0" w:color="000000"/>
+        </w:tblBorders>
+        <w:tblLayout w:type="fixed"/>
+        <w:tblLook w:val="0000" w:firstRow="0" w:lastRow="0" w:firstColumn="0" w:lastColumn="0" w:noHBand="0" w:noVBand="0"/>
+      </w:tblPr>
+      <w:tblGrid>
+        <w:gridCol w:w="1008"/>
+        <w:gridCol w:w="3234"/>
+        <w:gridCol w:w="938"/>
+        <w:gridCol w:w="1120"/>
+        <w:gridCol w:w="3168"/>
+      </w:tblGrid>
+      <w:tr>
+        <w:trPr>
+          <w:trHeight w:val="360"/>
+        </w:trPr>
+        <w:tc>
+          <w:tcPr>
+            <w:tcW w:w="9468" w:type="dxa"/>
+            <w:gridSpan w:val="5"/>
+            <w:tcBorders>
+              <w:bottom w:val="single" w:sz="4" w:space="0" w:color="000000"/>
+            </w:tcBorders>
+            <w:shd w:val="clear" w:color="auto" w:fill="666666"/>
+            <w:vAlign w:val="center"/>
+          </w:tcPr>
+          <w:p>
+            <w:pPr>
+              <w:keepLines/>
+              <w:rPr>
+                <w:rFonts w:ascii="Arial" w:eastAsia="Arial" w:hAnsi="Arial" w:cs="Arial"/>
+                <w:b/>
+                <w:color w:val="FFFFFF"/>
+              </w:rPr>
+            </w:pPr>
+            <w:r>
+              <w:rPr>
                 <w:rFonts w:ascii="Arial" w:eastAsia="Arial" w:hAnsi="Arial" w:cs="Arial"/>
                 <w:b/>
                 <w:color w:val="FFFFFF"/>
@@ -3828,6 +7160,13 @@
       </w:pPr>
       <w:bookmarkStart w:id="10" w:name="_17dp8vu" w:colFirst="0" w:colLast="0"/>
       <w:bookmarkEnd w:id="10"/>
+    </w:p>
+    <w:p/>
+    <w:p>
+      <w:pPr>
+        <w:pStyle w:val="Titre2"/>
+        <w:ind w:left="0"/>
+      </w:pPr>
       <w:r>
         <w:t>3.4. Gestion de configuration</w:t>
       </w:r>
@@ -3849,6 +7188,4697 @@
       </w:r>
     </w:p>
     <w:p/>
+    <w:p>
+      <w:pPr>
+        <w:pStyle w:val="Titre2"/>
+      </w:pPr>
+      <w:r>
+        <w:rPr>
+          <w:rFonts w:ascii="Times New Roman" w:eastAsia="Times New Roman" w:hAnsi="Times New Roman" w:cs="Times New Roman"/>
+        </w:rPr>
+        <w:t>4.1 Explication du calcul des heures:</w:t>
+      </w:r>
+    </w:p>
+    <w:p>
+      <w:pPr>
+        <w:spacing w:line="276" w:lineRule="auto"/>
+        <w:jc w:val="both"/>
+      </w:pPr>
+      <w:r>
+        <w:t>Tout d'abord, nous avons calculé le nombre d'heures de travail disponibles jusqu'à la remise du projet le 2</w:t>
+      </w:r>
+      <w:r>
+        <w:t>9</w:t>
+      </w:r>
+      <w:r>
+        <w:t xml:space="preserve"> novembre. Le calcul est le suivant :</w:t>
+      </w:r>
+    </w:p>
+    <w:p>
+      <w:pPr>
+        <w:spacing w:line="276" w:lineRule="auto"/>
+        <w:jc w:val="both"/>
+      </w:pPr>
+    </w:p>
+    <w:p>
+      <w:pPr>
+        <w:spacing w:line="276" w:lineRule="auto"/>
+        <w:jc w:val="both"/>
+      </w:pPr>
+      <w:r>
+        <w:t>9 semaines x 6 personnes x 10 heures/semaine/personne = 540 heures.</w:t>
+      </w:r>
+    </w:p>
+    <w:p>
+      <w:pPr>
+        <w:spacing w:line="276" w:lineRule="auto"/>
+        <w:jc w:val="both"/>
+      </w:pPr>
+    </w:p>
+    <w:p>
+      <w:pPr>
+        <w:spacing w:line="276" w:lineRule="auto"/>
+        <w:jc w:val="both"/>
+      </w:pPr>
+      <w:r>
+        <w:t>Ensuite, nous avons déterminé le nombre total de points pour nos exigences, qui s'élève à 135 points (75 points pour le client lourd et 60 points pour le client léger). Nous avons divisé le nombre d'heures par le nombre de points pour obtenir une estimation du temps nécessaire par point.</w:t>
+      </w:r>
+    </w:p>
+    <w:p>
+      <w:pPr>
+        <w:spacing w:line="276" w:lineRule="auto"/>
+        <w:jc w:val="both"/>
+      </w:pPr>
+    </w:p>
+    <w:p>
+      <w:pPr>
+        <w:spacing w:line="276" w:lineRule="auto"/>
+        <w:jc w:val="both"/>
+      </w:pPr>
+      <w:r>
+        <w:t>Le calcul est le suivant :</w:t>
+      </w:r>
+    </w:p>
+    <w:p>
+      <w:pPr>
+        <w:spacing w:line="276" w:lineRule="auto"/>
+        <w:jc w:val="both"/>
+      </w:pPr>
+    </w:p>
+    <w:p>
+      <w:pPr>
+        <w:spacing w:line="276" w:lineRule="auto"/>
+        <w:jc w:val="both"/>
+      </w:pPr>
+      <w:r>
+        <w:t>540 heures / 135 points = 4 heures par point.</w:t>
+      </w:r>
+    </w:p>
+    <w:p>
+      <w:pPr>
+        <w:spacing w:line="276" w:lineRule="auto"/>
+        <w:jc w:val="both"/>
+      </w:pPr>
+    </w:p>
+    <w:p>
+      <w:pPr>
+        <w:spacing w:line="276" w:lineRule="auto"/>
+        <w:jc w:val="both"/>
+      </w:pPr>
+      <w:r>
+        <w:t>Pour être plus réalistes dans notre planification, nous avons ajouté un facteur de 40% à ce résultat. Ainsi, chaque point vaut 4 heures x 1,4, ce qui donne 5,6 heures par point. Nous avons ensuite multiplié les points de chaque fonctionnalité par ce résultat pour déterminer le nombre d'heures nécessaires par tâche, puis nous avons élaboré un échéancier avec une répartition équitable des heures pour chaque sprint, ce qui nous a permis d'établir notre temps requis (heures par personne).</w:t>
+      </w:r>
+    </w:p>
+    <w:p>
+      <w:pPr>
+        <w:spacing w:line="276" w:lineRule="auto"/>
+        <w:jc w:val="both"/>
+        <w:rPr>
+          <w:lang w:val="fr-FR"/>
+        </w:rPr>
+      </w:pPr>
+    </w:p>
+    <w:p>
+      <w:pPr>
+        <w:pStyle w:val="Titre2"/>
+      </w:pPr>
+      <w:r>
+        <w:t>4.2 Échéancier du projet:</w:t>
+      </w:r>
+    </w:p>
+    <w:p/>
+    <w:tbl>
+      <w:tblPr>
+        <w:tblW w:w="9285" w:type="dxa"/>
+        <w:jc w:val="center"/>
+        <w:tblBorders>
+          <w:top w:val="single" w:sz="8" w:space="0" w:color="000000"/>
+          <w:left w:val="single" w:sz="8" w:space="0" w:color="000000"/>
+          <w:bottom w:val="single" w:sz="8" w:space="0" w:color="000000"/>
+          <w:right w:val="single" w:sz="8" w:space="0" w:color="000000"/>
+          <w:insideH w:val="single" w:sz="8" w:space="0" w:color="000000"/>
+          <w:insideV w:val="single" w:sz="8" w:space="0" w:color="000000"/>
+        </w:tblBorders>
+        <w:tblLayout w:type="fixed"/>
+        <w:tblLook w:val="0600" w:firstRow="0" w:lastRow="0" w:firstColumn="0" w:lastColumn="0" w:noHBand="1" w:noVBand="1"/>
+      </w:tblPr>
+      <w:tblGrid>
+        <w:gridCol w:w="1275"/>
+        <w:gridCol w:w="1485"/>
+        <w:gridCol w:w="2340"/>
+        <w:gridCol w:w="840"/>
+        <w:gridCol w:w="1020"/>
+        <w:gridCol w:w="1155"/>
+        <w:gridCol w:w="1170"/>
+      </w:tblGrid>
+      <w:tr>
+        <w:trPr>
+          <w:trHeight w:val="1040"/>
+          <w:jc w:val="center"/>
+        </w:trPr>
+        <w:tc>
+          <w:tcPr>
+            <w:tcW w:w="1275" w:type="dxa"/>
+            <w:shd w:val="clear" w:color="auto" w:fill="auto"/>
+            <w:tcMar>
+              <w:top w:w="100" w:type="dxa"/>
+              <w:left w:w="100" w:type="dxa"/>
+              <w:bottom w:w="100" w:type="dxa"/>
+              <w:right w:w="100" w:type="dxa"/>
+            </w:tcMar>
+          </w:tcPr>
+          <w:p>
+            <w:pPr>
+              <w:jc w:val="center"/>
+            </w:pPr>
+            <w:r>
+              <w:t>Sprint</w:t>
+            </w:r>
+          </w:p>
+        </w:tc>
+        <w:tc>
+          <w:tcPr>
+            <w:tcW w:w="4665" w:type="dxa"/>
+            <w:gridSpan w:val="3"/>
+            <w:shd w:val="clear" w:color="auto" w:fill="auto"/>
+            <w:tcMar>
+              <w:top w:w="100" w:type="dxa"/>
+              <w:left w:w="100" w:type="dxa"/>
+              <w:bottom w:w="100" w:type="dxa"/>
+              <w:right w:w="100" w:type="dxa"/>
+            </w:tcMar>
+          </w:tcPr>
+          <w:p>
+            <w:pPr>
+              <w:jc w:val="center"/>
+            </w:pPr>
+            <w:r>
+              <w:t xml:space="preserve">Tâches/fonctionnalités </w:t>
+            </w:r>
+          </w:p>
+          <w:p>
+            <w:pPr>
+              <w:jc w:val="center"/>
+              <w:rPr>
+                <w:highlight w:val="yellow"/>
+              </w:rPr>
+            </w:pPr>
+          </w:p>
+        </w:tc>
+        <w:tc>
+          <w:tcPr>
+            <w:tcW w:w="1020" w:type="dxa"/>
+            <w:shd w:val="clear" w:color="auto" w:fill="auto"/>
+            <w:tcMar>
+              <w:top w:w="100" w:type="dxa"/>
+              <w:left w:w="100" w:type="dxa"/>
+              <w:bottom w:w="100" w:type="dxa"/>
+              <w:right w:w="100" w:type="dxa"/>
+            </w:tcMar>
+          </w:tcPr>
+          <w:p>
+            <w:r>
+              <w:t>Temps requis [heures/</w:t>
+            </w:r>
+          </w:p>
+          <w:p>
+            <w:r>
+              <w:t>personne]</w:t>
+            </w:r>
+          </w:p>
+        </w:tc>
+        <w:tc>
+          <w:tcPr>
+            <w:tcW w:w="1155" w:type="dxa"/>
+            <w:shd w:val="clear" w:color="auto" w:fill="auto"/>
+            <w:tcMar>
+              <w:top w:w="100" w:type="dxa"/>
+              <w:left w:w="100" w:type="dxa"/>
+              <w:bottom w:w="100" w:type="dxa"/>
+              <w:right w:w="100" w:type="dxa"/>
+            </w:tcMar>
+          </w:tcPr>
+          <w:p>
+            <w:pPr>
+              <w:jc w:val="center"/>
+            </w:pPr>
+            <w:r>
+              <w:t xml:space="preserve">Date de début </w:t>
+            </w:r>
+          </w:p>
+        </w:tc>
+        <w:tc>
+          <w:tcPr>
+            <w:tcW w:w="1170" w:type="dxa"/>
+            <w:shd w:val="clear" w:color="auto" w:fill="auto"/>
+            <w:tcMar>
+              <w:top w:w="100" w:type="dxa"/>
+              <w:left w:w="100" w:type="dxa"/>
+              <w:bottom w:w="100" w:type="dxa"/>
+              <w:right w:w="100" w:type="dxa"/>
+            </w:tcMar>
+          </w:tcPr>
+          <w:p>
+            <w:pPr>
+              <w:jc w:val="center"/>
+            </w:pPr>
+            <w:r>
+              <w:t>Date de fin</w:t>
+            </w:r>
+          </w:p>
+        </w:tc>
+      </w:tr>
+      <w:tr>
+        <w:trPr>
+          <w:trHeight w:val="400"/>
+          <w:jc w:val="center"/>
+        </w:trPr>
+        <w:tc>
+          <w:tcPr>
+            <w:tcW w:w="1275" w:type="dxa"/>
+            <w:shd w:val="clear" w:color="auto" w:fill="auto"/>
+            <w:tcMar>
+              <w:top w:w="100" w:type="dxa"/>
+              <w:left w:w="100" w:type="dxa"/>
+              <w:bottom w:w="100" w:type="dxa"/>
+              <w:right w:w="100" w:type="dxa"/>
+            </w:tcMar>
+          </w:tcPr>
+          <w:p>
+            <w:r>
+              <w:t>Réponse à l’appel d’offres</w:t>
+            </w:r>
+          </w:p>
+        </w:tc>
+        <w:tc>
+          <w:tcPr>
+            <w:tcW w:w="4665" w:type="dxa"/>
+            <w:gridSpan w:val="3"/>
+            <w:shd w:val="clear" w:color="auto" w:fill="auto"/>
+            <w:tcMar>
+              <w:top w:w="100" w:type="dxa"/>
+              <w:left w:w="100" w:type="dxa"/>
+              <w:bottom w:w="100" w:type="dxa"/>
+              <w:right w:w="100" w:type="dxa"/>
+            </w:tcMar>
+          </w:tcPr>
+          <w:p>
+            <w:pPr>
+              <w:numPr>
+                <w:ilvl w:val="0"/>
+                <w:numId w:val="4"/>
+              </w:numPr>
+              <w:pBdr>
+                <w:top w:val="none" w:sz="0" w:space="0" w:color="auto"/>
+                <w:left w:val="none" w:sz="0" w:space="0" w:color="auto"/>
+                <w:bottom w:val="none" w:sz="0" w:space="0" w:color="auto"/>
+                <w:right w:val="none" w:sz="0" w:space="0" w:color="auto"/>
+                <w:between w:val="none" w:sz="0" w:space="0" w:color="auto"/>
+              </w:pBdr>
+              <w:contextualSpacing/>
+            </w:pPr>
+            <w:r>
+              <w:t>SRS</w:t>
+            </w:r>
+          </w:p>
+          <w:p>
+            <w:pPr>
+              <w:numPr>
+                <w:ilvl w:val="0"/>
+                <w:numId w:val="4"/>
+              </w:numPr>
+              <w:pBdr>
+                <w:top w:val="none" w:sz="0" w:space="0" w:color="auto"/>
+                <w:left w:val="none" w:sz="0" w:space="0" w:color="auto"/>
+                <w:bottom w:val="none" w:sz="0" w:space="0" w:color="auto"/>
+                <w:right w:val="none" w:sz="0" w:space="0" w:color="auto"/>
+                <w:between w:val="none" w:sz="0" w:space="0" w:color="auto"/>
+              </w:pBdr>
+              <w:contextualSpacing/>
+            </w:pPr>
+            <w:r>
+              <w:t>Document d’architecture</w:t>
+            </w:r>
+          </w:p>
+          <w:p>
+            <w:pPr>
+              <w:numPr>
+                <w:ilvl w:val="0"/>
+                <w:numId w:val="4"/>
+              </w:numPr>
+              <w:pBdr>
+                <w:top w:val="none" w:sz="0" w:space="0" w:color="auto"/>
+                <w:left w:val="none" w:sz="0" w:space="0" w:color="auto"/>
+                <w:bottom w:val="none" w:sz="0" w:space="0" w:color="auto"/>
+                <w:right w:val="none" w:sz="0" w:space="0" w:color="auto"/>
+                <w:between w:val="none" w:sz="0" w:space="0" w:color="auto"/>
+              </w:pBdr>
+              <w:contextualSpacing/>
+            </w:pPr>
+            <w:r>
+              <w:t>Plan de projet</w:t>
+            </w:r>
+          </w:p>
+          <w:p>
+            <w:pPr>
+              <w:numPr>
+                <w:ilvl w:val="0"/>
+                <w:numId w:val="4"/>
+              </w:numPr>
+              <w:pBdr>
+                <w:top w:val="none" w:sz="0" w:space="0" w:color="auto"/>
+                <w:left w:val="none" w:sz="0" w:space="0" w:color="auto"/>
+                <w:bottom w:val="none" w:sz="0" w:space="0" w:color="auto"/>
+                <w:right w:val="none" w:sz="0" w:space="0" w:color="auto"/>
+                <w:between w:val="none" w:sz="0" w:space="0" w:color="auto"/>
+              </w:pBdr>
+              <w:contextualSpacing/>
+            </w:pPr>
+            <w:r>
+              <w:t>Protocole de communication</w:t>
+            </w:r>
+          </w:p>
+          <w:p>
+            <w:pPr>
+              <w:numPr>
+                <w:ilvl w:val="0"/>
+                <w:numId w:val="4"/>
+              </w:numPr>
+              <w:pBdr>
+                <w:top w:val="none" w:sz="0" w:space="0" w:color="auto"/>
+                <w:left w:val="none" w:sz="0" w:space="0" w:color="auto"/>
+                <w:bottom w:val="none" w:sz="0" w:space="0" w:color="auto"/>
+                <w:right w:val="none" w:sz="0" w:space="0" w:color="auto"/>
+                <w:between w:val="none" w:sz="0" w:space="0" w:color="auto"/>
+              </w:pBdr>
+              <w:contextualSpacing/>
+            </w:pPr>
+            <w:r>
+              <w:t>Prototypes</w:t>
+            </w:r>
+          </w:p>
+        </w:tc>
+        <w:tc>
+          <w:tcPr>
+            <w:tcW w:w="1020" w:type="dxa"/>
+            <w:shd w:val="clear" w:color="auto" w:fill="auto"/>
+            <w:tcMar>
+              <w:top w:w="100" w:type="dxa"/>
+              <w:left w:w="100" w:type="dxa"/>
+              <w:bottom w:w="100" w:type="dxa"/>
+              <w:right w:w="100" w:type="dxa"/>
+            </w:tcMar>
+          </w:tcPr>
+          <w:p>
+            <w:pPr>
+              <w:jc w:val="center"/>
+            </w:pPr>
+            <w:r>
+              <w:t>240</w:t>
+            </w:r>
+          </w:p>
+        </w:tc>
+        <w:tc>
+          <w:tcPr>
+            <w:tcW w:w="1155" w:type="dxa"/>
+            <w:shd w:val="clear" w:color="auto" w:fill="auto"/>
+            <w:tcMar>
+              <w:top w:w="100" w:type="dxa"/>
+              <w:left w:w="100" w:type="dxa"/>
+              <w:bottom w:w="100" w:type="dxa"/>
+              <w:right w:w="100" w:type="dxa"/>
+            </w:tcMar>
+          </w:tcPr>
+          <w:p>
+            <w:r>
+              <w:t>26</w:t>
+            </w:r>
+            <w:r>
+              <w:t>-08-20</w:t>
+            </w:r>
+            <w:r>
+              <w:t>24</w:t>
+            </w:r>
+          </w:p>
+        </w:tc>
+        <w:tc>
+          <w:tcPr>
+            <w:tcW w:w="1170" w:type="dxa"/>
+            <w:shd w:val="clear" w:color="auto" w:fill="auto"/>
+            <w:tcMar>
+              <w:top w:w="100" w:type="dxa"/>
+              <w:left w:w="100" w:type="dxa"/>
+              <w:bottom w:w="100" w:type="dxa"/>
+              <w:right w:w="100" w:type="dxa"/>
+            </w:tcMar>
+          </w:tcPr>
+          <w:p>
+            <w:r>
+              <w:t>2</w:t>
+            </w:r>
+            <w:r>
+              <w:t>7</w:t>
+            </w:r>
+            <w:r>
+              <w:t>-09-20</w:t>
+            </w:r>
+            <w:r>
+              <w:t>24</w:t>
+            </w:r>
+          </w:p>
+        </w:tc>
+      </w:tr>
+      <w:tr>
+        <w:trPr>
+          <w:trHeight w:val="500"/>
+          <w:jc w:val="center"/>
+        </w:trPr>
+        <w:tc>
+          <w:tcPr>
+            <w:tcW w:w="1275" w:type="dxa"/>
+            <w:vMerge w:val="restart"/>
+            <w:shd w:val="clear" w:color="auto" w:fill="auto"/>
+            <w:tcMar>
+              <w:top w:w="100" w:type="dxa"/>
+              <w:left w:w="100" w:type="dxa"/>
+              <w:bottom w:w="100" w:type="dxa"/>
+              <w:right w:w="100" w:type="dxa"/>
+            </w:tcMar>
+          </w:tcPr>
+          <w:p/>
+          <w:p>
+            <w:r>
+              <w:t>Sprint 1</w:t>
+            </w:r>
+          </w:p>
+          <w:p>
+            <w:r>
+              <w:t>[2 semaines]</w:t>
+            </w:r>
+          </w:p>
+        </w:tc>
+        <w:tc>
+          <w:tcPr>
+            <w:tcW w:w="1485" w:type="dxa"/>
+            <w:vMerge w:val="restart"/>
+            <w:tcMar>
+              <w:top w:w="100" w:type="dxa"/>
+              <w:left w:w="100" w:type="dxa"/>
+              <w:bottom w:w="100" w:type="dxa"/>
+              <w:right w:w="100" w:type="dxa"/>
+            </w:tcMar>
+          </w:tcPr>
+          <w:p/>
+          <w:p/>
+          <w:p/>
+          <w:p/>
+          <w:p/>
+          <w:p/>
+          <w:p/>
+          <w:p>
+            <w:r>
+              <w:t>Client lourd</w:t>
+            </w:r>
+          </w:p>
+        </w:tc>
+        <w:tc>
+          <w:tcPr>
+            <w:tcW w:w="2340" w:type="dxa"/>
+            <w:tcMar>
+              <w:top w:w="100" w:type="dxa"/>
+              <w:left w:w="100" w:type="dxa"/>
+              <w:bottom w:w="100" w:type="dxa"/>
+              <w:right w:w="100" w:type="dxa"/>
+            </w:tcMar>
+          </w:tcPr>
+          <w:p>
+            <w:pPr>
+              <w:spacing w:line="276" w:lineRule="auto"/>
+            </w:pPr>
+            <w:r>
+              <w:t>Clavardage - Intégration</w:t>
+            </w:r>
+          </w:p>
+        </w:tc>
+        <w:tc>
+          <w:tcPr>
+            <w:tcW w:w="840" w:type="dxa"/>
+            <w:tcMar>
+              <w:top w:w="100" w:type="dxa"/>
+              <w:left w:w="100" w:type="dxa"/>
+              <w:bottom w:w="100" w:type="dxa"/>
+              <w:right w:w="100" w:type="dxa"/>
+            </w:tcMar>
+          </w:tcPr>
+          <w:p>
+            <w:pPr>
+              <w:spacing w:line="276" w:lineRule="auto"/>
+            </w:pPr>
+            <w:r>
+              <w:t>28</w:t>
+            </w:r>
+          </w:p>
+        </w:tc>
+        <w:tc>
+          <w:tcPr>
+            <w:tcW w:w="1020" w:type="dxa"/>
+            <w:vMerge w:val="restart"/>
+            <w:shd w:val="clear" w:color="auto" w:fill="auto"/>
+            <w:tcMar>
+              <w:top w:w="100" w:type="dxa"/>
+              <w:left w:w="100" w:type="dxa"/>
+              <w:bottom w:w="100" w:type="dxa"/>
+              <w:right w:w="100" w:type="dxa"/>
+            </w:tcMar>
+          </w:tcPr>
+          <w:p>
+            <w:pPr>
+              <w:jc w:val="center"/>
+            </w:pPr>
+            <w:r>
+              <w:t>393,6</w:t>
+            </w:r>
+          </w:p>
+        </w:tc>
+        <w:tc>
+          <w:tcPr>
+            <w:tcW w:w="1155" w:type="dxa"/>
+            <w:vMerge w:val="restart"/>
+            <w:shd w:val="clear" w:color="auto" w:fill="auto"/>
+            <w:tcMar>
+              <w:top w:w="100" w:type="dxa"/>
+              <w:left w:w="100" w:type="dxa"/>
+              <w:bottom w:w="100" w:type="dxa"/>
+              <w:right w:w="100" w:type="dxa"/>
+            </w:tcMar>
+          </w:tcPr>
+          <w:p>
+            <w:r>
+              <w:t>2</w:t>
+            </w:r>
+            <w:r>
+              <w:t>8</w:t>
+            </w:r>
+            <w:r>
+              <w:t>-09-</w:t>
+            </w:r>
+            <w:r>
+              <w:t>2024</w:t>
+            </w:r>
+          </w:p>
+        </w:tc>
+        <w:tc>
+          <w:tcPr>
+            <w:tcW w:w="1170" w:type="dxa"/>
+            <w:vMerge w:val="restart"/>
+            <w:shd w:val="clear" w:color="auto" w:fill="auto"/>
+            <w:tcMar>
+              <w:top w:w="100" w:type="dxa"/>
+              <w:left w:w="100" w:type="dxa"/>
+              <w:bottom w:w="100" w:type="dxa"/>
+              <w:right w:w="100" w:type="dxa"/>
+            </w:tcMar>
+          </w:tcPr>
+          <w:p>
+            <w:r>
+              <w:t>08</w:t>
+            </w:r>
+            <w:r>
+              <w:t>-10-</w:t>
+            </w:r>
+            <w:r>
+              <w:t>2024</w:t>
+            </w:r>
+          </w:p>
+        </w:tc>
+      </w:tr>
+      <w:tr>
+        <w:trPr>
+          <w:trHeight w:val="780"/>
+          <w:jc w:val="center"/>
+        </w:trPr>
+        <w:tc>
+          <w:tcPr>
+            <w:tcW w:w="1275" w:type="dxa"/>
+            <w:vMerge/>
+            <w:shd w:val="clear" w:color="auto" w:fill="auto"/>
+            <w:tcMar>
+              <w:top w:w="100" w:type="dxa"/>
+              <w:left w:w="100" w:type="dxa"/>
+              <w:bottom w:w="100" w:type="dxa"/>
+              <w:right w:w="100" w:type="dxa"/>
+            </w:tcMar>
+          </w:tcPr>
+          <w:p/>
+        </w:tc>
+        <w:tc>
+          <w:tcPr>
+            <w:tcW w:w="1485" w:type="dxa"/>
+            <w:vMerge/>
+            <w:tcMar>
+              <w:top w:w="100" w:type="dxa"/>
+              <w:left w:w="100" w:type="dxa"/>
+              <w:bottom w:w="100" w:type="dxa"/>
+              <w:right w:w="100" w:type="dxa"/>
+            </w:tcMar>
+          </w:tcPr>
+          <w:p/>
+        </w:tc>
+        <w:tc>
+          <w:tcPr>
+            <w:tcW w:w="2340" w:type="dxa"/>
+            <w:tcMar>
+              <w:top w:w="100" w:type="dxa"/>
+              <w:left w:w="100" w:type="dxa"/>
+              <w:bottom w:w="100" w:type="dxa"/>
+              <w:right w:w="100" w:type="dxa"/>
+            </w:tcMar>
+          </w:tcPr>
+          <w:p>
+            <w:pPr>
+              <w:spacing w:line="276" w:lineRule="auto"/>
+            </w:pPr>
+            <w:r>
+              <w:t>Clavardage - Canaux de discussion</w:t>
+            </w:r>
+          </w:p>
+        </w:tc>
+        <w:tc>
+          <w:tcPr>
+            <w:tcW w:w="840" w:type="dxa"/>
+            <w:tcMar>
+              <w:top w:w="100" w:type="dxa"/>
+              <w:left w:w="100" w:type="dxa"/>
+              <w:bottom w:w="100" w:type="dxa"/>
+              <w:right w:w="100" w:type="dxa"/>
+            </w:tcMar>
+          </w:tcPr>
+          <w:p>
+            <w:pPr>
+              <w:spacing w:line="276" w:lineRule="auto"/>
+            </w:pPr>
+            <w:r>
+              <w:t>22.4</w:t>
+            </w:r>
+          </w:p>
+        </w:tc>
+        <w:tc>
+          <w:tcPr>
+            <w:tcW w:w="1020" w:type="dxa"/>
+            <w:vMerge/>
+            <w:shd w:val="clear" w:color="auto" w:fill="auto"/>
+            <w:tcMar>
+              <w:top w:w="100" w:type="dxa"/>
+              <w:left w:w="100" w:type="dxa"/>
+              <w:bottom w:w="100" w:type="dxa"/>
+              <w:right w:w="100" w:type="dxa"/>
+            </w:tcMar>
+          </w:tcPr>
+          <w:p>
+            <w:pPr>
+              <w:jc w:val="center"/>
+            </w:pPr>
+          </w:p>
+        </w:tc>
+        <w:tc>
+          <w:tcPr>
+            <w:tcW w:w="1155" w:type="dxa"/>
+            <w:vMerge/>
+            <w:shd w:val="clear" w:color="auto" w:fill="auto"/>
+            <w:tcMar>
+              <w:top w:w="100" w:type="dxa"/>
+              <w:left w:w="100" w:type="dxa"/>
+              <w:bottom w:w="100" w:type="dxa"/>
+              <w:right w:w="100" w:type="dxa"/>
+            </w:tcMar>
+          </w:tcPr>
+          <w:p/>
+        </w:tc>
+        <w:tc>
+          <w:tcPr>
+            <w:tcW w:w="1170" w:type="dxa"/>
+            <w:vMerge/>
+            <w:shd w:val="clear" w:color="auto" w:fill="auto"/>
+            <w:tcMar>
+              <w:top w:w="100" w:type="dxa"/>
+              <w:left w:w="100" w:type="dxa"/>
+              <w:bottom w:w="100" w:type="dxa"/>
+              <w:right w:w="100" w:type="dxa"/>
+            </w:tcMar>
+          </w:tcPr>
+          <w:p/>
+        </w:tc>
+      </w:tr>
+      <w:tr>
+        <w:trPr>
+          <w:trHeight w:val="460"/>
+          <w:jc w:val="center"/>
+        </w:trPr>
+        <w:tc>
+          <w:tcPr>
+            <w:tcW w:w="1275" w:type="dxa"/>
+            <w:vMerge/>
+            <w:shd w:val="clear" w:color="auto" w:fill="auto"/>
+            <w:tcMar>
+              <w:top w:w="100" w:type="dxa"/>
+              <w:left w:w="100" w:type="dxa"/>
+              <w:bottom w:w="100" w:type="dxa"/>
+              <w:right w:w="100" w:type="dxa"/>
+            </w:tcMar>
+          </w:tcPr>
+          <w:p/>
+        </w:tc>
+        <w:tc>
+          <w:tcPr>
+            <w:tcW w:w="1485" w:type="dxa"/>
+            <w:vMerge/>
+            <w:tcMar>
+              <w:top w:w="100" w:type="dxa"/>
+              <w:left w:w="100" w:type="dxa"/>
+              <w:bottom w:w="100" w:type="dxa"/>
+              <w:right w:w="100" w:type="dxa"/>
+            </w:tcMar>
+          </w:tcPr>
+          <w:p/>
+        </w:tc>
+        <w:tc>
+          <w:tcPr>
+            <w:tcW w:w="2340" w:type="dxa"/>
+            <w:tcMar>
+              <w:top w:w="100" w:type="dxa"/>
+              <w:left w:w="100" w:type="dxa"/>
+              <w:bottom w:w="100" w:type="dxa"/>
+              <w:right w:w="100" w:type="dxa"/>
+            </w:tcMar>
+          </w:tcPr>
+          <w:p>
+            <w:pPr>
+              <w:spacing w:line="276" w:lineRule="auto"/>
+            </w:pPr>
+            <w:r>
+              <w:t>Compte utilisateur et historique</w:t>
+            </w:r>
+          </w:p>
+        </w:tc>
+        <w:tc>
+          <w:tcPr>
+            <w:tcW w:w="840" w:type="dxa"/>
+            <w:tcMar>
+              <w:top w:w="100" w:type="dxa"/>
+              <w:left w:w="100" w:type="dxa"/>
+              <w:bottom w:w="100" w:type="dxa"/>
+              <w:right w:w="100" w:type="dxa"/>
+            </w:tcMar>
+          </w:tcPr>
+          <w:p>
+            <w:pPr>
+              <w:spacing w:line="276" w:lineRule="auto"/>
+            </w:pPr>
+            <w:r>
+              <w:t>16.8</w:t>
+            </w:r>
+          </w:p>
+        </w:tc>
+        <w:tc>
+          <w:tcPr>
+            <w:tcW w:w="1020" w:type="dxa"/>
+            <w:vMerge/>
+            <w:shd w:val="clear" w:color="auto" w:fill="auto"/>
+            <w:tcMar>
+              <w:top w:w="100" w:type="dxa"/>
+              <w:left w:w="100" w:type="dxa"/>
+              <w:bottom w:w="100" w:type="dxa"/>
+              <w:right w:w="100" w:type="dxa"/>
+            </w:tcMar>
+          </w:tcPr>
+          <w:p>
+            <w:pPr>
+              <w:jc w:val="center"/>
+            </w:pPr>
+          </w:p>
+        </w:tc>
+        <w:tc>
+          <w:tcPr>
+            <w:tcW w:w="1155" w:type="dxa"/>
+            <w:vMerge/>
+            <w:shd w:val="clear" w:color="auto" w:fill="auto"/>
+            <w:tcMar>
+              <w:top w:w="100" w:type="dxa"/>
+              <w:left w:w="100" w:type="dxa"/>
+              <w:bottom w:w="100" w:type="dxa"/>
+              <w:right w:w="100" w:type="dxa"/>
+            </w:tcMar>
+          </w:tcPr>
+          <w:p/>
+        </w:tc>
+        <w:tc>
+          <w:tcPr>
+            <w:tcW w:w="1170" w:type="dxa"/>
+            <w:vMerge/>
+            <w:shd w:val="clear" w:color="auto" w:fill="auto"/>
+            <w:tcMar>
+              <w:top w:w="100" w:type="dxa"/>
+              <w:left w:w="100" w:type="dxa"/>
+              <w:bottom w:w="100" w:type="dxa"/>
+              <w:right w:w="100" w:type="dxa"/>
+            </w:tcMar>
+          </w:tcPr>
+          <w:p/>
+        </w:tc>
+      </w:tr>
+      <w:tr>
+        <w:trPr>
+          <w:trHeight w:val="440"/>
+          <w:jc w:val="center"/>
+        </w:trPr>
+        <w:tc>
+          <w:tcPr>
+            <w:tcW w:w="1275" w:type="dxa"/>
+            <w:vMerge/>
+            <w:shd w:val="clear" w:color="auto" w:fill="auto"/>
+            <w:tcMar>
+              <w:top w:w="100" w:type="dxa"/>
+              <w:left w:w="100" w:type="dxa"/>
+              <w:bottom w:w="100" w:type="dxa"/>
+              <w:right w:w="100" w:type="dxa"/>
+            </w:tcMar>
+          </w:tcPr>
+          <w:p/>
+        </w:tc>
+        <w:tc>
+          <w:tcPr>
+            <w:tcW w:w="1485" w:type="dxa"/>
+            <w:vMerge/>
+            <w:tcMar>
+              <w:top w:w="100" w:type="dxa"/>
+              <w:left w:w="100" w:type="dxa"/>
+              <w:bottom w:w="100" w:type="dxa"/>
+              <w:right w:w="100" w:type="dxa"/>
+            </w:tcMar>
+          </w:tcPr>
+          <w:p/>
+        </w:tc>
+        <w:tc>
+          <w:tcPr>
+            <w:tcW w:w="2340" w:type="dxa"/>
+            <w:tcMar>
+              <w:top w:w="100" w:type="dxa"/>
+              <w:left w:w="100" w:type="dxa"/>
+              <w:bottom w:w="100" w:type="dxa"/>
+              <w:right w:w="100" w:type="dxa"/>
+            </w:tcMar>
+          </w:tcPr>
+          <w:p>
+            <w:pPr>
+              <w:spacing w:line="276" w:lineRule="auto"/>
+            </w:pPr>
+            <w:r>
+              <w:t>Avatar</w:t>
+            </w:r>
+          </w:p>
+        </w:tc>
+        <w:tc>
+          <w:tcPr>
+            <w:tcW w:w="840" w:type="dxa"/>
+            <w:tcMar>
+              <w:top w:w="100" w:type="dxa"/>
+              <w:left w:w="100" w:type="dxa"/>
+              <w:bottom w:w="100" w:type="dxa"/>
+              <w:right w:w="100" w:type="dxa"/>
+            </w:tcMar>
+          </w:tcPr>
+          <w:p>
+            <w:pPr>
+              <w:spacing w:line="276" w:lineRule="auto"/>
+            </w:pPr>
+            <w:r>
+              <w:t>12,8</w:t>
+            </w:r>
+          </w:p>
+        </w:tc>
+        <w:tc>
+          <w:tcPr>
+            <w:tcW w:w="1020" w:type="dxa"/>
+            <w:vMerge/>
+            <w:shd w:val="clear" w:color="auto" w:fill="auto"/>
+            <w:tcMar>
+              <w:top w:w="100" w:type="dxa"/>
+              <w:left w:w="100" w:type="dxa"/>
+              <w:bottom w:w="100" w:type="dxa"/>
+              <w:right w:w="100" w:type="dxa"/>
+            </w:tcMar>
+          </w:tcPr>
+          <w:p>
+            <w:pPr>
+              <w:jc w:val="center"/>
+            </w:pPr>
+          </w:p>
+        </w:tc>
+        <w:tc>
+          <w:tcPr>
+            <w:tcW w:w="1155" w:type="dxa"/>
+            <w:vMerge/>
+            <w:shd w:val="clear" w:color="auto" w:fill="auto"/>
+            <w:tcMar>
+              <w:top w:w="100" w:type="dxa"/>
+              <w:left w:w="100" w:type="dxa"/>
+              <w:bottom w:w="100" w:type="dxa"/>
+              <w:right w:w="100" w:type="dxa"/>
+            </w:tcMar>
+          </w:tcPr>
+          <w:p/>
+        </w:tc>
+        <w:tc>
+          <w:tcPr>
+            <w:tcW w:w="1170" w:type="dxa"/>
+            <w:vMerge/>
+            <w:shd w:val="clear" w:color="auto" w:fill="auto"/>
+            <w:tcMar>
+              <w:top w:w="100" w:type="dxa"/>
+              <w:left w:w="100" w:type="dxa"/>
+              <w:bottom w:w="100" w:type="dxa"/>
+              <w:right w:w="100" w:type="dxa"/>
+            </w:tcMar>
+          </w:tcPr>
+          <w:p/>
+        </w:tc>
+      </w:tr>
+      <w:tr>
+        <w:trPr>
+          <w:trHeight w:val="740"/>
+          <w:jc w:val="center"/>
+        </w:trPr>
+        <w:tc>
+          <w:tcPr>
+            <w:tcW w:w="1275" w:type="dxa"/>
+            <w:vMerge/>
+            <w:shd w:val="clear" w:color="auto" w:fill="auto"/>
+            <w:tcMar>
+              <w:top w:w="100" w:type="dxa"/>
+              <w:left w:w="100" w:type="dxa"/>
+              <w:bottom w:w="100" w:type="dxa"/>
+              <w:right w:w="100" w:type="dxa"/>
+            </w:tcMar>
+          </w:tcPr>
+          <w:p/>
+        </w:tc>
+        <w:tc>
+          <w:tcPr>
+            <w:tcW w:w="1485" w:type="dxa"/>
+            <w:vMerge/>
+            <w:tcMar>
+              <w:top w:w="100" w:type="dxa"/>
+              <w:left w:w="100" w:type="dxa"/>
+              <w:bottom w:w="100" w:type="dxa"/>
+              <w:right w:w="100" w:type="dxa"/>
+            </w:tcMar>
+          </w:tcPr>
+          <w:p/>
+        </w:tc>
+        <w:tc>
+          <w:tcPr>
+            <w:tcW w:w="2340" w:type="dxa"/>
+            <w:tcMar>
+              <w:top w:w="100" w:type="dxa"/>
+              <w:left w:w="100" w:type="dxa"/>
+              <w:bottom w:w="100" w:type="dxa"/>
+              <w:right w:w="100" w:type="dxa"/>
+            </w:tcMar>
+          </w:tcPr>
+          <w:p>
+            <w:pPr>
+              <w:spacing w:line="276" w:lineRule="auto"/>
+            </w:pPr>
+            <w:r>
+              <w:t>Modes de jeu</w:t>
+            </w:r>
+          </w:p>
+        </w:tc>
+        <w:tc>
+          <w:tcPr>
+            <w:tcW w:w="840" w:type="dxa"/>
+            <w:tcMar>
+              <w:top w:w="100" w:type="dxa"/>
+              <w:left w:w="100" w:type="dxa"/>
+              <w:bottom w:w="100" w:type="dxa"/>
+              <w:right w:w="100" w:type="dxa"/>
+            </w:tcMar>
+          </w:tcPr>
+          <w:p>
+            <w:pPr>
+              <w:spacing w:line="276" w:lineRule="auto"/>
+            </w:pPr>
+            <w:r>
+              <w:t>61,6</w:t>
+            </w:r>
+          </w:p>
+        </w:tc>
+        <w:tc>
+          <w:tcPr>
+            <w:tcW w:w="1020" w:type="dxa"/>
+            <w:vMerge/>
+            <w:shd w:val="clear" w:color="auto" w:fill="auto"/>
+            <w:tcMar>
+              <w:top w:w="100" w:type="dxa"/>
+              <w:left w:w="100" w:type="dxa"/>
+              <w:bottom w:w="100" w:type="dxa"/>
+              <w:right w:w="100" w:type="dxa"/>
+            </w:tcMar>
+          </w:tcPr>
+          <w:p>
+            <w:pPr>
+              <w:jc w:val="center"/>
+            </w:pPr>
+          </w:p>
+        </w:tc>
+        <w:tc>
+          <w:tcPr>
+            <w:tcW w:w="1155" w:type="dxa"/>
+            <w:vMerge/>
+            <w:shd w:val="clear" w:color="auto" w:fill="auto"/>
+            <w:tcMar>
+              <w:top w:w="100" w:type="dxa"/>
+              <w:left w:w="100" w:type="dxa"/>
+              <w:bottom w:w="100" w:type="dxa"/>
+              <w:right w:w="100" w:type="dxa"/>
+            </w:tcMar>
+          </w:tcPr>
+          <w:p/>
+        </w:tc>
+        <w:tc>
+          <w:tcPr>
+            <w:tcW w:w="1170" w:type="dxa"/>
+            <w:vMerge/>
+            <w:shd w:val="clear" w:color="auto" w:fill="auto"/>
+            <w:tcMar>
+              <w:top w:w="100" w:type="dxa"/>
+              <w:left w:w="100" w:type="dxa"/>
+              <w:bottom w:w="100" w:type="dxa"/>
+              <w:right w:w="100" w:type="dxa"/>
+            </w:tcMar>
+          </w:tcPr>
+          <w:p/>
+        </w:tc>
+      </w:tr>
+      <w:tr>
+        <w:trPr>
+          <w:trHeight w:val="420"/>
+          <w:jc w:val="center"/>
+        </w:trPr>
+        <w:tc>
+          <w:tcPr>
+            <w:tcW w:w="1275" w:type="dxa"/>
+            <w:vMerge/>
+            <w:shd w:val="clear" w:color="auto" w:fill="auto"/>
+            <w:tcMar>
+              <w:top w:w="100" w:type="dxa"/>
+              <w:left w:w="100" w:type="dxa"/>
+              <w:bottom w:w="100" w:type="dxa"/>
+              <w:right w:w="100" w:type="dxa"/>
+            </w:tcMar>
+          </w:tcPr>
+          <w:p/>
+        </w:tc>
+        <w:tc>
+          <w:tcPr>
+            <w:tcW w:w="1485" w:type="dxa"/>
+            <w:vMerge/>
+            <w:tcMar>
+              <w:top w:w="100" w:type="dxa"/>
+              <w:left w:w="100" w:type="dxa"/>
+              <w:bottom w:w="100" w:type="dxa"/>
+              <w:right w:w="100" w:type="dxa"/>
+            </w:tcMar>
+          </w:tcPr>
+          <w:p/>
+        </w:tc>
+        <w:tc>
+          <w:tcPr>
+            <w:tcW w:w="2340" w:type="dxa"/>
+            <w:tcMar>
+              <w:top w:w="100" w:type="dxa"/>
+              <w:left w:w="100" w:type="dxa"/>
+              <w:bottom w:w="100" w:type="dxa"/>
+              <w:right w:w="100" w:type="dxa"/>
+            </w:tcMar>
+          </w:tcPr>
+          <w:p>
+            <w:pPr>
+              <w:spacing w:line="276" w:lineRule="auto"/>
+            </w:pPr>
+            <w:r>
+              <w:t>Vues d’administration et Vue de création ( client lourd seulement)</w:t>
+            </w:r>
+          </w:p>
+        </w:tc>
+        <w:tc>
+          <w:tcPr>
+            <w:tcW w:w="840" w:type="dxa"/>
+            <w:tcMar>
+              <w:top w:w="100" w:type="dxa"/>
+              <w:left w:w="100" w:type="dxa"/>
+              <w:bottom w:w="100" w:type="dxa"/>
+              <w:right w:w="100" w:type="dxa"/>
+            </w:tcMar>
+          </w:tcPr>
+          <w:p>
+            <w:pPr>
+              <w:spacing w:line="276" w:lineRule="auto"/>
+            </w:pPr>
+            <w:r>
+              <w:t>56</w:t>
+            </w:r>
+          </w:p>
+        </w:tc>
+        <w:tc>
+          <w:tcPr>
+            <w:tcW w:w="1020" w:type="dxa"/>
+            <w:vMerge/>
+            <w:shd w:val="clear" w:color="auto" w:fill="auto"/>
+            <w:tcMar>
+              <w:top w:w="100" w:type="dxa"/>
+              <w:left w:w="100" w:type="dxa"/>
+              <w:bottom w:w="100" w:type="dxa"/>
+              <w:right w:w="100" w:type="dxa"/>
+            </w:tcMar>
+          </w:tcPr>
+          <w:p>
+            <w:pPr>
+              <w:jc w:val="center"/>
+            </w:pPr>
+          </w:p>
+        </w:tc>
+        <w:tc>
+          <w:tcPr>
+            <w:tcW w:w="1155" w:type="dxa"/>
+            <w:vMerge/>
+            <w:shd w:val="clear" w:color="auto" w:fill="auto"/>
+            <w:tcMar>
+              <w:top w:w="100" w:type="dxa"/>
+              <w:left w:w="100" w:type="dxa"/>
+              <w:bottom w:w="100" w:type="dxa"/>
+              <w:right w:w="100" w:type="dxa"/>
+            </w:tcMar>
+          </w:tcPr>
+          <w:p/>
+        </w:tc>
+        <w:tc>
+          <w:tcPr>
+            <w:tcW w:w="1170" w:type="dxa"/>
+            <w:vMerge/>
+            <w:shd w:val="clear" w:color="auto" w:fill="auto"/>
+            <w:tcMar>
+              <w:top w:w="100" w:type="dxa"/>
+              <w:left w:w="100" w:type="dxa"/>
+              <w:bottom w:w="100" w:type="dxa"/>
+              <w:right w:w="100" w:type="dxa"/>
+            </w:tcMar>
+          </w:tcPr>
+          <w:p/>
+        </w:tc>
+      </w:tr>
+      <w:tr>
+        <w:trPr>
+          <w:trHeight w:val="480"/>
+          <w:jc w:val="center"/>
+        </w:trPr>
+        <w:tc>
+          <w:tcPr>
+            <w:tcW w:w="1275" w:type="dxa"/>
+            <w:vMerge/>
+            <w:shd w:val="clear" w:color="auto" w:fill="auto"/>
+            <w:tcMar>
+              <w:top w:w="100" w:type="dxa"/>
+              <w:left w:w="100" w:type="dxa"/>
+              <w:bottom w:w="100" w:type="dxa"/>
+              <w:right w:w="100" w:type="dxa"/>
+            </w:tcMar>
+          </w:tcPr>
+          <w:p/>
+        </w:tc>
+        <w:tc>
+          <w:tcPr>
+            <w:tcW w:w="1485" w:type="dxa"/>
+            <w:vMerge/>
+            <w:tcMar>
+              <w:top w:w="100" w:type="dxa"/>
+              <w:left w:w="100" w:type="dxa"/>
+              <w:bottom w:w="100" w:type="dxa"/>
+              <w:right w:w="100" w:type="dxa"/>
+            </w:tcMar>
+          </w:tcPr>
+          <w:p/>
+        </w:tc>
+        <w:tc>
+          <w:tcPr>
+            <w:tcW w:w="2340" w:type="dxa"/>
+            <w:tcMar>
+              <w:top w:w="100" w:type="dxa"/>
+              <w:left w:w="100" w:type="dxa"/>
+              <w:bottom w:w="100" w:type="dxa"/>
+              <w:right w:w="100" w:type="dxa"/>
+            </w:tcMar>
+          </w:tcPr>
+          <w:p>
+            <w:pPr>
+              <w:spacing w:line="276" w:lineRule="auto"/>
+            </w:pPr>
+            <w:r>
+              <w:t>Système de monnaie virtuelle</w:t>
+            </w:r>
+          </w:p>
+        </w:tc>
+        <w:tc>
+          <w:tcPr>
+            <w:tcW w:w="840" w:type="dxa"/>
+            <w:tcMar>
+              <w:top w:w="100" w:type="dxa"/>
+              <w:left w:w="100" w:type="dxa"/>
+              <w:bottom w:w="100" w:type="dxa"/>
+              <w:right w:w="100" w:type="dxa"/>
+            </w:tcMar>
+          </w:tcPr>
+          <w:p>
+            <w:pPr>
+              <w:spacing w:line="276" w:lineRule="auto"/>
+            </w:pPr>
+            <w:r>
+              <w:t>44,8</w:t>
+            </w:r>
+          </w:p>
+        </w:tc>
+        <w:tc>
+          <w:tcPr>
+            <w:tcW w:w="1020" w:type="dxa"/>
+            <w:vMerge/>
+            <w:shd w:val="clear" w:color="auto" w:fill="auto"/>
+            <w:tcMar>
+              <w:top w:w="100" w:type="dxa"/>
+              <w:left w:w="100" w:type="dxa"/>
+              <w:bottom w:w="100" w:type="dxa"/>
+              <w:right w:w="100" w:type="dxa"/>
+            </w:tcMar>
+          </w:tcPr>
+          <w:p>
+            <w:pPr>
+              <w:jc w:val="center"/>
+            </w:pPr>
+          </w:p>
+        </w:tc>
+        <w:tc>
+          <w:tcPr>
+            <w:tcW w:w="1155" w:type="dxa"/>
+            <w:vMerge/>
+            <w:shd w:val="clear" w:color="auto" w:fill="auto"/>
+            <w:tcMar>
+              <w:top w:w="100" w:type="dxa"/>
+              <w:left w:w="100" w:type="dxa"/>
+              <w:bottom w:w="100" w:type="dxa"/>
+              <w:right w:w="100" w:type="dxa"/>
+            </w:tcMar>
+          </w:tcPr>
+          <w:p/>
+        </w:tc>
+        <w:tc>
+          <w:tcPr>
+            <w:tcW w:w="1170" w:type="dxa"/>
+            <w:vMerge/>
+            <w:shd w:val="clear" w:color="auto" w:fill="auto"/>
+            <w:tcMar>
+              <w:top w:w="100" w:type="dxa"/>
+              <w:left w:w="100" w:type="dxa"/>
+              <w:bottom w:w="100" w:type="dxa"/>
+              <w:right w:w="100" w:type="dxa"/>
+            </w:tcMar>
+          </w:tcPr>
+          <w:p/>
+        </w:tc>
+      </w:tr>
+      <w:tr>
+        <w:trPr>
+          <w:trHeight w:val="480"/>
+          <w:jc w:val="center"/>
+        </w:trPr>
+        <w:tc>
+          <w:tcPr>
+            <w:tcW w:w="1275" w:type="dxa"/>
+            <w:vMerge/>
+            <w:shd w:val="clear" w:color="auto" w:fill="auto"/>
+            <w:tcMar>
+              <w:top w:w="100" w:type="dxa"/>
+              <w:left w:w="100" w:type="dxa"/>
+              <w:bottom w:w="100" w:type="dxa"/>
+              <w:right w:w="100" w:type="dxa"/>
+            </w:tcMar>
+          </w:tcPr>
+          <w:p/>
+        </w:tc>
+        <w:tc>
+          <w:tcPr>
+            <w:tcW w:w="1485" w:type="dxa"/>
+            <w:vMerge w:val="restart"/>
+            <w:tcMar>
+              <w:top w:w="100" w:type="dxa"/>
+              <w:left w:w="100" w:type="dxa"/>
+              <w:bottom w:w="100" w:type="dxa"/>
+              <w:right w:w="100" w:type="dxa"/>
+            </w:tcMar>
+          </w:tcPr>
+          <w:p/>
+          <w:p/>
+          <w:p/>
+          <w:p/>
+          <w:p/>
+          <w:p/>
+          <w:p>
+            <w:r>
+              <w:lastRenderedPageBreak/>
+              <w:t>Client léger</w:t>
+            </w:r>
+          </w:p>
+        </w:tc>
+        <w:tc>
+          <w:tcPr>
+            <w:tcW w:w="2340" w:type="dxa"/>
+            <w:tcMar>
+              <w:top w:w="100" w:type="dxa"/>
+              <w:left w:w="100" w:type="dxa"/>
+              <w:bottom w:w="100" w:type="dxa"/>
+              <w:right w:w="100" w:type="dxa"/>
+            </w:tcMar>
+          </w:tcPr>
+          <w:p>
+            <w:pPr>
+              <w:spacing w:line="276" w:lineRule="auto"/>
+            </w:pPr>
+            <w:r>
+              <w:lastRenderedPageBreak/>
+              <w:t>Clavardage - Intégration</w:t>
+            </w:r>
+          </w:p>
+        </w:tc>
+        <w:tc>
+          <w:tcPr>
+            <w:tcW w:w="840" w:type="dxa"/>
+            <w:tcMar>
+              <w:top w:w="100" w:type="dxa"/>
+              <w:left w:w="100" w:type="dxa"/>
+              <w:bottom w:w="100" w:type="dxa"/>
+              <w:right w:w="100" w:type="dxa"/>
+            </w:tcMar>
+          </w:tcPr>
+          <w:p>
+            <w:pPr>
+              <w:spacing w:line="276" w:lineRule="auto"/>
+            </w:pPr>
+            <w:r>
+              <w:t>28</w:t>
+            </w:r>
+          </w:p>
+        </w:tc>
+        <w:tc>
+          <w:tcPr>
+            <w:tcW w:w="1020" w:type="dxa"/>
+            <w:vMerge/>
+            <w:shd w:val="clear" w:color="auto" w:fill="auto"/>
+            <w:tcMar>
+              <w:top w:w="100" w:type="dxa"/>
+              <w:left w:w="100" w:type="dxa"/>
+              <w:bottom w:w="100" w:type="dxa"/>
+              <w:right w:w="100" w:type="dxa"/>
+            </w:tcMar>
+          </w:tcPr>
+          <w:p/>
+        </w:tc>
+        <w:tc>
+          <w:tcPr>
+            <w:tcW w:w="1155" w:type="dxa"/>
+            <w:vMerge/>
+            <w:shd w:val="clear" w:color="auto" w:fill="auto"/>
+            <w:tcMar>
+              <w:top w:w="100" w:type="dxa"/>
+              <w:left w:w="100" w:type="dxa"/>
+              <w:bottom w:w="100" w:type="dxa"/>
+              <w:right w:w="100" w:type="dxa"/>
+            </w:tcMar>
+          </w:tcPr>
+          <w:p/>
+        </w:tc>
+        <w:tc>
+          <w:tcPr>
+            <w:tcW w:w="1170" w:type="dxa"/>
+            <w:vMerge/>
+            <w:shd w:val="clear" w:color="auto" w:fill="auto"/>
+            <w:tcMar>
+              <w:top w:w="100" w:type="dxa"/>
+              <w:left w:w="100" w:type="dxa"/>
+              <w:bottom w:w="100" w:type="dxa"/>
+              <w:right w:w="100" w:type="dxa"/>
+            </w:tcMar>
+          </w:tcPr>
+          <w:p/>
+        </w:tc>
+      </w:tr>
+      <w:tr>
+        <w:trPr>
+          <w:trHeight w:val="760"/>
+          <w:jc w:val="center"/>
+        </w:trPr>
+        <w:tc>
+          <w:tcPr>
+            <w:tcW w:w="1275" w:type="dxa"/>
+            <w:vMerge/>
+            <w:shd w:val="clear" w:color="auto" w:fill="auto"/>
+            <w:tcMar>
+              <w:top w:w="100" w:type="dxa"/>
+              <w:left w:w="100" w:type="dxa"/>
+              <w:bottom w:w="100" w:type="dxa"/>
+              <w:right w:w="100" w:type="dxa"/>
+            </w:tcMar>
+          </w:tcPr>
+          <w:p/>
+        </w:tc>
+        <w:tc>
+          <w:tcPr>
+            <w:tcW w:w="1485" w:type="dxa"/>
+            <w:vMerge/>
+            <w:tcMar>
+              <w:top w:w="100" w:type="dxa"/>
+              <w:left w:w="100" w:type="dxa"/>
+              <w:bottom w:w="100" w:type="dxa"/>
+              <w:right w:w="100" w:type="dxa"/>
+            </w:tcMar>
+          </w:tcPr>
+          <w:p/>
+        </w:tc>
+        <w:tc>
+          <w:tcPr>
+            <w:tcW w:w="2340" w:type="dxa"/>
+            <w:tcMar>
+              <w:top w:w="100" w:type="dxa"/>
+              <w:left w:w="100" w:type="dxa"/>
+              <w:bottom w:w="100" w:type="dxa"/>
+              <w:right w:w="100" w:type="dxa"/>
+            </w:tcMar>
+          </w:tcPr>
+          <w:p>
+            <w:pPr>
+              <w:spacing w:line="276" w:lineRule="auto"/>
+            </w:pPr>
+            <w:r>
+              <w:t>Clavardage - Canaux de discussion</w:t>
+            </w:r>
+          </w:p>
+        </w:tc>
+        <w:tc>
+          <w:tcPr>
+            <w:tcW w:w="840" w:type="dxa"/>
+            <w:tcMar>
+              <w:top w:w="100" w:type="dxa"/>
+              <w:left w:w="100" w:type="dxa"/>
+              <w:bottom w:w="100" w:type="dxa"/>
+              <w:right w:w="100" w:type="dxa"/>
+            </w:tcMar>
+          </w:tcPr>
+          <w:p>
+            <w:pPr>
+              <w:spacing w:line="276" w:lineRule="auto"/>
+            </w:pPr>
+            <w:r>
+              <w:t>22.4</w:t>
+            </w:r>
+          </w:p>
+        </w:tc>
+        <w:tc>
+          <w:tcPr>
+            <w:tcW w:w="1020" w:type="dxa"/>
+            <w:vMerge/>
+            <w:shd w:val="clear" w:color="auto" w:fill="auto"/>
+            <w:tcMar>
+              <w:top w:w="100" w:type="dxa"/>
+              <w:left w:w="100" w:type="dxa"/>
+              <w:bottom w:w="100" w:type="dxa"/>
+              <w:right w:w="100" w:type="dxa"/>
+            </w:tcMar>
+          </w:tcPr>
+          <w:p/>
+        </w:tc>
+        <w:tc>
+          <w:tcPr>
+            <w:tcW w:w="1155" w:type="dxa"/>
+            <w:vMerge/>
+            <w:shd w:val="clear" w:color="auto" w:fill="auto"/>
+            <w:tcMar>
+              <w:top w:w="100" w:type="dxa"/>
+              <w:left w:w="100" w:type="dxa"/>
+              <w:bottom w:w="100" w:type="dxa"/>
+              <w:right w:w="100" w:type="dxa"/>
+            </w:tcMar>
+          </w:tcPr>
+          <w:p/>
+        </w:tc>
+        <w:tc>
+          <w:tcPr>
+            <w:tcW w:w="1170" w:type="dxa"/>
+            <w:vMerge/>
+            <w:shd w:val="clear" w:color="auto" w:fill="auto"/>
+            <w:tcMar>
+              <w:top w:w="100" w:type="dxa"/>
+              <w:left w:w="100" w:type="dxa"/>
+              <w:bottom w:w="100" w:type="dxa"/>
+              <w:right w:w="100" w:type="dxa"/>
+            </w:tcMar>
+          </w:tcPr>
+          <w:p/>
+        </w:tc>
+      </w:tr>
+      <w:tr>
+        <w:trPr>
+          <w:trHeight w:val="480"/>
+          <w:jc w:val="center"/>
+        </w:trPr>
+        <w:tc>
+          <w:tcPr>
+            <w:tcW w:w="1275" w:type="dxa"/>
+            <w:vMerge/>
+            <w:shd w:val="clear" w:color="auto" w:fill="auto"/>
+            <w:tcMar>
+              <w:top w:w="100" w:type="dxa"/>
+              <w:left w:w="100" w:type="dxa"/>
+              <w:bottom w:w="100" w:type="dxa"/>
+              <w:right w:w="100" w:type="dxa"/>
+            </w:tcMar>
+          </w:tcPr>
+          <w:p/>
+        </w:tc>
+        <w:tc>
+          <w:tcPr>
+            <w:tcW w:w="1485" w:type="dxa"/>
+            <w:vMerge/>
+            <w:tcMar>
+              <w:top w:w="100" w:type="dxa"/>
+              <w:left w:w="100" w:type="dxa"/>
+              <w:bottom w:w="100" w:type="dxa"/>
+              <w:right w:w="100" w:type="dxa"/>
+            </w:tcMar>
+          </w:tcPr>
+          <w:p/>
+        </w:tc>
+        <w:tc>
+          <w:tcPr>
+            <w:tcW w:w="2340" w:type="dxa"/>
+            <w:tcMar>
+              <w:top w:w="100" w:type="dxa"/>
+              <w:left w:w="100" w:type="dxa"/>
+              <w:bottom w:w="100" w:type="dxa"/>
+              <w:right w:w="100" w:type="dxa"/>
+            </w:tcMar>
+          </w:tcPr>
+          <w:p>
+            <w:pPr>
+              <w:spacing w:line="276" w:lineRule="auto"/>
+            </w:pPr>
+            <w:r>
+              <w:t>Compte utilisateur et historique</w:t>
+            </w:r>
+          </w:p>
+        </w:tc>
+        <w:tc>
+          <w:tcPr>
+            <w:tcW w:w="840" w:type="dxa"/>
+            <w:tcMar>
+              <w:top w:w="100" w:type="dxa"/>
+              <w:left w:w="100" w:type="dxa"/>
+              <w:bottom w:w="100" w:type="dxa"/>
+              <w:right w:w="100" w:type="dxa"/>
+            </w:tcMar>
+          </w:tcPr>
+          <w:p>
+            <w:pPr>
+              <w:spacing w:line="276" w:lineRule="auto"/>
+            </w:pPr>
+            <w:r>
+              <w:t>11,2</w:t>
+            </w:r>
+          </w:p>
+        </w:tc>
+        <w:tc>
+          <w:tcPr>
+            <w:tcW w:w="1020" w:type="dxa"/>
+            <w:vMerge/>
+            <w:shd w:val="clear" w:color="auto" w:fill="auto"/>
+            <w:tcMar>
+              <w:top w:w="100" w:type="dxa"/>
+              <w:left w:w="100" w:type="dxa"/>
+              <w:bottom w:w="100" w:type="dxa"/>
+              <w:right w:w="100" w:type="dxa"/>
+            </w:tcMar>
+          </w:tcPr>
+          <w:p/>
+        </w:tc>
+        <w:tc>
+          <w:tcPr>
+            <w:tcW w:w="1155" w:type="dxa"/>
+            <w:vMerge/>
+            <w:shd w:val="clear" w:color="auto" w:fill="auto"/>
+            <w:tcMar>
+              <w:top w:w="100" w:type="dxa"/>
+              <w:left w:w="100" w:type="dxa"/>
+              <w:bottom w:w="100" w:type="dxa"/>
+              <w:right w:w="100" w:type="dxa"/>
+            </w:tcMar>
+          </w:tcPr>
+          <w:p/>
+        </w:tc>
+        <w:tc>
+          <w:tcPr>
+            <w:tcW w:w="1170" w:type="dxa"/>
+            <w:vMerge/>
+            <w:shd w:val="clear" w:color="auto" w:fill="auto"/>
+            <w:tcMar>
+              <w:top w:w="100" w:type="dxa"/>
+              <w:left w:w="100" w:type="dxa"/>
+              <w:bottom w:w="100" w:type="dxa"/>
+              <w:right w:w="100" w:type="dxa"/>
+            </w:tcMar>
+          </w:tcPr>
+          <w:p/>
+        </w:tc>
+      </w:tr>
+      <w:tr>
+        <w:trPr>
+          <w:trHeight w:val="480"/>
+          <w:jc w:val="center"/>
+        </w:trPr>
+        <w:tc>
+          <w:tcPr>
+            <w:tcW w:w="1275" w:type="dxa"/>
+            <w:vMerge/>
+            <w:shd w:val="clear" w:color="auto" w:fill="auto"/>
+            <w:tcMar>
+              <w:top w:w="100" w:type="dxa"/>
+              <w:left w:w="100" w:type="dxa"/>
+              <w:bottom w:w="100" w:type="dxa"/>
+              <w:right w:w="100" w:type="dxa"/>
+            </w:tcMar>
+          </w:tcPr>
+          <w:p/>
+        </w:tc>
+        <w:tc>
+          <w:tcPr>
+            <w:tcW w:w="1485" w:type="dxa"/>
+            <w:vMerge/>
+            <w:tcMar>
+              <w:top w:w="100" w:type="dxa"/>
+              <w:left w:w="100" w:type="dxa"/>
+              <w:bottom w:w="100" w:type="dxa"/>
+              <w:right w:w="100" w:type="dxa"/>
+            </w:tcMar>
+          </w:tcPr>
+          <w:p/>
+        </w:tc>
+        <w:tc>
+          <w:tcPr>
+            <w:tcW w:w="2340" w:type="dxa"/>
+            <w:tcMar>
+              <w:top w:w="100" w:type="dxa"/>
+              <w:left w:w="100" w:type="dxa"/>
+              <w:bottom w:w="100" w:type="dxa"/>
+              <w:right w:w="100" w:type="dxa"/>
+            </w:tcMar>
+          </w:tcPr>
+          <w:p>
+            <w:pPr>
+              <w:spacing w:line="276" w:lineRule="auto"/>
+            </w:pPr>
+            <w:r>
+              <w:t>Avatar</w:t>
+            </w:r>
+          </w:p>
+        </w:tc>
+        <w:tc>
+          <w:tcPr>
+            <w:tcW w:w="840" w:type="dxa"/>
+            <w:tcMar>
+              <w:top w:w="100" w:type="dxa"/>
+              <w:left w:w="100" w:type="dxa"/>
+              <w:bottom w:w="100" w:type="dxa"/>
+              <w:right w:w="100" w:type="dxa"/>
+            </w:tcMar>
+          </w:tcPr>
+          <w:p>
+            <w:pPr>
+              <w:spacing w:line="276" w:lineRule="auto"/>
+            </w:pPr>
+            <w:r>
+              <w:t>11,2</w:t>
+            </w:r>
+          </w:p>
+        </w:tc>
+        <w:tc>
+          <w:tcPr>
+            <w:tcW w:w="1020" w:type="dxa"/>
+            <w:vMerge/>
+            <w:shd w:val="clear" w:color="auto" w:fill="auto"/>
+            <w:tcMar>
+              <w:top w:w="100" w:type="dxa"/>
+              <w:left w:w="100" w:type="dxa"/>
+              <w:bottom w:w="100" w:type="dxa"/>
+              <w:right w:w="100" w:type="dxa"/>
+            </w:tcMar>
+          </w:tcPr>
+          <w:p/>
+        </w:tc>
+        <w:tc>
+          <w:tcPr>
+            <w:tcW w:w="1155" w:type="dxa"/>
+            <w:vMerge/>
+            <w:shd w:val="clear" w:color="auto" w:fill="auto"/>
+            <w:tcMar>
+              <w:top w:w="100" w:type="dxa"/>
+              <w:left w:w="100" w:type="dxa"/>
+              <w:bottom w:w="100" w:type="dxa"/>
+              <w:right w:w="100" w:type="dxa"/>
+            </w:tcMar>
+          </w:tcPr>
+          <w:p/>
+        </w:tc>
+        <w:tc>
+          <w:tcPr>
+            <w:tcW w:w="1170" w:type="dxa"/>
+            <w:vMerge/>
+            <w:shd w:val="clear" w:color="auto" w:fill="auto"/>
+            <w:tcMar>
+              <w:top w:w="100" w:type="dxa"/>
+              <w:left w:w="100" w:type="dxa"/>
+              <w:bottom w:w="100" w:type="dxa"/>
+              <w:right w:w="100" w:type="dxa"/>
+            </w:tcMar>
+          </w:tcPr>
+          <w:p/>
+        </w:tc>
+      </w:tr>
+      <w:tr>
+        <w:trPr>
+          <w:trHeight w:val="540"/>
+          <w:jc w:val="center"/>
+        </w:trPr>
+        <w:tc>
+          <w:tcPr>
+            <w:tcW w:w="1275" w:type="dxa"/>
+            <w:vMerge/>
+            <w:shd w:val="clear" w:color="auto" w:fill="auto"/>
+            <w:tcMar>
+              <w:top w:w="100" w:type="dxa"/>
+              <w:left w:w="100" w:type="dxa"/>
+              <w:bottom w:w="100" w:type="dxa"/>
+              <w:right w:w="100" w:type="dxa"/>
+            </w:tcMar>
+          </w:tcPr>
+          <w:p/>
+        </w:tc>
+        <w:tc>
+          <w:tcPr>
+            <w:tcW w:w="1485" w:type="dxa"/>
+            <w:vMerge/>
+            <w:tcMar>
+              <w:top w:w="100" w:type="dxa"/>
+              <w:left w:w="100" w:type="dxa"/>
+              <w:bottom w:w="100" w:type="dxa"/>
+              <w:right w:w="100" w:type="dxa"/>
+            </w:tcMar>
+          </w:tcPr>
+          <w:p/>
+        </w:tc>
+        <w:tc>
+          <w:tcPr>
+            <w:tcW w:w="2340" w:type="dxa"/>
+            <w:tcMar>
+              <w:top w:w="100" w:type="dxa"/>
+              <w:left w:w="100" w:type="dxa"/>
+              <w:bottom w:w="100" w:type="dxa"/>
+              <w:right w:w="100" w:type="dxa"/>
+            </w:tcMar>
+          </w:tcPr>
+          <w:p>
+            <w:pPr>
+              <w:spacing w:line="276" w:lineRule="auto"/>
+            </w:pPr>
+            <w:r>
+              <w:t>Modes de jeu</w:t>
+            </w:r>
+          </w:p>
+        </w:tc>
+        <w:tc>
+          <w:tcPr>
+            <w:tcW w:w="840" w:type="dxa"/>
+            <w:tcMar>
+              <w:top w:w="100" w:type="dxa"/>
+              <w:left w:w="100" w:type="dxa"/>
+              <w:bottom w:w="100" w:type="dxa"/>
+              <w:right w:w="100" w:type="dxa"/>
+            </w:tcMar>
+          </w:tcPr>
+          <w:p>
+            <w:pPr>
+              <w:spacing w:line="276" w:lineRule="auto"/>
+            </w:pPr>
+            <w:r>
+              <w:t>44,8</w:t>
+            </w:r>
+          </w:p>
+        </w:tc>
+        <w:tc>
+          <w:tcPr>
+            <w:tcW w:w="1020" w:type="dxa"/>
+            <w:vMerge/>
+            <w:shd w:val="clear" w:color="auto" w:fill="auto"/>
+            <w:tcMar>
+              <w:top w:w="100" w:type="dxa"/>
+              <w:left w:w="100" w:type="dxa"/>
+              <w:bottom w:w="100" w:type="dxa"/>
+              <w:right w:w="100" w:type="dxa"/>
+            </w:tcMar>
+          </w:tcPr>
+          <w:p/>
+        </w:tc>
+        <w:tc>
+          <w:tcPr>
+            <w:tcW w:w="1155" w:type="dxa"/>
+            <w:vMerge/>
+            <w:shd w:val="clear" w:color="auto" w:fill="auto"/>
+            <w:tcMar>
+              <w:top w:w="100" w:type="dxa"/>
+              <w:left w:w="100" w:type="dxa"/>
+              <w:bottom w:w="100" w:type="dxa"/>
+              <w:right w:w="100" w:type="dxa"/>
+            </w:tcMar>
+          </w:tcPr>
+          <w:p/>
+        </w:tc>
+        <w:tc>
+          <w:tcPr>
+            <w:tcW w:w="1170" w:type="dxa"/>
+            <w:vMerge/>
+            <w:shd w:val="clear" w:color="auto" w:fill="auto"/>
+            <w:tcMar>
+              <w:top w:w="100" w:type="dxa"/>
+              <w:left w:w="100" w:type="dxa"/>
+              <w:bottom w:w="100" w:type="dxa"/>
+              <w:right w:w="100" w:type="dxa"/>
+            </w:tcMar>
+          </w:tcPr>
+          <w:p/>
+        </w:tc>
+      </w:tr>
+      <w:tr>
+        <w:trPr>
+          <w:trHeight w:val="2740"/>
+          <w:jc w:val="center"/>
+        </w:trPr>
+        <w:tc>
+          <w:tcPr>
+            <w:tcW w:w="1275" w:type="dxa"/>
+            <w:vMerge/>
+            <w:shd w:val="clear" w:color="auto" w:fill="auto"/>
+            <w:tcMar>
+              <w:top w:w="100" w:type="dxa"/>
+              <w:left w:w="100" w:type="dxa"/>
+              <w:bottom w:w="100" w:type="dxa"/>
+              <w:right w:w="100" w:type="dxa"/>
+            </w:tcMar>
+          </w:tcPr>
+          <w:p/>
+        </w:tc>
+        <w:tc>
+          <w:tcPr>
+            <w:tcW w:w="1485" w:type="dxa"/>
+            <w:vMerge/>
+            <w:tcMar>
+              <w:top w:w="100" w:type="dxa"/>
+              <w:left w:w="100" w:type="dxa"/>
+              <w:bottom w:w="100" w:type="dxa"/>
+              <w:right w:w="100" w:type="dxa"/>
+            </w:tcMar>
+          </w:tcPr>
+          <w:p/>
+        </w:tc>
+        <w:tc>
+          <w:tcPr>
+            <w:tcW w:w="2340" w:type="dxa"/>
+            <w:tcMar>
+              <w:top w:w="100" w:type="dxa"/>
+              <w:left w:w="100" w:type="dxa"/>
+              <w:bottom w:w="100" w:type="dxa"/>
+              <w:right w:w="100" w:type="dxa"/>
+            </w:tcMar>
+          </w:tcPr>
+          <w:p>
+            <w:pPr>
+              <w:spacing w:line="276" w:lineRule="auto"/>
+            </w:pPr>
+            <w:r>
+              <w:t>Système de monnaie virtuelle</w:t>
+            </w:r>
+          </w:p>
+        </w:tc>
+        <w:tc>
+          <w:tcPr>
+            <w:tcW w:w="840" w:type="dxa"/>
+            <w:tcMar>
+              <w:top w:w="100" w:type="dxa"/>
+              <w:left w:w="100" w:type="dxa"/>
+              <w:bottom w:w="100" w:type="dxa"/>
+              <w:right w:w="100" w:type="dxa"/>
+            </w:tcMar>
+          </w:tcPr>
+          <w:p>
+            <w:r>
+              <w:t>33,6</w:t>
+            </w:r>
+          </w:p>
+          <w:p/>
+        </w:tc>
+        <w:tc>
+          <w:tcPr>
+            <w:tcW w:w="1020" w:type="dxa"/>
+            <w:vMerge/>
+            <w:shd w:val="clear" w:color="auto" w:fill="auto"/>
+            <w:tcMar>
+              <w:top w:w="100" w:type="dxa"/>
+              <w:left w:w="100" w:type="dxa"/>
+              <w:bottom w:w="100" w:type="dxa"/>
+              <w:right w:w="100" w:type="dxa"/>
+            </w:tcMar>
+          </w:tcPr>
+          <w:p/>
+        </w:tc>
+        <w:tc>
+          <w:tcPr>
+            <w:tcW w:w="1155" w:type="dxa"/>
+            <w:vMerge/>
+            <w:shd w:val="clear" w:color="auto" w:fill="auto"/>
+            <w:tcMar>
+              <w:top w:w="100" w:type="dxa"/>
+              <w:left w:w="100" w:type="dxa"/>
+              <w:bottom w:w="100" w:type="dxa"/>
+              <w:right w:w="100" w:type="dxa"/>
+            </w:tcMar>
+          </w:tcPr>
+          <w:p/>
+        </w:tc>
+        <w:tc>
+          <w:tcPr>
+            <w:tcW w:w="1170" w:type="dxa"/>
+            <w:vMerge/>
+            <w:shd w:val="clear" w:color="auto" w:fill="auto"/>
+            <w:tcMar>
+              <w:top w:w="100" w:type="dxa"/>
+              <w:left w:w="100" w:type="dxa"/>
+              <w:bottom w:w="100" w:type="dxa"/>
+              <w:right w:w="100" w:type="dxa"/>
+            </w:tcMar>
+          </w:tcPr>
+          <w:p/>
+        </w:tc>
+      </w:tr>
+      <w:tr>
+        <w:trPr>
+          <w:trHeight w:val="400"/>
+          <w:jc w:val="center"/>
+        </w:trPr>
+        <w:tc>
+          <w:tcPr>
+            <w:tcW w:w="1275" w:type="dxa"/>
+            <w:vMerge w:val="restart"/>
+            <w:shd w:val="clear" w:color="auto" w:fill="auto"/>
+            <w:tcMar>
+              <w:top w:w="100" w:type="dxa"/>
+              <w:left w:w="100" w:type="dxa"/>
+              <w:bottom w:w="100" w:type="dxa"/>
+              <w:right w:w="100" w:type="dxa"/>
+            </w:tcMar>
+          </w:tcPr>
+          <w:p>
+            <w:r>
+              <w:t>Sprint 2</w:t>
+            </w:r>
+            <w:r>
+              <w:br/>
+              <w:t>[2 semaines]</w:t>
+            </w:r>
+          </w:p>
+        </w:tc>
+        <w:tc>
+          <w:tcPr>
+            <w:tcW w:w="1485" w:type="dxa"/>
+            <w:vMerge w:val="restart"/>
+            <w:shd w:val="clear" w:color="auto" w:fill="auto"/>
+            <w:tcMar>
+              <w:top w:w="100" w:type="dxa"/>
+              <w:left w:w="100" w:type="dxa"/>
+              <w:bottom w:w="100" w:type="dxa"/>
+              <w:right w:w="100" w:type="dxa"/>
+            </w:tcMar>
+          </w:tcPr>
+          <w:p/>
+          <w:p/>
+          <w:p/>
+          <w:p>
+            <w:pPr>
+              <w:rPr>
+                <w:highlight w:val="white"/>
+              </w:rPr>
+            </w:pPr>
+            <w:r>
+              <w:t>Client lourd</w:t>
+            </w:r>
+          </w:p>
+        </w:tc>
+        <w:tc>
+          <w:tcPr>
+            <w:tcW w:w="2340" w:type="dxa"/>
+            <w:shd w:val="clear" w:color="auto" w:fill="auto"/>
+            <w:tcMar>
+              <w:top w:w="100" w:type="dxa"/>
+              <w:left w:w="100" w:type="dxa"/>
+              <w:bottom w:w="100" w:type="dxa"/>
+              <w:right w:w="100" w:type="dxa"/>
+            </w:tcMar>
+          </w:tcPr>
+          <w:p>
+            <w:pPr>
+              <w:spacing w:line="276" w:lineRule="auto"/>
+            </w:pPr>
+            <w:r>
+              <w:rPr>
+                <w:highlight w:val="white"/>
+              </w:rPr>
+              <w:t>Observateurs</w:t>
+            </w:r>
+          </w:p>
+        </w:tc>
+        <w:tc>
+          <w:tcPr>
+            <w:tcW w:w="840" w:type="dxa"/>
+            <w:shd w:val="clear" w:color="auto" w:fill="auto"/>
+            <w:tcMar>
+              <w:top w:w="100" w:type="dxa"/>
+              <w:left w:w="100" w:type="dxa"/>
+              <w:bottom w:w="100" w:type="dxa"/>
+              <w:right w:w="100" w:type="dxa"/>
+            </w:tcMar>
+          </w:tcPr>
+          <w:p>
+            <w:pPr>
+              <w:spacing w:line="276" w:lineRule="auto"/>
+              <w:rPr>
+                <w:highlight w:val="white"/>
+              </w:rPr>
+            </w:pPr>
+            <w:r>
+              <w:t>33,6</w:t>
+            </w:r>
+          </w:p>
+        </w:tc>
+        <w:tc>
+          <w:tcPr>
+            <w:tcW w:w="1020" w:type="dxa"/>
+            <w:vMerge w:val="restart"/>
+            <w:shd w:val="clear" w:color="auto" w:fill="auto"/>
+            <w:tcMar>
+              <w:top w:w="100" w:type="dxa"/>
+              <w:left w:w="100" w:type="dxa"/>
+              <w:bottom w:w="100" w:type="dxa"/>
+              <w:right w:w="100" w:type="dxa"/>
+            </w:tcMar>
+          </w:tcPr>
+          <w:p>
+            <w:pPr>
+              <w:jc w:val="center"/>
+            </w:pPr>
+            <w:r>
+              <w:t>280</w:t>
+            </w:r>
+          </w:p>
+        </w:tc>
+        <w:tc>
+          <w:tcPr>
+            <w:tcW w:w="1155" w:type="dxa"/>
+            <w:vMerge w:val="restart"/>
+            <w:shd w:val="clear" w:color="auto" w:fill="auto"/>
+            <w:tcMar>
+              <w:top w:w="100" w:type="dxa"/>
+              <w:left w:w="100" w:type="dxa"/>
+              <w:bottom w:w="100" w:type="dxa"/>
+              <w:right w:w="100" w:type="dxa"/>
+            </w:tcMar>
+          </w:tcPr>
+          <w:p>
+            <w:r>
+              <w:t>09</w:t>
+            </w:r>
+            <w:r>
+              <w:t>-10-</w:t>
+            </w:r>
+            <w:r>
+              <w:t>2024</w:t>
+            </w:r>
+          </w:p>
+        </w:tc>
+        <w:tc>
+          <w:tcPr>
+            <w:tcW w:w="1170" w:type="dxa"/>
+            <w:vMerge w:val="restart"/>
+            <w:shd w:val="clear" w:color="auto" w:fill="auto"/>
+            <w:tcMar>
+              <w:top w:w="100" w:type="dxa"/>
+              <w:left w:w="100" w:type="dxa"/>
+              <w:bottom w:w="100" w:type="dxa"/>
+              <w:right w:w="100" w:type="dxa"/>
+            </w:tcMar>
+          </w:tcPr>
+          <w:p>
+            <w:r>
+              <w:t>23</w:t>
+            </w:r>
+            <w:r>
+              <w:t>-10-</w:t>
+            </w:r>
+            <w:r>
+              <w:t>2024</w:t>
+            </w:r>
+          </w:p>
+        </w:tc>
+      </w:tr>
+      <w:tr>
+        <w:trPr>
+          <w:trHeight w:val="400"/>
+          <w:jc w:val="center"/>
+        </w:trPr>
+        <w:tc>
+          <w:tcPr>
+            <w:tcW w:w="1275" w:type="dxa"/>
+            <w:vMerge/>
+            <w:shd w:val="clear" w:color="auto" w:fill="auto"/>
+            <w:tcMar>
+              <w:top w:w="100" w:type="dxa"/>
+              <w:left w:w="100" w:type="dxa"/>
+              <w:bottom w:w="100" w:type="dxa"/>
+              <w:right w:w="100" w:type="dxa"/>
+            </w:tcMar>
+          </w:tcPr>
+          <w:p/>
+        </w:tc>
+        <w:tc>
+          <w:tcPr>
+            <w:tcW w:w="1485" w:type="dxa"/>
+            <w:vMerge/>
+            <w:shd w:val="clear" w:color="auto" w:fill="auto"/>
+            <w:tcMar>
+              <w:top w:w="100" w:type="dxa"/>
+              <w:left w:w="100" w:type="dxa"/>
+              <w:bottom w:w="100" w:type="dxa"/>
+              <w:right w:w="100" w:type="dxa"/>
+            </w:tcMar>
+          </w:tcPr>
+          <w:p/>
+        </w:tc>
+        <w:tc>
+          <w:tcPr>
+            <w:tcW w:w="2340" w:type="dxa"/>
+            <w:shd w:val="clear" w:color="auto" w:fill="auto"/>
+            <w:tcMar>
+              <w:top w:w="100" w:type="dxa"/>
+              <w:left w:w="100" w:type="dxa"/>
+              <w:bottom w:w="100" w:type="dxa"/>
+              <w:right w:w="100" w:type="dxa"/>
+            </w:tcMar>
+          </w:tcPr>
+          <w:p>
+            <w:pPr>
+              <w:spacing w:line="276" w:lineRule="auto"/>
+              <w:rPr>
+                <w:highlight w:val="white"/>
+              </w:rPr>
+            </w:pPr>
+            <w:r>
+              <w:t>Personnalisation de l’application</w:t>
+            </w:r>
+          </w:p>
+        </w:tc>
+        <w:tc>
+          <w:tcPr>
+            <w:tcW w:w="840" w:type="dxa"/>
+            <w:shd w:val="clear" w:color="auto" w:fill="auto"/>
+            <w:tcMar>
+              <w:top w:w="100" w:type="dxa"/>
+              <w:left w:w="100" w:type="dxa"/>
+              <w:bottom w:w="100" w:type="dxa"/>
+              <w:right w:w="100" w:type="dxa"/>
+            </w:tcMar>
+          </w:tcPr>
+          <w:p>
+            <w:pPr>
+              <w:spacing w:line="276" w:lineRule="auto"/>
+              <w:rPr>
+                <w:highlight w:val="white"/>
+              </w:rPr>
+            </w:pPr>
+            <w:r>
+              <w:t>22.4</w:t>
+            </w:r>
+          </w:p>
+        </w:tc>
+        <w:tc>
+          <w:tcPr>
+            <w:tcW w:w="1020" w:type="dxa"/>
+            <w:vMerge/>
+            <w:shd w:val="clear" w:color="auto" w:fill="auto"/>
+            <w:tcMar>
+              <w:top w:w="100" w:type="dxa"/>
+              <w:left w:w="100" w:type="dxa"/>
+              <w:bottom w:w="100" w:type="dxa"/>
+              <w:right w:w="100" w:type="dxa"/>
+            </w:tcMar>
+          </w:tcPr>
+          <w:p>
+            <w:pPr>
+              <w:jc w:val="center"/>
+            </w:pPr>
+          </w:p>
+        </w:tc>
+        <w:tc>
+          <w:tcPr>
+            <w:tcW w:w="1155" w:type="dxa"/>
+            <w:vMerge/>
+            <w:shd w:val="clear" w:color="auto" w:fill="auto"/>
+            <w:tcMar>
+              <w:top w:w="100" w:type="dxa"/>
+              <w:left w:w="100" w:type="dxa"/>
+              <w:bottom w:w="100" w:type="dxa"/>
+              <w:right w:w="100" w:type="dxa"/>
+            </w:tcMar>
+          </w:tcPr>
+          <w:p/>
+        </w:tc>
+        <w:tc>
+          <w:tcPr>
+            <w:tcW w:w="1170" w:type="dxa"/>
+            <w:vMerge/>
+            <w:shd w:val="clear" w:color="auto" w:fill="auto"/>
+            <w:tcMar>
+              <w:top w:w="100" w:type="dxa"/>
+              <w:left w:w="100" w:type="dxa"/>
+              <w:bottom w:w="100" w:type="dxa"/>
+              <w:right w:w="100" w:type="dxa"/>
+            </w:tcMar>
+          </w:tcPr>
+          <w:p/>
+        </w:tc>
+      </w:tr>
+      <w:tr>
+        <w:trPr>
+          <w:trHeight w:val="400"/>
+          <w:jc w:val="center"/>
+        </w:trPr>
+        <w:tc>
+          <w:tcPr>
+            <w:tcW w:w="1275" w:type="dxa"/>
+            <w:vMerge/>
+            <w:shd w:val="clear" w:color="auto" w:fill="auto"/>
+            <w:tcMar>
+              <w:top w:w="100" w:type="dxa"/>
+              <w:left w:w="100" w:type="dxa"/>
+              <w:bottom w:w="100" w:type="dxa"/>
+              <w:right w:w="100" w:type="dxa"/>
+            </w:tcMar>
+          </w:tcPr>
+          <w:p/>
+        </w:tc>
+        <w:tc>
+          <w:tcPr>
+            <w:tcW w:w="1485" w:type="dxa"/>
+            <w:vMerge w:val="restart"/>
+            <w:shd w:val="clear" w:color="auto" w:fill="auto"/>
+            <w:tcMar>
+              <w:top w:w="100" w:type="dxa"/>
+              <w:left w:w="100" w:type="dxa"/>
+              <w:bottom w:w="100" w:type="dxa"/>
+              <w:right w:w="100" w:type="dxa"/>
+            </w:tcMar>
+          </w:tcPr>
+          <w:p/>
+          <w:p/>
+          <w:p/>
+          <w:p/>
+          <w:p>
+            <w:pPr>
+              <w:rPr>
+                <w:highlight w:val="white"/>
+              </w:rPr>
+            </w:pPr>
+            <w:r>
+              <w:t>Client léger</w:t>
+            </w:r>
+          </w:p>
+        </w:tc>
+        <w:tc>
+          <w:tcPr>
+            <w:tcW w:w="2340" w:type="dxa"/>
+            <w:shd w:val="clear" w:color="auto" w:fill="auto"/>
+            <w:tcMar>
+              <w:top w:w="100" w:type="dxa"/>
+              <w:left w:w="100" w:type="dxa"/>
+              <w:bottom w:w="100" w:type="dxa"/>
+              <w:right w:w="100" w:type="dxa"/>
+            </w:tcMar>
+          </w:tcPr>
+          <w:p>
+            <w:pPr>
+              <w:spacing w:line="276" w:lineRule="auto"/>
+            </w:pPr>
+            <w:r>
+              <w:rPr>
+                <w:highlight w:val="white"/>
+              </w:rPr>
+              <w:t>Observateurs</w:t>
+            </w:r>
+          </w:p>
+        </w:tc>
+        <w:tc>
+          <w:tcPr>
+            <w:tcW w:w="840" w:type="dxa"/>
+            <w:shd w:val="clear" w:color="auto" w:fill="auto"/>
+            <w:tcMar>
+              <w:top w:w="100" w:type="dxa"/>
+              <w:left w:w="100" w:type="dxa"/>
+              <w:bottom w:w="100" w:type="dxa"/>
+              <w:right w:w="100" w:type="dxa"/>
+            </w:tcMar>
+          </w:tcPr>
+          <w:p>
+            <w:pPr>
+              <w:spacing w:line="276" w:lineRule="auto"/>
+              <w:rPr>
+                <w:highlight w:val="white"/>
+              </w:rPr>
+            </w:pPr>
+            <w:r>
+              <w:t>33,6</w:t>
+            </w:r>
+          </w:p>
+        </w:tc>
+        <w:tc>
+          <w:tcPr>
+            <w:tcW w:w="1020" w:type="dxa"/>
+            <w:vMerge/>
+            <w:shd w:val="clear" w:color="auto" w:fill="auto"/>
+            <w:tcMar>
+              <w:top w:w="100" w:type="dxa"/>
+              <w:left w:w="100" w:type="dxa"/>
+              <w:bottom w:w="100" w:type="dxa"/>
+              <w:right w:w="100" w:type="dxa"/>
+            </w:tcMar>
+          </w:tcPr>
+          <w:p>
+            <w:pPr>
+              <w:jc w:val="center"/>
+            </w:pPr>
+          </w:p>
+        </w:tc>
+        <w:tc>
+          <w:tcPr>
+            <w:tcW w:w="1155" w:type="dxa"/>
+            <w:vMerge/>
+            <w:shd w:val="clear" w:color="auto" w:fill="auto"/>
+            <w:tcMar>
+              <w:top w:w="100" w:type="dxa"/>
+              <w:left w:w="100" w:type="dxa"/>
+              <w:bottom w:w="100" w:type="dxa"/>
+              <w:right w:w="100" w:type="dxa"/>
+            </w:tcMar>
+          </w:tcPr>
+          <w:p/>
+        </w:tc>
+        <w:tc>
+          <w:tcPr>
+            <w:tcW w:w="1170" w:type="dxa"/>
+            <w:vMerge/>
+            <w:shd w:val="clear" w:color="auto" w:fill="auto"/>
+            <w:tcMar>
+              <w:top w:w="100" w:type="dxa"/>
+              <w:left w:w="100" w:type="dxa"/>
+              <w:bottom w:w="100" w:type="dxa"/>
+              <w:right w:w="100" w:type="dxa"/>
+            </w:tcMar>
+          </w:tcPr>
+          <w:p/>
+        </w:tc>
+      </w:tr>
+      <w:tr>
+        <w:trPr>
+          <w:trHeight w:val="400"/>
+          <w:jc w:val="center"/>
+        </w:trPr>
+        <w:tc>
+          <w:tcPr>
+            <w:tcW w:w="1275" w:type="dxa"/>
+            <w:vMerge/>
+            <w:shd w:val="clear" w:color="auto" w:fill="auto"/>
+            <w:tcMar>
+              <w:top w:w="100" w:type="dxa"/>
+              <w:left w:w="100" w:type="dxa"/>
+              <w:bottom w:w="100" w:type="dxa"/>
+              <w:right w:w="100" w:type="dxa"/>
+            </w:tcMar>
+          </w:tcPr>
+          <w:p/>
+        </w:tc>
+        <w:tc>
+          <w:tcPr>
+            <w:tcW w:w="1485" w:type="dxa"/>
+            <w:vMerge/>
+            <w:shd w:val="clear" w:color="auto" w:fill="auto"/>
+            <w:tcMar>
+              <w:top w:w="100" w:type="dxa"/>
+              <w:left w:w="100" w:type="dxa"/>
+              <w:bottom w:w="100" w:type="dxa"/>
+              <w:right w:w="100" w:type="dxa"/>
+            </w:tcMar>
+          </w:tcPr>
+          <w:p/>
+        </w:tc>
+        <w:tc>
+          <w:tcPr>
+            <w:tcW w:w="2340" w:type="dxa"/>
+            <w:shd w:val="clear" w:color="auto" w:fill="auto"/>
+            <w:tcMar>
+              <w:top w:w="100" w:type="dxa"/>
+              <w:left w:w="100" w:type="dxa"/>
+              <w:bottom w:w="100" w:type="dxa"/>
+              <w:right w:w="100" w:type="dxa"/>
+            </w:tcMar>
+          </w:tcPr>
+          <w:p>
+            <w:pPr>
+              <w:spacing w:line="276" w:lineRule="auto"/>
+              <w:rPr>
+                <w:highlight w:val="white"/>
+              </w:rPr>
+            </w:pPr>
+            <w:r>
+              <w:t>Personnalisation de l’application</w:t>
+            </w:r>
+          </w:p>
+        </w:tc>
+        <w:tc>
+          <w:tcPr>
+            <w:tcW w:w="840" w:type="dxa"/>
+            <w:shd w:val="clear" w:color="auto" w:fill="auto"/>
+            <w:tcMar>
+              <w:top w:w="100" w:type="dxa"/>
+              <w:left w:w="100" w:type="dxa"/>
+              <w:bottom w:w="100" w:type="dxa"/>
+              <w:right w:w="100" w:type="dxa"/>
+            </w:tcMar>
+          </w:tcPr>
+          <w:p>
+            <w:pPr>
+              <w:spacing w:line="276" w:lineRule="auto"/>
+              <w:rPr>
+                <w:highlight w:val="white"/>
+              </w:rPr>
+            </w:pPr>
+            <w:r>
+              <w:t>22.4</w:t>
+            </w:r>
+          </w:p>
+        </w:tc>
+        <w:tc>
+          <w:tcPr>
+            <w:tcW w:w="1020" w:type="dxa"/>
+            <w:vMerge/>
+            <w:shd w:val="clear" w:color="auto" w:fill="auto"/>
+            <w:tcMar>
+              <w:top w:w="100" w:type="dxa"/>
+              <w:left w:w="100" w:type="dxa"/>
+              <w:bottom w:w="100" w:type="dxa"/>
+              <w:right w:w="100" w:type="dxa"/>
+            </w:tcMar>
+          </w:tcPr>
+          <w:p>
+            <w:pPr>
+              <w:jc w:val="center"/>
+            </w:pPr>
+          </w:p>
+        </w:tc>
+        <w:tc>
+          <w:tcPr>
+            <w:tcW w:w="1155" w:type="dxa"/>
+            <w:vMerge/>
+            <w:shd w:val="clear" w:color="auto" w:fill="auto"/>
+            <w:tcMar>
+              <w:top w:w="100" w:type="dxa"/>
+              <w:left w:w="100" w:type="dxa"/>
+              <w:bottom w:w="100" w:type="dxa"/>
+              <w:right w:w="100" w:type="dxa"/>
+            </w:tcMar>
+          </w:tcPr>
+          <w:p/>
+        </w:tc>
+        <w:tc>
+          <w:tcPr>
+            <w:tcW w:w="1170" w:type="dxa"/>
+            <w:vMerge/>
+            <w:shd w:val="clear" w:color="auto" w:fill="auto"/>
+            <w:tcMar>
+              <w:top w:w="100" w:type="dxa"/>
+              <w:left w:w="100" w:type="dxa"/>
+              <w:bottom w:w="100" w:type="dxa"/>
+              <w:right w:w="100" w:type="dxa"/>
+            </w:tcMar>
+          </w:tcPr>
+          <w:p/>
+        </w:tc>
+      </w:tr>
+      <w:tr>
+        <w:trPr>
+          <w:trHeight w:val="400"/>
+          <w:jc w:val="center"/>
+        </w:trPr>
+        <w:tc>
+          <w:tcPr>
+            <w:tcW w:w="1275" w:type="dxa"/>
+            <w:vMerge/>
+            <w:shd w:val="clear" w:color="auto" w:fill="auto"/>
+            <w:tcMar>
+              <w:top w:w="100" w:type="dxa"/>
+              <w:left w:w="100" w:type="dxa"/>
+              <w:bottom w:w="100" w:type="dxa"/>
+              <w:right w:w="100" w:type="dxa"/>
+            </w:tcMar>
+          </w:tcPr>
+          <w:p/>
+        </w:tc>
+        <w:tc>
+          <w:tcPr>
+            <w:tcW w:w="1485" w:type="dxa"/>
+            <w:vMerge/>
+            <w:shd w:val="clear" w:color="auto" w:fill="auto"/>
+            <w:tcMar>
+              <w:top w:w="100" w:type="dxa"/>
+              <w:left w:w="100" w:type="dxa"/>
+              <w:bottom w:w="100" w:type="dxa"/>
+              <w:right w:w="100" w:type="dxa"/>
+            </w:tcMar>
+          </w:tcPr>
+          <w:p/>
+        </w:tc>
+        <w:tc>
+          <w:tcPr>
+            <w:tcW w:w="2340" w:type="dxa"/>
+            <w:shd w:val="clear" w:color="auto" w:fill="auto"/>
+            <w:tcMar>
+              <w:top w:w="100" w:type="dxa"/>
+              <w:left w:w="100" w:type="dxa"/>
+              <w:bottom w:w="100" w:type="dxa"/>
+              <w:right w:w="100" w:type="dxa"/>
+            </w:tcMar>
+          </w:tcPr>
+          <w:p>
+            <w:pPr>
+              <w:spacing w:line="276" w:lineRule="auto"/>
+            </w:pPr>
+            <w:r>
+              <w:t>Système d’amis</w:t>
+            </w:r>
+          </w:p>
+        </w:tc>
+        <w:tc>
+          <w:tcPr>
+            <w:tcW w:w="840" w:type="dxa"/>
+            <w:shd w:val="clear" w:color="auto" w:fill="auto"/>
+            <w:tcMar>
+              <w:top w:w="100" w:type="dxa"/>
+              <w:left w:w="100" w:type="dxa"/>
+              <w:bottom w:w="100" w:type="dxa"/>
+              <w:right w:w="100" w:type="dxa"/>
+            </w:tcMar>
+          </w:tcPr>
+          <w:p>
+            <w:pPr>
+              <w:spacing w:line="276" w:lineRule="auto"/>
+              <w:rPr>
+                <w:highlight w:val="white"/>
+              </w:rPr>
+            </w:pPr>
+            <w:r>
+              <w:rPr>
+                <w:highlight w:val="white"/>
+              </w:rPr>
+              <w:t>28</w:t>
+            </w:r>
+          </w:p>
+        </w:tc>
+        <w:tc>
+          <w:tcPr>
+            <w:tcW w:w="1020" w:type="dxa"/>
+            <w:vMerge/>
+            <w:shd w:val="clear" w:color="auto" w:fill="auto"/>
+            <w:tcMar>
+              <w:top w:w="100" w:type="dxa"/>
+              <w:left w:w="100" w:type="dxa"/>
+              <w:bottom w:w="100" w:type="dxa"/>
+              <w:right w:w="100" w:type="dxa"/>
+            </w:tcMar>
+          </w:tcPr>
+          <w:p>
+            <w:pPr>
+              <w:jc w:val="center"/>
+            </w:pPr>
+          </w:p>
+        </w:tc>
+        <w:tc>
+          <w:tcPr>
+            <w:tcW w:w="1155" w:type="dxa"/>
+            <w:vMerge/>
+            <w:shd w:val="clear" w:color="auto" w:fill="auto"/>
+            <w:tcMar>
+              <w:top w:w="100" w:type="dxa"/>
+              <w:left w:w="100" w:type="dxa"/>
+              <w:bottom w:w="100" w:type="dxa"/>
+              <w:right w:w="100" w:type="dxa"/>
+            </w:tcMar>
+          </w:tcPr>
+          <w:p/>
+        </w:tc>
+        <w:tc>
+          <w:tcPr>
+            <w:tcW w:w="1170" w:type="dxa"/>
+            <w:vMerge/>
+            <w:shd w:val="clear" w:color="auto" w:fill="auto"/>
+            <w:tcMar>
+              <w:top w:w="100" w:type="dxa"/>
+              <w:left w:w="100" w:type="dxa"/>
+              <w:bottom w:w="100" w:type="dxa"/>
+              <w:right w:w="100" w:type="dxa"/>
+            </w:tcMar>
+          </w:tcPr>
+          <w:p/>
+        </w:tc>
+      </w:tr>
+      <w:tr>
+        <w:trPr>
+          <w:trHeight w:val="400"/>
+          <w:jc w:val="center"/>
+        </w:trPr>
+        <w:tc>
+          <w:tcPr>
+            <w:tcW w:w="1275" w:type="dxa"/>
+            <w:vMerge/>
+            <w:shd w:val="clear" w:color="auto" w:fill="auto"/>
+            <w:tcMar>
+              <w:top w:w="100" w:type="dxa"/>
+              <w:left w:w="100" w:type="dxa"/>
+              <w:bottom w:w="100" w:type="dxa"/>
+              <w:right w:w="100" w:type="dxa"/>
+            </w:tcMar>
+          </w:tcPr>
+          <w:p/>
+        </w:tc>
+        <w:tc>
+          <w:tcPr>
+            <w:tcW w:w="1485" w:type="dxa"/>
+            <w:vMerge w:val="restart"/>
+            <w:shd w:val="clear" w:color="auto" w:fill="auto"/>
+            <w:tcMar>
+              <w:top w:w="100" w:type="dxa"/>
+              <w:left w:w="100" w:type="dxa"/>
+              <w:bottom w:w="100" w:type="dxa"/>
+              <w:right w:w="100" w:type="dxa"/>
+            </w:tcMar>
+          </w:tcPr>
+          <w:p>
+            <w:pPr>
+              <w:spacing w:line="276" w:lineRule="auto"/>
+            </w:pPr>
+            <w:r>
+              <w:t>Exigences souhaitables</w:t>
+            </w:r>
+          </w:p>
+        </w:tc>
+        <w:tc>
+          <w:tcPr>
+            <w:tcW w:w="2340" w:type="dxa"/>
+            <w:shd w:val="clear" w:color="auto" w:fill="auto"/>
+            <w:tcMar>
+              <w:top w:w="100" w:type="dxa"/>
+              <w:left w:w="100" w:type="dxa"/>
+              <w:bottom w:w="100" w:type="dxa"/>
+              <w:right w:w="100" w:type="dxa"/>
+            </w:tcMar>
+          </w:tcPr>
+          <w:p>
+            <w:pPr>
+              <w:spacing w:line="276" w:lineRule="auto"/>
+              <w:rPr>
+                <w:highlight w:val="white"/>
+              </w:rPr>
+            </w:pPr>
+            <w:r>
+              <w:rPr>
+                <w:highlight w:val="white"/>
+              </w:rPr>
+              <w:t>Ajout d’un historique détaillé des actions antérieures.</w:t>
+            </w:r>
+          </w:p>
+        </w:tc>
+        <w:tc>
+          <w:tcPr>
+            <w:tcW w:w="840" w:type="dxa"/>
+            <w:shd w:val="clear" w:color="auto" w:fill="auto"/>
+            <w:tcMar>
+              <w:top w:w="100" w:type="dxa"/>
+              <w:left w:w="100" w:type="dxa"/>
+              <w:bottom w:w="100" w:type="dxa"/>
+              <w:right w:w="100" w:type="dxa"/>
+            </w:tcMar>
+          </w:tcPr>
+          <w:p>
+            <w:pPr>
+              <w:spacing w:line="276" w:lineRule="auto"/>
+              <w:rPr>
+                <w:highlight w:val="white"/>
+              </w:rPr>
+            </w:pPr>
+            <w:r>
+              <w:t>39,2</w:t>
+            </w:r>
+          </w:p>
+        </w:tc>
+        <w:tc>
+          <w:tcPr>
+            <w:tcW w:w="1020" w:type="dxa"/>
+            <w:vMerge/>
+            <w:shd w:val="clear" w:color="auto" w:fill="auto"/>
+            <w:tcMar>
+              <w:top w:w="100" w:type="dxa"/>
+              <w:left w:w="100" w:type="dxa"/>
+              <w:bottom w:w="100" w:type="dxa"/>
+              <w:right w:w="100" w:type="dxa"/>
+            </w:tcMar>
+          </w:tcPr>
+          <w:p>
+            <w:pPr>
+              <w:jc w:val="center"/>
+            </w:pPr>
+          </w:p>
+        </w:tc>
+        <w:tc>
+          <w:tcPr>
+            <w:tcW w:w="1155" w:type="dxa"/>
+            <w:vMerge/>
+            <w:shd w:val="clear" w:color="auto" w:fill="auto"/>
+            <w:tcMar>
+              <w:top w:w="100" w:type="dxa"/>
+              <w:left w:w="100" w:type="dxa"/>
+              <w:bottom w:w="100" w:type="dxa"/>
+              <w:right w:w="100" w:type="dxa"/>
+            </w:tcMar>
+          </w:tcPr>
+          <w:p/>
+        </w:tc>
+        <w:tc>
+          <w:tcPr>
+            <w:tcW w:w="1170" w:type="dxa"/>
+            <w:vMerge/>
+            <w:shd w:val="clear" w:color="auto" w:fill="auto"/>
+            <w:tcMar>
+              <w:top w:w="100" w:type="dxa"/>
+              <w:left w:w="100" w:type="dxa"/>
+              <w:bottom w:w="100" w:type="dxa"/>
+              <w:right w:w="100" w:type="dxa"/>
+            </w:tcMar>
+          </w:tcPr>
+          <w:p/>
+        </w:tc>
+      </w:tr>
+      <w:tr>
+        <w:trPr>
+          <w:trHeight w:val="400"/>
+          <w:jc w:val="center"/>
+        </w:trPr>
+        <w:tc>
+          <w:tcPr>
+            <w:tcW w:w="1275" w:type="dxa"/>
+            <w:vMerge/>
+            <w:shd w:val="clear" w:color="auto" w:fill="auto"/>
+            <w:tcMar>
+              <w:top w:w="100" w:type="dxa"/>
+              <w:left w:w="100" w:type="dxa"/>
+              <w:bottom w:w="100" w:type="dxa"/>
+              <w:right w:w="100" w:type="dxa"/>
+            </w:tcMar>
+          </w:tcPr>
+          <w:p/>
+        </w:tc>
+        <w:tc>
+          <w:tcPr>
+            <w:tcW w:w="1485" w:type="dxa"/>
+            <w:vMerge/>
+            <w:shd w:val="clear" w:color="auto" w:fill="auto"/>
+            <w:tcMar>
+              <w:top w:w="100" w:type="dxa"/>
+              <w:left w:w="100" w:type="dxa"/>
+              <w:bottom w:w="100" w:type="dxa"/>
+              <w:right w:w="100" w:type="dxa"/>
+            </w:tcMar>
+          </w:tcPr>
+          <w:p>
+            <w:pPr>
+              <w:spacing w:line="276" w:lineRule="auto"/>
+            </w:pPr>
+          </w:p>
+        </w:tc>
+        <w:tc>
+          <w:tcPr>
+            <w:tcW w:w="2340" w:type="dxa"/>
+            <w:shd w:val="clear" w:color="auto" w:fill="auto"/>
+            <w:tcMar>
+              <w:top w:w="100" w:type="dxa"/>
+              <w:left w:w="100" w:type="dxa"/>
+              <w:bottom w:w="100" w:type="dxa"/>
+              <w:right w:w="100" w:type="dxa"/>
+            </w:tcMar>
+          </w:tcPr>
+          <w:p>
+            <w:pPr>
+              <w:spacing w:line="276" w:lineRule="auto"/>
+              <w:rPr>
+                <w:highlight w:val="white"/>
+              </w:rPr>
+            </w:pPr>
+            <w:r>
+              <w:rPr>
+                <w:highlight w:val="white"/>
+              </w:rPr>
+              <w:t>Mode de jeu Élimination rapide.</w:t>
+            </w:r>
+          </w:p>
+        </w:tc>
+        <w:tc>
+          <w:tcPr>
+            <w:tcW w:w="840" w:type="dxa"/>
+            <w:shd w:val="clear" w:color="auto" w:fill="auto"/>
+            <w:tcMar>
+              <w:top w:w="100" w:type="dxa"/>
+              <w:left w:w="100" w:type="dxa"/>
+              <w:bottom w:w="100" w:type="dxa"/>
+              <w:right w:w="100" w:type="dxa"/>
+            </w:tcMar>
+          </w:tcPr>
+          <w:p>
+            <w:pPr>
+              <w:spacing w:line="276" w:lineRule="auto"/>
+              <w:rPr>
+                <w:highlight w:val="white"/>
+              </w:rPr>
+            </w:pPr>
+            <w:r>
+              <w:t>39,2</w:t>
+            </w:r>
+          </w:p>
+        </w:tc>
+        <w:tc>
+          <w:tcPr>
+            <w:tcW w:w="1020" w:type="dxa"/>
+            <w:vMerge/>
+            <w:shd w:val="clear" w:color="auto" w:fill="auto"/>
+            <w:tcMar>
+              <w:top w:w="100" w:type="dxa"/>
+              <w:left w:w="100" w:type="dxa"/>
+              <w:bottom w:w="100" w:type="dxa"/>
+              <w:right w:w="100" w:type="dxa"/>
+            </w:tcMar>
+          </w:tcPr>
+          <w:p>
+            <w:pPr>
+              <w:jc w:val="center"/>
+            </w:pPr>
+          </w:p>
+        </w:tc>
+        <w:tc>
+          <w:tcPr>
+            <w:tcW w:w="1155" w:type="dxa"/>
+            <w:vMerge/>
+            <w:shd w:val="clear" w:color="auto" w:fill="auto"/>
+            <w:tcMar>
+              <w:top w:w="100" w:type="dxa"/>
+              <w:left w:w="100" w:type="dxa"/>
+              <w:bottom w:w="100" w:type="dxa"/>
+              <w:right w:w="100" w:type="dxa"/>
+            </w:tcMar>
+          </w:tcPr>
+          <w:p/>
+        </w:tc>
+        <w:tc>
+          <w:tcPr>
+            <w:tcW w:w="1170" w:type="dxa"/>
+            <w:vMerge/>
+            <w:shd w:val="clear" w:color="auto" w:fill="auto"/>
+            <w:tcMar>
+              <w:top w:w="100" w:type="dxa"/>
+              <w:left w:w="100" w:type="dxa"/>
+              <w:bottom w:w="100" w:type="dxa"/>
+              <w:right w:w="100" w:type="dxa"/>
+            </w:tcMar>
+          </w:tcPr>
+          <w:p/>
+        </w:tc>
+      </w:tr>
+      <w:tr>
+        <w:trPr>
+          <w:trHeight w:val="400"/>
+          <w:jc w:val="center"/>
+        </w:trPr>
+        <w:tc>
+          <w:tcPr>
+            <w:tcW w:w="1275" w:type="dxa"/>
+            <w:vMerge/>
+            <w:shd w:val="clear" w:color="auto" w:fill="auto"/>
+            <w:tcMar>
+              <w:top w:w="100" w:type="dxa"/>
+              <w:left w:w="100" w:type="dxa"/>
+              <w:bottom w:w="100" w:type="dxa"/>
+              <w:right w:w="100" w:type="dxa"/>
+            </w:tcMar>
+          </w:tcPr>
+          <w:p/>
+        </w:tc>
+        <w:tc>
+          <w:tcPr>
+            <w:tcW w:w="1485" w:type="dxa"/>
+            <w:vMerge/>
+            <w:shd w:val="clear" w:color="auto" w:fill="auto"/>
+            <w:tcMar>
+              <w:top w:w="100" w:type="dxa"/>
+              <w:left w:w="100" w:type="dxa"/>
+              <w:bottom w:w="100" w:type="dxa"/>
+              <w:right w:w="100" w:type="dxa"/>
+            </w:tcMar>
+          </w:tcPr>
+          <w:p>
+            <w:pPr>
+              <w:spacing w:line="276" w:lineRule="auto"/>
+            </w:pPr>
+          </w:p>
+        </w:tc>
+        <w:tc>
+          <w:tcPr>
+            <w:tcW w:w="2340" w:type="dxa"/>
+            <w:shd w:val="clear" w:color="auto" w:fill="auto"/>
+            <w:tcMar>
+              <w:top w:w="100" w:type="dxa"/>
+              <w:left w:w="100" w:type="dxa"/>
+              <w:bottom w:w="100" w:type="dxa"/>
+              <w:right w:w="100" w:type="dxa"/>
+            </w:tcMar>
+          </w:tcPr>
+          <w:p>
+            <w:pPr>
+              <w:spacing w:line="276" w:lineRule="auto"/>
+              <w:rPr>
+                <w:highlight w:val="white"/>
+              </w:rPr>
+            </w:pPr>
+            <w:r>
+              <w:rPr>
+                <w:highlight w:val="white"/>
+              </w:rPr>
+              <w:t>Défis de partie et indices</w:t>
+            </w:r>
+          </w:p>
+        </w:tc>
+        <w:tc>
+          <w:tcPr>
+            <w:tcW w:w="840" w:type="dxa"/>
+            <w:shd w:val="clear" w:color="auto" w:fill="auto"/>
+            <w:tcMar>
+              <w:top w:w="100" w:type="dxa"/>
+              <w:left w:w="100" w:type="dxa"/>
+              <w:bottom w:w="100" w:type="dxa"/>
+              <w:right w:w="100" w:type="dxa"/>
+            </w:tcMar>
+          </w:tcPr>
+          <w:p>
+            <w:pPr>
+              <w:spacing w:line="276" w:lineRule="auto"/>
+              <w:rPr>
+                <w:highlight w:val="white"/>
+              </w:rPr>
+            </w:pPr>
+            <w:r>
+              <w:t>39,2</w:t>
+            </w:r>
+          </w:p>
+        </w:tc>
+        <w:tc>
+          <w:tcPr>
+            <w:tcW w:w="1020" w:type="dxa"/>
+            <w:vMerge/>
+            <w:shd w:val="clear" w:color="auto" w:fill="auto"/>
+            <w:tcMar>
+              <w:top w:w="100" w:type="dxa"/>
+              <w:left w:w="100" w:type="dxa"/>
+              <w:bottom w:w="100" w:type="dxa"/>
+              <w:right w:w="100" w:type="dxa"/>
+            </w:tcMar>
+          </w:tcPr>
+          <w:p>
+            <w:pPr>
+              <w:jc w:val="center"/>
+            </w:pPr>
+          </w:p>
+        </w:tc>
+        <w:tc>
+          <w:tcPr>
+            <w:tcW w:w="1155" w:type="dxa"/>
+            <w:vMerge/>
+            <w:shd w:val="clear" w:color="auto" w:fill="auto"/>
+            <w:tcMar>
+              <w:top w:w="100" w:type="dxa"/>
+              <w:left w:w="100" w:type="dxa"/>
+              <w:bottom w:w="100" w:type="dxa"/>
+              <w:right w:w="100" w:type="dxa"/>
+            </w:tcMar>
+          </w:tcPr>
+          <w:p/>
+        </w:tc>
+        <w:tc>
+          <w:tcPr>
+            <w:tcW w:w="1170" w:type="dxa"/>
+            <w:vMerge/>
+            <w:shd w:val="clear" w:color="auto" w:fill="auto"/>
+            <w:tcMar>
+              <w:top w:w="100" w:type="dxa"/>
+              <w:left w:w="100" w:type="dxa"/>
+              <w:bottom w:w="100" w:type="dxa"/>
+              <w:right w:w="100" w:type="dxa"/>
+            </w:tcMar>
+          </w:tcPr>
+          <w:p/>
+        </w:tc>
+      </w:tr>
+      <w:tr>
+        <w:trPr>
+          <w:trHeight w:val="400"/>
+          <w:jc w:val="center"/>
+        </w:trPr>
+        <w:tc>
+          <w:tcPr>
+            <w:tcW w:w="1275" w:type="dxa"/>
+            <w:vMerge/>
+            <w:shd w:val="clear" w:color="auto" w:fill="auto"/>
+            <w:tcMar>
+              <w:top w:w="100" w:type="dxa"/>
+              <w:left w:w="100" w:type="dxa"/>
+              <w:bottom w:w="100" w:type="dxa"/>
+              <w:right w:w="100" w:type="dxa"/>
+            </w:tcMar>
+          </w:tcPr>
+          <w:p/>
+        </w:tc>
+        <w:tc>
+          <w:tcPr>
+            <w:tcW w:w="1485" w:type="dxa"/>
+            <w:vMerge/>
+            <w:shd w:val="clear" w:color="auto" w:fill="auto"/>
+            <w:tcMar>
+              <w:top w:w="100" w:type="dxa"/>
+              <w:left w:w="100" w:type="dxa"/>
+              <w:bottom w:w="100" w:type="dxa"/>
+              <w:right w:w="100" w:type="dxa"/>
+            </w:tcMar>
+          </w:tcPr>
+          <w:p>
+            <w:pPr>
+              <w:spacing w:line="276" w:lineRule="auto"/>
+            </w:pPr>
+          </w:p>
+        </w:tc>
+        <w:tc>
+          <w:tcPr>
+            <w:tcW w:w="2340" w:type="dxa"/>
+            <w:shd w:val="clear" w:color="auto" w:fill="auto"/>
+            <w:tcMar>
+              <w:top w:w="100" w:type="dxa"/>
+              <w:left w:w="100" w:type="dxa"/>
+              <w:bottom w:w="100" w:type="dxa"/>
+              <w:right w:w="100" w:type="dxa"/>
+            </w:tcMar>
+          </w:tcPr>
+          <w:p>
+            <w:pPr>
+              <w:spacing w:line="276" w:lineRule="auto"/>
+              <w:rPr>
+                <w:highlight w:val="white"/>
+              </w:rPr>
+            </w:pPr>
+            <w:r>
+              <w:rPr>
+                <w:highlight w:val="white"/>
+              </w:rPr>
+              <w:t>Système de blocage d’amis</w:t>
+            </w:r>
+          </w:p>
+        </w:tc>
+        <w:tc>
+          <w:tcPr>
+            <w:tcW w:w="840" w:type="dxa"/>
+            <w:shd w:val="clear" w:color="auto" w:fill="auto"/>
+            <w:tcMar>
+              <w:top w:w="100" w:type="dxa"/>
+              <w:left w:w="100" w:type="dxa"/>
+              <w:bottom w:w="100" w:type="dxa"/>
+              <w:right w:w="100" w:type="dxa"/>
+            </w:tcMar>
+          </w:tcPr>
+          <w:p>
+            <w:pPr>
+              <w:spacing w:line="276" w:lineRule="auto"/>
+              <w:rPr>
+                <w:highlight w:val="white"/>
+              </w:rPr>
+            </w:pPr>
+            <w:r>
+              <w:t>22.4</w:t>
+            </w:r>
+          </w:p>
+        </w:tc>
+        <w:tc>
+          <w:tcPr>
+            <w:tcW w:w="1020" w:type="dxa"/>
+            <w:vMerge/>
+            <w:shd w:val="clear" w:color="auto" w:fill="auto"/>
+            <w:tcMar>
+              <w:top w:w="100" w:type="dxa"/>
+              <w:left w:w="100" w:type="dxa"/>
+              <w:bottom w:w="100" w:type="dxa"/>
+              <w:right w:w="100" w:type="dxa"/>
+            </w:tcMar>
+          </w:tcPr>
+          <w:p>
+            <w:pPr>
+              <w:jc w:val="center"/>
+            </w:pPr>
+          </w:p>
+        </w:tc>
+        <w:tc>
+          <w:tcPr>
+            <w:tcW w:w="1155" w:type="dxa"/>
+            <w:vMerge/>
+            <w:shd w:val="clear" w:color="auto" w:fill="auto"/>
+            <w:tcMar>
+              <w:top w:w="100" w:type="dxa"/>
+              <w:left w:w="100" w:type="dxa"/>
+              <w:bottom w:w="100" w:type="dxa"/>
+              <w:right w:w="100" w:type="dxa"/>
+            </w:tcMar>
+          </w:tcPr>
+          <w:p/>
+        </w:tc>
+        <w:tc>
+          <w:tcPr>
+            <w:tcW w:w="1170" w:type="dxa"/>
+            <w:vMerge/>
+            <w:shd w:val="clear" w:color="auto" w:fill="auto"/>
+            <w:tcMar>
+              <w:top w:w="100" w:type="dxa"/>
+              <w:left w:w="100" w:type="dxa"/>
+              <w:bottom w:w="100" w:type="dxa"/>
+              <w:right w:w="100" w:type="dxa"/>
+            </w:tcMar>
+          </w:tcPr>
+          <w:p/>
+        </w:tc>
+      </w:tr>
+      <w:tr>
+        <w:trPr>
+          <w:trHeight w:val="460"/>
+          <w:jc w:val="center"/>
+        </w:trPr>
+        <w:tc>
+          <w:tcPr>
+            <w:tcW w:w="1275" w:type="dxa"/>
+            <w:vMerge w:val="restart"/>
+            <w:shd w:val="clear" w:color="auto" w:fill="auto"/>
+            <w:tcMar>
+              <w:top w:w="100" w:type="dxa"/>
+              <w:left w:w="100" w:type="dxa"/>
+              <w:bottom w:w="100" w:type="dxa"/>
+              <w:right w:w="100" w:type="dxa"/>
+            </w:tcMar>
+          </w:tcPr>
+          <w:p>
+            <w:r>
+              <w:t>Sprint 3</w:t>
+            </w:r>
+            <w:r>
+              <w:br/>
+              <w:t>[2 semaines]</w:t>
+            </w:r>
+          </w:p>
+        </w:tc>
+        <w:tc>
+          <w:tcPr>
+            <w:tcW w:w="1485" w:type="dxa"/>
+            <w:vMerge w:val="restart"/>
+            <w:shd w:val="clear" w:color="auto" w:fill="auto"/>
+            <w:tcMar>
+              <w:top w:w="100" w:type="dxa"/>
+              <w:left w:w="100" w:type="dxa"/>
+              <w:bottom w:w="100" w:type="dxa"/>
+              <w:right w:w="100" w:type="dxa"/>
+            </w:tcMar>
+          </w:tcPr>
+          <w:p>
+            <w:r>
+              <w:t>Client lourd</w:t>
+            </w:r>
+          </w:p>
+        </w:tc>
+        <w:tc>
+          <w:tcPr>
+            <w:tcW w:w="2340" w:type="dxa"/>
+            <w:shd w:val="clear" w:color="auto" w:fill="auto"/>
+            <w:tcMar>
+              <w:top w:w="100" w:type="dxa"/>
+              <w:left w:w="100" w:type="dxa"/>
+              <w:bottom w:w="100" w:type="dxa"/>
+              <w:right w:w="100" w:type="dxa"/>
+            </w:tcMar>
+          </w:tcPr>
+          <w:p>
+            <w:pPr>
+              <w:spacing w:line="276" w:lineRule="auto"/>
+            </w:pPr>
+            <w:r>
+              <w:rPr>
+                <w:highlight w:val="white"/>
+              </w:rPr>
+              <w:t>Création de parties “amis seulement”</w:t>
+            </w:r>
+          </w:p>
+        </w:tc>
+        <w:tc>
+          <w:tcPr>
+            <w:tcW w:w="840" w:type="dxa"/>
+            <w:shd w:val="clear" w:color="auto" w:fill="auto"/>
+            <w:tcMar>
+              <w:top w:w="100" w:type="dxa"/>
+              <w:left w:w="100" w:type="dxa"/>
+              <w:bottom w:w="100" w:type="dxa"/>
+              <w:right w:w="100" w:type="dxa"/>
+            </w:tcMar>
+          </w:tcPr>
+          <w:p>
+            <w:pPr>
+              <w:spacing w:line="276" w:lineRule="auto"/>
+              <w:rPr>
+                <w:highlight w:val="white"/>
+              </w:rPr>
+            </w:pPr>
+            <w:r>
+              <w:t>44,8</w:t>
+            </w:r>
+          </w:p>
+        </w:tc>
+        <w:tc>
+          <w:tcPr>
+            <w:tcW w:w="1020" w:type="dxa"/>
+            <w:vMerge w:val="restart"/>
+            <w:shd w:val="clear" w:color="auto" w:fill="auto"/>
+            <w:tcMar>
+              <w:top w:w="100" w:type="dxa"/>
+              <w:left w:w="100" w:type="dxa"/>
+              <w:bottom w:w="100" w:type="dxa"/>
+              <w:right w:w="100" w:type="dxa"/>
+            </w:tcMar>
+          </w:tcPr>
+          <w:p>
+            <w:pPr>
+              <w:jc w:val="center"/>
+            </w:pPr>
+            <w:r>
+              <w:t>123,2</w:t>
+            </w:r>
+          </w:p>
+        </w:tc>
+        <w:tc>
+          <w:tcPr>
+            <w:tcW w:w="1155" w:type="dxa"/>
+            <w:vMerge w:val="restart"/>
+            <w:shd w:val="clear" w:color="auto" w:fill="auto"/>
+            <w:tcMar>
+              <w:top w:w="100" w:type="dxa"/>
+              <w:left w:w="100" w:type="dxa"/>
+              <w:bottom w:w="100" w:type="dxa"/>
+              <w:right w:w="100" w:type="dxa"/>
+            </w:tcMar>
+          </w:tcPr>
+          <w:p>
+            <w:r>
+              <w:t>2</w:t>
+            </w:r>
+            <w:r>
+              <w:t>4</w:t>
+            </w:r>
+            <w:r>
+              <w:t>-1</w:t>
+            </w:r>
+            <w:r>
+              <w:t>0</w:t>
+            </w:r>
+            <w:r>
+              <w:t>-</w:t>
+            </w:r>
+            <w:r>
+              <w:t>2024</w:t>
+            </w:r>
+          </w:p>
+        </w:tc>
+        <w:tc>
+          <w:tcPr>
+            <w:tcW w:w="1170" w:type="dxa"/>
+            <w:vMerge w:val="restart"/>
+            <w:shd w:val="clear" w:color="auto" w:fill="auto"/>
+            <w:tcMar>
+              <w:top w:w="100" w:type="dxa"/>
+              <w:left w:w="100" w:type="dxa"/>
+              <w:bottom w:w="100" w:type="dxa"/>
+              <w:right w:w="100" w:type="dxa"/>
+            </w:tcMar>
+          </w:tcPr>
+          <w:p>
+            <w:r>
+              <w:t>07-11-</w:t>
+            </w:r>
+            <w:r>
+              <w:t>2024</w:t>
+            </w:r>
+          </w:p>
+        </w:tc>
+      </w:tr>
+      <w:tr>
+        <w:trPr>
+          <w:trHeight w:val="400"/>
+          <w:jc w:val="center"/>
+        </w:trPr>
+        <w:tc>
+          <w:tcPr>
+            <w:tcW w:w="1275" w:type="dxa"/>
+            <w:vMerge/>
+            <w:shd w:val="clear" w:color="auto" w:fill="auto"/>
+            <w:tcMar>
+              <w:top w:w="100" w:type="dxa"/>
+              <w:left w:w="100" w:type="dxa"/>
+              <w:bottom w:w="100" w:type="dxa"/>
+              <w:right w:w="100" w:type="dxa"/>
+            </w:tcMar>
+          </w:tcPr>
+          <w:p/>
+        </w:tc>
+        <w:tc>
+          <w:tcPr>
+            <w:tcW w:w="1485" w:type="dxa"/>
+            <w:vMerge/>
+            <w:shd w:val="clear" w:color="auto" w:fill="auto"/>
+            <w:tcMar>
+              <w:top w:w="100" w:type="dxa"/>
+              <w:left w:w="100" w:type="dxa"/>
+              <w:bottom w:w="100" w:type="dxa"/>
+              <w:right w:w="100" w:type="dxa"/>
+            </w:tcMar>
+          </w:tcPr>
+          <w:p/>
+        </w:tc>
+        <w:tc>
+          <w:tcPr>
+            <w:tcW w:w="2340" w:type="dxa"/>
+            <w:shd w:val="clear" w:color="auto" w:fill="auto"/>
+            <w:tcMar>
+              <w:top w:w="100" w:type="dxa"/>
+              <w:left w:w="100" w:type="dxa"/>
+              <w:bottom w:w="100" w:type="dxa"/>
+              <w:right w:w="100" w:type="dxa"/>
+            </w:tcMar>
+          </w:tcPr>
+          <w:p>
+            <w:pPr>
+              <w:spacing w:line="276" w:lineRule="auto"/>
+              <w:rPr>
+                <w:highlight w:val="white"/>
+              </w:rPr>
+            </w:pPr>
+            <w:r>
+              <w:t>Achievements</w:t>
+            </w:r>
+          </w:p>
+        </w:tc>
+        <w:tc>
+          <w:tcPr>
+            <w:tcW w:w="840" w:type="dxa"/>
+            <w:shd w:val="clear" w:color="auto" w:fill="auto"/>
+            <w:tcMar>
+              <w:top w:w="100" w:type="dxa"/>
+              <w:left w:w="100" w:type="dxa"/>
+              <w:bottom w:w="100" w:type="dxa"/>
+              <w:right w:w="100" w:type="dxa"/>
+            </w:tcMar>
+          </w:tcPr>
+          <w:p>
+            <w:pPr>
+              <w:spacing w:line="276" w:lineRule="auto"/>
+              <w:rPr>
+                <w:highlight w:val="white"/>
+              </w:rPr>
+            </w:pPr>
+            <w:r>
+              <w:t>25,2</w:t>
+            </w:r>
+          </w:p>
+        </w:tc>
+        <w:tc>
+          <w:tcPr>
+            <w:tcW w:w="1020" w:type="dxa"/>
+            <w:vMerge/>
+            <w:shd w:val="clear" w:color="auto" w:fill="auto"/>
+            <w:tcMar>
+              <w:top w:w="100" w:type="dxa"/>
+              <w:left w:w="100" w:type="dxa"/>
+              <w:bottom w:w="100" w:type="dxa"/>
+              <w:right w:w="100" w:type="dxa"/>
+            </w:tcMar>
+          </w:tcPr>
+          <w:p>
+            <w:pPr>
+              <w:jc w:val="center"/>
+            </w:pPr>
+          </w:p>
+        </w:tc>
+        <w:tc>
+          <w:tcPr>
+            <w:tcW w:w="1155" w:type="dxa"/>
+            <w:vMerge/>
+            <w:shd w:val="clear" w:color="auto" w:fill="auto"/>
+            <w:tcMar>
+              <w:top w:w="100" w:type="dxa"/>
+              <w:left w:w="100" w:type="dxa"/>
+              <w:bottom w:w="100" w:type="dxa"/>
+              <w:right w:w="100" w:type="dxa"/>
+            </w:tcMar>
+          </w:tcPr>
+          <w:p/>
+        </w:tc>
+        <w:tc>
+          <w:tcPr>
+            <w:tcW w:w="1170" w:type="dxa"/>
+            <w:vMerge/>
+            <w:shd w:val="clear" w:color="auto" w:fill="auto"/>
+            <w:tcMar>
+              <w:top w:w="100" w:type="dxa"/>
+              <w:left w:w="100" w:type="dxa"/>
+              <w:bottom w:w="100" w:type="dxa"/>
+              <w:right w:w="100" w:type="dxa"/>
+            </w:tcMar>
+          </w:tcPr>
+          <w:p/>
+        </w:tc>
+      </w:tr>
+      <w:tr>
+        <w:trPr>
+          <w:trHeight w:val="400"/>
+          <w:jc w:val="center"/>
+        </w:trPr>
+        <w:tc>
+          <w:tcPr>
+            <w:tcW w:w="1275" w:type="dxa"/>
+            <w:vMerge/>
+            <w:shd w:val="clear" w:color="auto" w:fill="auto"/>
+            <w:tcMar>
+              <w:top w:w="100" w:type="dxa"/>
+              <w:left w:w="100" w:type="dxa"/>
+              <w:bottom w:w="100" w:type="dxa"/>
+              <w:right w:w="100" w:type="dxa"/>
+            </w:tcMar>
+          </w:tcPr>
+          <w:p/>
+        </w:tc>
+        <w:tc>
+          <w:tcPr>
+            <w:tcW w:w="1485" w:type="dxa"/>
+            <w:vMerge w:val="restart"/>
+            <w:shd w:val="clear" w:color="auto" w:fill="auto"/>
+            <w:tcMar>
+              <w:top w:w="100" w:type="dxa"/>
+              <w:left w:w="100" w:type="dxa"/>
+              <w:bottom w:w="100" w:type="dxa"/>
+              <w:right w:w="100" w:type="dxa"/>
+            </w:tcMar>
+          </w:tcPr>
+          <w:p>
+            <w:r>
+              <w:t>Client léger</w:t>
+            </w:r>
+          </w:p>
+        </w:tc>
+        <w:tc>
+          <w:tcPr>
+            <w:tcW w:w="2340" w:type="dxa"/>
+            <w:shd w:val="clear" w:color="auto" w:fill="auto"/>
+            <w:tcMar>
+              <w:top w:w="100" w:type="dxa"/>
+              <w:left w:w="100" w:type="dxa"/>
+              <w:bottom w:w="100" w:type="dxa"/>
+              <w:right w:w="100" w:type="dxa"/>
+            </w:tcMar>
+          </w:tcPr>
+          <w:p>
+            <w:pPr>
+              <w:spacing w:line="276" w:lineRule="auto"/>
+              <w:rPr>
+                <w:highlight w:val="white"/>
+              </w:rPr>
+            </w:pPr>
+            <w:r>
+              <w:rPr>
+                <w:highlight w:val="white"/>
+              </w:rPr>
+              <w:t>Mode Hors-ligne</w:t>
+            </w:r>
+          </w:p>
+        </w:tc>
+        <w:tc>
+          <w:tcPr>
+            <w:tcW w:w="840" w:type="dxa"/>
+            <w:shd w:val="clear" w:color="auto" w:fill="auto"/>
+            <w:tcMar>
+              <w:top w:w="100" w:type="dxa"/>
+              <w:left w:w="100" w:type="dxa"/>
+              <w:bottom w:w="100" w:type="dxa"/>
+              <w:right w:w="100" w:type="dxa"/>
+            </w:tcMar>
+          </w:tcPr>
+          <w:p>
+            <w:pPr>
+              <w:spacing w:line="276" w:lineRule="auto"/>
+              <w:rPr>
+                <w:highlight w:val="white"/>
+              </w:rPr>
+            </w:pPr>
+            <w:r>
+              <w:t>16,8</w:t>
+            </w:r>
+          </w:p>
+        </w:tc>
+        <w:tc>
+          <w:tcPr>
+            <w:tcW w:w="1020" w:type="dxa"/>
+            <w:vMerge/>
+            <w:shd w:val="clear" w:color="auto" w:fill="auto"/>
+            <w:tcMar>
+              <w:top w:w="100" w:type="dxa"/>
+              <w:left w:w="100" w:type="dxa"/>
+              <w:bottom w:w="100" w:type="dxa"/>
+              <w:right w:w="100" w:type="dxa"/>
+            </w:tcMar>
+          </w:tcPr>
+          <w:p>
+            <w:pPr>
+              <w:jc w:val="center"/>
+            </w:pPr>
+          </w:p>
+        </w:tc>
+        <w:tc>
+          <w:tcPr>
+            <w:tcW w:w="1155" w:type="dxa"/>
+            <w:vMerge/>
+            <w:shd w:val="clear" w:color="auto" w:fill="auto"/>
+            <w:tcMar>
+              <w:top w:w="100" w:type="dxa"/>
+              <w:left w:w="100" w:type="dxa"/>
+              <w:bottom w:w="100" w:type="dxa"/>
+              <w:right w:w="100" w:type="dxa"/>
+            </w:tcMar>
+          </w:tcPr>
+          <w:p/>
+        </w:tc>
+        <w:tc>
+          <w:tcPr>
+            <w:tcW w:w="1170" w:type="dxa"/>
+            <w:vMerge/>
+            <w:shd w:val="clear" w:color="auto" w:fill="auto"/>
+            <w:tcMar>
+              <w:top w:w="100" w:type="dxa"/>
+              <w:left w:w="100" w:type="dxa"/>
+              <w:bottom w:w="100" w:type="dxa"/>
+              <w:right w:w="100" w:type="dxa"/>
+            </w:tcMar>
+          </w:tcPr>
+          <w:p/>
+        </w:tc>
+      </w:tr>
+      <w:tr>
+        <w:trPr>
+          <w:trHeight w:val="400"/>
+          <w:jc w:val="center"/>
+        </w:trPr>
+        <w:tc>
+          <w:tcPr>
+            <w:tcW w:w="1275" w:type="dxa"/>
+            <w:vMerge/>
+            <w:shd w:val="clear" w:color="auto" w:fill="auto"/>
+            <w:tcMar>
+              <w:top w:w="100" w:type="dxa"/>
+              <w:left w:w="100" w:type="dxa"/>
+              <w:bottom w:w="100" w:type="dxa"/>
+              <w:right w:w="100" w:type="dxa"/>
+            </w:tcMar>
+          </w:tcPr>
+          <w:p/>
+        </w:tc>
+        <w:tc>
+          <w:tcPr>
+            <w:tcW w:w="1485" w:type="dxa"/>
+            <w:vMerge/>
+            <w:shd w:val="clear" w:color="auto" w:fill="auto"/>
+            <w:tcMar>
+              <w:top w:w="100" w:type="dxa"/>
+              <w:left w:w="100" w:type="dxa"/>
+              <w:bottom w:w="100" w:type="dxa"/>
+              <w:right w:w="100" w:type="dxa"/>
+            </w:tcMar>
+          </w:tcPr>
+          <w:p/>
+        </w:tc>
+        <w:tc>
+          <w:tcPr>
+            <w:tcW w:w="2340" w:type="dxa"/>
+            <w:shd w:val="clear" w:color="auto" w:fill="auto"/>
+            <w:tcMar>
+              <w:top w:w="100" w:type="dxa"/>
+              <w:left w:w="100" w:type="dxa"/>
+              <w:bottom w:w="100" w:type="dxa"/>
+              <w:right w:w="100" w:type="dxa"/>
+            </w:tcMar>
+          </w:tcPr>
+          <w:p>
+            <w:pPr>
+              <w:spacing w:line="276" w:lineRule="auto"/>
+              <w:rPr>
+                <w:highlight w:val="white"/>
+              </w:rPr>
+            </w:pPr>
+            <w:r>
+              <w:rPr>
+                <w:highlight w:val="white"/>
+              </w:rPr>
+              <w:t>Lecture vocale des questions</w:t>
+            </w:r>
+          </w:p>
+        </w:tc>
+        <w:tc>
+          <w:tcPr>
+            <w:tcW w:w="840" w:type="dxa"/>
+            <w:shd w:val="clear" w:color="auto" w:fill="auto"/>
+            <w:tcMar>
+              <w:top w:w="100" w:type="dxa"/>
+              <w:left w:w="100" w:type="dxa"/>
+              <w:bottom w:w="100" w:type="dxa"/>
+              <w:right w:w="100" w:type="dxa"/>
+            </w:tcMar>
+          </w:tcPr>
+          <w:p>
+            <w:pPr>
+              <w:spacing w:line="276" w:lineRule="auto"/>
+              <w:rPr>
+                <w:highlight w:val="white"/>
+              </w:rPr>
+            </w:pPr>
+            <w:r>
+              <w:t>11,2</w:t>
+            </w:r>
+          </w:p>
+        </w:tc>
+        <w:tc>
+          <w:tcPr>
+            <w:tcW w:w="1020" w:type="dxa"/>
+            <w:vMerge/>
+            <w:shd w:val="clear" w:color="auto" w:fill="auto"/>
+            <w:tcMar>
+              <w:top w:w="100" w:type="dxa"/>
+              <w:left w:w="100" w:type="dxa"/>
+              <w:bottom w:w="100" w:type="dxa"/>
+              <w:right w:w="100" w:type="dxa"/>
+            </w:tcMar>
+          </w:tcPr>
+          <w:p>
+            <w:pPr>
+              <w:jc w:val="center"/>
+            </w:pPr>
+          </w:p>
+        </w:tc>
+        <w:tc>
+          <w:tcPr>
+            <w:tcW w:w="1155" w:type="dxa"/>
+            <w:vMerge/>
+            <w:shd w:val="clear" w:color="auto" w:fill="auto"/>
+            <w:tcMar>
+              <w:top w:w="100" w:type="dxa"/>
+              <w:left w:w="100" w:type="dxa"/>
+              <w:bottom w:w="100" w:type="dxa"/>
+              <w:right w:w="100" w:type="dxa"/>
+            </w:tcMar>
+          </w:tcPr>
+          <w:p/>
+        </w:tc>
+        <w:tc>
+          <w:tcPr>
+            <w:tcW w:w="1170" w:type="dxa"/>
+            <w:vMerge/>
+            <w:shd w:val="clear" w:color="auto" w:fill="auto"/>
+            <w:tcMar>
+              <w:top w:w="100" w:type="dxa"/>
+              <w:left w:w="100" w:type="dxa"/>
+              <w:bottom w:w="100" w:type="dxa"/>
+              <w:right w:w="100" w:type="dxa"/>
+            </w:tcMar>
+          </w:tcPr>
+          <w:p/>
+        </w:tc>
+      </w:tr>
+      <w:tr>
+        <w:trPr>
+          <w:trHeight w:val="400"/>
+          <w:jc w:val="center"/>
+        </w:trPr>
+        <w:tc>
+          <w:tcPr>
+            <w:tcW w:w="1275" w:type="dxa"/>
+            <w:vMerge/>
+            <w:shd w:val="clear" w:color="auto" w:fill="auto"/>
+            <w:tcMar>
+              <w:top w:w="100" w:type="dxa"/>
+              <w:left w:w="100" w:type="dxa"/>
+              <w:bottom w:w="100" w:type="dxa"/>
+              <w:right w:w="100" w:type="dxa"/>
+            </w:tcMar>
+          </w:tcPr>
+          <w:p/>
+        </w:tc>
+        <w:tc>
+          <w:tcPr>
+            <w:tcW w:w="1485" w:type="dxa"/>
+            <w:shd w:val="clear" w:color="auto" w:fill="auto"/>
+            <w:tcMar>
+              <w:top w:w="100" w:type="dxa"/>
+              <w:left w:w="100" w:type="dxa"/>
+              <w:bottom w:w="100" w:type="dxa"/>
+              <w:right w:w="100" w:type="dxa"/>
+            </w:tcMar>
+          </w:tcPr>
+          <w:p>
+            <w:pPr>
+              <w:spacing w:line="276" w:lineRule="auto"/>
+            </w:pPr>
+            <w:r>
+              <w:t>Exigences souhaitables</w:t>
+            </w:r>
+          </w:p>
+        </w:tc>
+        <w:tc>
+          <w:tcPr>
+            <w:tcW w:w="2340" w:type="dxa"/>
+            <w:shd w:val="clear" w:color="auto" w:fill="auto"/>
+            <w:tcMar>
+              <w:top w:w="100" w:type="dxa"/>
+              <w:left w:w="100" w:type="dxa"/>
+              <w:bottom w:w="100" w:type="dxa"/>
+              <w:right w:w="100" w:type="dxa"/>
+            </w:tcMar>
+          </w:tcPr>
+          <w:p>
+            <w:pPr>
+              <w:spacing w:line="276" w:lineRule="auto"/>
+              <w:rPr>
+                <w:highlight w:val="white"/>
+              </w:rPr>
+            </w:pPr>
+            <w:r>
+              <w:rPr>
+                <w:highlight w:val="white"/>
+              </w:rPr>
+              <w:t>IA correcteur des QRLS</w:t>
+            </w:r>
+          </w:p>
+        </w:tc>
+        <w:tc>
+          <w:tcPr>
+            <w:tcW w:w="840" w:type="dxa"/>
+            <w:shd w:val="clear" w:color="auto" w:fill="auto"/>
+            <w:tcMar>
+              <w:top w:w="100" w:type="dxa"/>
+              <w:left w:w="100" w:type="dxa"/>
+              <w:bottom w:w="100" w:type="dxa"/>
+              <w:right w:w="100" w:type="dxa"/>
+            </w:tcMar>
+          </w:tcPr>
+          <w:p>
+            <w:pPr>
+              <w:spacing w:line="276" w:lineRule="auto"/>
+              <w:rPr>
+                <w:highlight w:val="white"/>
+              </w:rPr>
+            </w:pPr>
+            <w:r>
+              <w:t>25,2</w:t>
+            </w:r>
+          </w:p>
+        </w:tc>
+        <w:tc>
+          <w:tcPr>
+            <w:tcW w:w="1020" w:type="dxa"/>
+            <w:vMerge/>
+            <w:shd w:val="clear" w:color="auto" w:fill="auto"/>
+            <w:tcMar>
+              <w:top w:w="100" w:type="dxa"/>
+              <w:left w:w="100" w:type="dxa"/>
+              <w:bottom w:w="100" w:type="dxa"/>
+              <w:right w:w="100" w:type="dxa"/>
+            </w:tcMar>
+          </w:tcPr>
+          <w:p>
+            <w:pPr>
+              <w:jc w:val="center"/>
+            </w:pPr>
+          </w:p>
+        </w:tc>
+        <w:tc>
+          <w:tcPr>
+            <w:tcW w:w="1155" w:type="dxa"/>
+            <w:vMerge/>
+            <w:shd w:val="clear" w:color="auto" w:fill="auto"/>
+            <w:tcMar>
+              <w:top w:w="100" w:type="dxa"/>
+              <w:left w:w="100" w:type="dxa"/>
+              <w:bottom w:w="100" w:type="dxa"/>
+              <w:right w:w="100" w:type="dxa"/>
+            </w:tcMar>
+          </w:tcPr>
+          <w:p/>
+        </w:tc>
+        <w:tc>
+          <w:tcPr>
+            <w:tcW w:w="1170" w:type="dxa"/>
+            <w:vMerge/>
+            <w:shd w:val="clear" w:color="auto" w:fill="auto"/>
+            <w:tcMar>
+              <w:top w:w="100" w:type="dxa"/>
+              <w:left w:w="100" w:type="dxa"/>
+              <w:bottom w:w="100" w:type="dxa"/>
+              <w:right w:w="100" w:type="dxa"/>
+            </w:tcMar>
+          </w:tcPr>
+          <w:p/>
+        </w:tc>
+      </w:tr>
+      <w:tr>
+        <w:trPr>
+          <w:trHeight w:val="400"/>
+          <w:jc w:val="center"/>
+        </w:trPr>
+        <w:tc>
+          <w:tcPr>
+            <w:tcW w:w="1275" w:type="dxa"/>
+            <w:vMerge w:val="restart"/>
+            <w:shd w:val="clear" w:color="auto" w:fill="auto"/>
+            <w:tcMar>
+              <w:top w:w="100" w:type="dxa"/>
+              <w:left w:w="100" w:type="dxa"/>
+              <w:bottom w:w="100" w:type="dxa"/>
+              <w:right w:w="100" w:type="dxa"/>
+            </w:tcMar>
+          </w:tcPr>
+          <w:p>
+            <w:r>
+              <w:t>Sprint 4</w:t>
+            </w:r>
+            <w:r>
+              <w:br/>
+              <w:t>[2 semaines]</w:t>
+            </w:r>
+          </w:p>
+        </w:tc>
+        <w:tc>
+          <w:tcPr>
+            <w:tcW w:w="1485" w:type="dxa"/>
+            <w:vMerge w:val="restart"/>
+            <w:shd w:val="clear" w:color="auto" w:fill="auto"/>
+            <w:tcMar>
+              <w:top w:w="100" w:type="dxa"/>
+              <w:left w:w="100" w:type="dxa"/>
+              <w:bottom w:w="100" w:type="dxa"/>
+              <w:right w:w="100" w:type="dxa"/>
+            </w:tcMar>
+          </w:tcPr>
+          <w:p>
+            <w:pPr>
+              <w:spacing w:line="276" w:lineRule="auto"/>
+            </w:pPr>
+            <w:r>
+              <w:t>Exigences souhaitables</w:t>
+            </w:r>
+          </w:p>
+        </w:tc>
+        <w:tc>
+          <w:tcPr>
+            <w:tcW w:w="2340" w:type="dxa"/>
+            <w:shd w:val="clear" w:color="auto" w:fill="auto"/>
+            <w:tcMar>
+              <w:top w:w="100" w:type="dxa"/>
+              <w:left w:w="100" w:type="dxa"/>
+              <w:bottom w:w="100" w:type="dxa"/>
+              <w:right w:w="100" w:type="dxa"/>
+            </w:tcMar>
+          </w:tcPr>
+          <w:p>
+            <w:r>
+              <w:t>Niveau/expérience</w:t>
+            </w:r>
+          </w:p>
+        </w:tc>
+        <w:tc>
+          <w:tcPr>
+            <w:tcW w:w="840" w:type="dxa"/>
+            <w:shd w:val="clear" w:color="auto" w:fill="auto"/>
+            <w:tcMar>
+              <w:top w:w="100" w:type="dxa"/>
+              <w:left w:w="100" w:type="dxa"/>
+              <w:bottom w:w="100" w:type="dxa"/>
+              <w:right w:w="100" w:type="dxa"/>
+            </w:tcMar>
+          </w:tcPr>
+          <w:p>
+            <w:r>
+              <w:t>25,2</w:t>
+            </w:r>
+          </w:p>
+        </w:tc>
+        <w:tc>
+          <w:tcPr>
+            <w:tcW w:w="1020" w:type="dxa"/>
+            <w:vMerge w:val="restart"/>
+            <w:shd w:val="clear" w:color="auto" w:fill="auto"/>
+            <w:tcMar>
+              <w:top w:w="100" w:type="dxa"/>
+              <w:left w:w="100" w:type="dxa"/>
+              <w:bottom w:w="100" w:type="dxa"/>
+              <w:right w:w="100" w:type="dxa"/>
+            </w:tcMar>
+          </w:tcPr>
+          <w:p>
+            <w:pPr>
+              <w:jc w:val="center"/>
+            </w:pPr>
+            <w:r>
+              <w:t>75,6</w:t>
+            </w:r>
+          </w:p>
+        </w:tc>
+        <w:tc>
+          <w:tcPr>
+            <w:tcW w:w="1155" w:type="dxa"/>
+            <w:vMerge w:val="restart"/>
+            <w:shd w:val="clear" w:color="auto" w:fill="auto"/>
+            <w:tcMar>
+              <w:top w:w="100" w:type="dxa"/>
+              <w:left w:w="100" w:type="dxa"/>
+              <w:bottom w:w="100" w:type="dxa"/>
+              <w:right w:w="100" w:type="dxa"/>
+            </w:tcMar>
+          </w:tcPr>
+          <w:p>
+            <w:r>
+              <w:t>08-11-</w:t>
+            </w:r>
+            <w:r>
+              <w:t>2024</w:t>
+            </w:r>
+          </w:p>
+        </w:tc>
+        <w:tc>
+          <w:tcPr>
+            <w:tcW w:w="1170" w:type="dxa"/>
+            <w:vMerge w:val="restart"/>
+            <w:shd w:val="clear" w:color="auto" w:fill="auto"/>
+            <w:tcMar>
+              <w:top w:w="100" w:type="dxa"/>
+              <w:left w:w="100" w:type="dxa"/>
+              <w:bottom w:w="100" w:type="dxa"/>
+              <w:right w:w="100" w:type="dxa"/>
+            </w:tcMar>
+          </w:tcPr>
+          <w:p>
+            <w:r>
+              <w:t>2</w:t>
+            </w:r>
+            <w:r>
+              <w:t>2</w:t>
+            </w:r>
+            <w:r>
+              <w:t>-11-</w:t>
+            </w:r>
+            <w:r>
+              <w:t>2024</w:t>
+            </w:r>
+          </w:p>
+        </w:tc>
+      </w:tr>
+      <w:tr>
+        <w:trPr>
+          <w:trHeight w:val="400"/>
+          <w:jc w:val="center"/>
+        </w:trPr>
+        <w:tc>
+          <w:tcPr>
+            <w:tcW w:w="1275" w:type="dxa"/>
+            <w:vMerge/>
+            <w:shd w:val="clear" w:color="auto" w:fill="auto"/>
+            <w:tcMar>
+              <w:top w:w="100" w:type="dxa"/>
+              <w:left w:w="100" w:type="dxa"/>
+              <w:bottom w:w="100" w:type="dxa"/>
+              <w:right w:w="100" w:type="dxa"/>
+            </w:tcMar>
+          </w:tcPr>
+          <w:p/>
+        </w:tc>
+        <w:tc>
+          <w:tcPr>
+            <w:tcW w:w="1485" w:type="dxa"/>
+            <w:vMerge/>
+            <w:shd w:val="clear" w:color="auto" w:fill="auto"/>
+            <w:tcMar>
+              <w:top w:w="100" w:type="dxa"/>
+              <w:left w:w="100" w:type="dxa"/>
+              <w:bottom w:w="100" w:type="dxa"/>
+              <w:right w:w="100" w:type="dxa"/>
+            </w:tcMar>
+          </w:tcPr>
+          <w:p>
+            <w:pPr>
+              <w:spacing w:line="276" w:lineRule="auto"/>
+            </w:pPr>
+          </w:p>
+        </w:tc>
+        <w:tc>
+          <w:tcPr>
+            <w:tcW w:w="2340" w:type="dxa"/>
+            <w:shd w:val="clear" w:color="auto" w:fill="auto"/>
+            <w:tcMar>
+              <w:top w:w="100" w:type="dxa"/>
+              <w:left w:w="100" w:type="dxa"/>
+              <w:bottom w:w="100" w:type="dxa"/>
+              <w:right w:w="100" w:type="dxa"/>
+            </w:tcMar>
+          </w:tcPr>
+          <w:p>
+            <w:r>
+              <w:t>Message audio/images</w:t>
+            </w:r>
+          </w:p>
+        </w:tc>
+        <w:tc>
+          <w:tcPr>
+            <w:tcW w:w="840" w:type="dxa"/>
+            <w:shd w:val="clear" w:color="auto" w:fill="auto"/>
+            <w:tcMar>
+              <w:top w:w="100" w:type="dxa"/>
+              <w:left w:w="100" w:type="dxa"/>
+              <w:bottom w:w="100" w:type="dxa"/>
+              <w:right w:w="100" w:type="dxa"/>
+            </w:tcMar>
+          </w:tcPr>
+          <w:p>
+            <w:r>
+              <w:t>25,2</w:t>
+            </w:r>
+          </w:p>
+        </w:tc>
+        <w:tc>
+          <w:tcPr>
+            <w:tcW w:w="1020" w:type="dxa"/>
+            <w:vMerge/>
+            <w:shd w:val="clear" w:color="auto" w:fill="auto"/>
+            <w:tcMar>
+              <w:top w:w="100" w:type="dxa"/>
+              <w:left w:w="100" w:type="dxa"/>
+              <w:bottom w:w="100" w:type="dxa"/>
+              <w:right w:w="100" w:type="dxa"/>
+            </w:tcMar>
+          </w:tcPr>
+          <w:p>
+            <w:pPr>
+              <w:jc w:val="center"/>
+            </w:pPr>
+          </w:p>
+        </w:tc>
+        <w:tc>
+          <w:tcPr>
+            <w:tcW w:w="1155" w:type="dxa"/>
+            <w:vMerge/>
+            <w:shd w:val="clear" w:color="auto" w:fill="auto"/>
+            <w:tcMar>
+              <w:top w:w="100" w:type="dxa"/>
+              <w:left w:w="100" w:type="dxa"/>
+              <w:bottom w:w="100" w:type="dxa"/>
+              <w:right w:w="100" w:type="dxa"/>
+            </w:tcMar>
+          </w:tcPr>
+          <w:p/>
+        </w:tc>
+        <w:tc>
+          <w:tcPr>
+            <w:tcW w:w="1170" w:type="dxa"/>
+            <w:vMerge/>
+            <w:shd w:val="clear" w:color="auto" w:fill="auto"/>
+            <w:tcMar>
+              <w:top w:w="100" w:type="dxa"/>
+              <w:left w:w="100" w:type="dxa"/>
+              <w:bottom w:w="100" w:type="dxa"/>
+              <w:right w:w="100" w:type="dxa"/>
+            </w:tcMar>
+          </w:tcPr>
+          <w:p/>
+        </w:tc>
+      </w:tr>
+      <w:tr>
+        <w:trPr>
+          <w:trHeight w:val="400"/>
+          <w:jc w:val="center"/>
+        </w:trPr>
+        <w:tc>
+          <w:tcPr>
+            <w:tcW w:w="1275" w:type="dxa"/>
+            <w:vMerge/>
+            <w:shd w:val="clear" w:color="auto" w:fill="auto"/>
+            <w:tcMar>
+              <w:top w:w="100" w:type="dxa"/>
+              <w:left w:w="100" w:type="dxa"/>
+              <w:bottom w:w="100" w:type="dxa"/>
+              <w:right w:w="100" w:type="dxa"/>
+            </w:tcMar>
+          </w:tcPr>
+          <w:p/>
+        </w:tc>
+        <w:tc>
+          <w:tcPr>
+            <w:tcW w:w="1485" w:type="dxa"/>
+            <w:vMerge/>
+            <w:shd w:val="clear" w:color="auto" w:fill="auto"/>
+            <w:tcMar>
+              <w:top w:w="100" w:type="dxa"/>
+              <w:left w:w="100" w:type="dxa"/>
+              <w:bottom w:w="100" w:type="dxa"/>
+              <w:right w:w="100" w:type="dxa"/>
+            </w:tcMar>
+          </w:tcPr>
+          <w:p>
+            <w:pPr>
+              <w:spacing w:line="276" w:lineRule="auto"/>
+            </w:pPr>
+          </w:p>
+        </w:tc>
+        <w:tc>
+          <w:tcPr>
+            <w:tcW w:w="2340" w:type="dxa"/>
+            <w:shd w:val="clear" w:color="auto" w:fill="auto"/>
+            <w:tcMar>
+              <w:top w:w="100" w:type="dxa"/>
+              <w:left w:w="100" w:type="dxa"/>
+              <w:bottom w:w="100" w:type="dxa"/>
+              <w:right w:w="100" w:type="dxa"/>
+            </w:tcMar>
+          </w:tcPr>
+          <w:p>
+            <w:r>
+              <w:t>Classement général</w:t>
+            </w:r>
+          </w:p>
+        </w:tc>
+        <w:tc>
+          <w:tcPr>
+            <w:tcW w:w="840" w:type="dxa"/>
+            <w:shd w:val="clear" w:color="auto" w:fill="auto"/>
+            <w:tcMar>
+              <w:top w:w="100" w:type="dxa"/>
+              <w:left w:w="100" w:type="dxa"/>
+              <w:bottom w:w="100" w:type="dxa"/>
+              <w:right w:w="100" w:type="dxa"/>
+            </w:tcMar>
+          </w:tcPr>
+          <w:p>
+            <w:r>
+              <w:t>25,2</w:t>
+            </w:r>
+          </w:p>
+        </w:tc>
+        <w:tc>
+          <w:tcPr>
+            <w:tcW w:w="1020" w:type="dxa"/>
+            <w:vMerge/>
+            <w:shd w:val="clear" w:color="auto" w:fill="auto"/>
+            <w:tcMar>
+              <w:top w:w="100" w:type="dxa"/>
+              <w:left w:w="100" w:type="dxa"/>
+              <w:bottom w:w="100" w:type="dxa"/>
+              <w:right w:w="100" w:type="dxa"/>
+            </w:tcMar>
+          </w:tcPr>
+          <w:p>
+            <w:pPr>
+              <w:jc w:val="center"/>
+            </w:pPr>
+          </w:p>
+        </w:tc>
+        <w:tc>
+          <w:tcPr>
+            <w:tcW w:w="1155" w:type="dxa"/>
+            <w:vMerge/>
+            <w:shd w:val="clear" w:color="auto" w:fill="auto"/>
+            <w:tcMar>
+              <w:top w:w="100" w:type="dxa"/>
+              <w:left w:w="100" w:type="dxa"/>
+              <w:bottom w:w="100" w:type="dxa"/>
+              <w:right w:w="100" w:type="dxa"/>
+            </w:tcMar>
+          </w:tcPr>
+          <w:p/>
+        </w:tc>
+        <w:tc>
+          <w:tcPr>
+            <w:tcW w:w="1170" w:type="dxa"/>
+            <w:vMerge/>
+            <w:shd w:val="clear" w:color="auto" w:fill="auto"/>
+            <w:tcMar>
+              <w:top w:w="100" w:type="dxa"/>
+              <w:left w:w="100" w:type="dxa"/>
+              <w:bottom w:w="100" w:type="dxa"/>
+              <w:right w:w="100" w:type="dxa"/>
+            </w:tcMar>
+          </w:tcPr>
+          <w:p/>
+        </w:tc>
+      </w:tr>
+      <w:tr>
+        <w:trPr>
+          <w:trHeight w:val="400"/>
+          <w:jc w:val="center"/>
+        </w:trPr>
+        <w:tc>
+          <w:tcPr>
+            <w:tcW w:w="1275" w:type="dxa"/>
+            <w:vMerge w:val="restart"/>
+            <w:shd w:val="clear" w:color="auto" w:fill="auto"/>
+            <w:tcMar>
+              <w:top w:w="100" w:type="dxa"/>
+              <w:left w:w="100" w:type="dxa"/>
+              <w:bottom w:w="100" w:type="dxa"/>
+              <w:right w:w="100" w:type="dxa"/>
+            </w:tcMar>
+          </w:tcPr>
+          <w:p>
+            <w:r>
+              <w:t xml:space="preserve">Sprint 5 </w:t>
+            </w:r>
+          </w:p>
+          <w:p>
+            <w:r>
+              <w:t>[ 1 semaine ]</w:t>
+            </w:r>
+          </w:p>
+        </w:tc>
+        <w:tc>
+          <w:tcPr>
+            <w:tcW w:w="1485" w:type="dxa"/>
+            <w:vMerge w:val="restart"/>
+            <w:shd w:val="clear" w:color="auto" w:fill="auto"/>
+            <w:tcMar>
+              <w:top w:w="100" w:type="dxa"/>
+              <w:left w:w="100" w:type="dxa"/>
+              <w:bottom w:w="100" w:type="dxa"/>
+              <w:right w:w="100" w:type="dxa"/>
+            </w:tcMar>
+          </w:tcPr>
+          <w:p>
+            <w:pPr>
+              <w:spacing w:line="276" w:lineRule="auto"/>
+            </w:pPr>
+            <w:r>
+              <w:t>Exigences souhaitables</w:t>
+            </w:r>
+          </w:p>
+        </w:tc>
+        <w:tc>
+          <w:tcPr>
+            <w:tcW w:w="2340" w:type="dxa"/>
+            <w:shd w:val="clear" w:color="auto" w:fill="auto"/>
+            <w:tcMar>
+              <w:top w:w="100" w:type="dxa"/>
+              <w:left w:w="100" w:type="dxa"/>
+              <w:bottom w:w="100" w:type="dxa"/>
+              <w:right w:w="100" w:type="dxa"/>
+            </w:tcMar>
+          </w:tcPr>
+          <w:p>
+            <w:r>
+              <w:t>Son de la tablette</w:t>
+            </w:r>
+          </w:p>
+        </w:tc>
+        <w:tc>
+          <w:tcPr>
+            <w:tcW w:w="840" w:type="dxa"/>
+            <w:shd w:val="clear" w:color="auto" w:fill="auto"/>
+            <w:tcMar>
+              <w:top w:w="100" w:type="dxa"/>
+              <w:left w:w="100" w:type="dxa"/>
+              <w:bottom w:w="100" w:type="dxa"/>
+              <w:right w:w="100" w:type="dxa"/>
+            </w:tcMar>
+          </w:tcPr>
+          <w:p>
+            <w:r>
+              <w:t>5,6</w:t>
+            </w:r>
+          </w:p>
+        </w:tc>
+        <w:tc>
+          <w:tcPr>
+            <w:tcW w:w="1020" w:type="dxa"/>
+            <w:vMerge w:val="restart"/>
+            <w:shd w:val="clear" w:color="auto" w:fill="auto"/>
+            <w:tcMar>
+              <w:top w:w="100" w:type="dxa"/>
+              <w:left w:w="100" w:type="dxa"/>
+              <w:bottom w:w="100" w:type="dxa"/>
+              <w:right w:w="100" w:type="dxa"/>
+            </w:tcMar>
+          </w:tcPr>
+          <w:p>
+            <w:pPr>
+              <w:jc w:val="center"/>
+            </w:pPr>
+            <w:r>
+              <w:t>22,4</w:t>
+            </w:r>
+          </w:p>
+        </w:tc>
+        <w:tc>
+          <w:tcPr>
+            <w:tcW w:w="1155" w:type="dxa"/>
+            <w:vMerge w:val="restart"/>
+            <w:shd w:val="clear" w:color="auto" w:fill="auto"/>
+            <w:tcMar>
+              <w:top w:w="100" w:type="dxa"/>
+              <w:left w:w="100" w:type="dxa"/>
+              <w:bottom w:w="100" w:type="dxa"/>
+              <w:right w:w="100" w:type="dxa"/>
+            </w:tcMar>
+          </w:tcPr>
+          <w:p>
+            <w:r>
+              <w:t>22-11-2024</w:t>
+            </w:r>
+          </w:p>
+        </w:tc>
+        <w:tc>
+          <w:tcPr>
+            <w:tcW w:w="1170" w:type="dxa"/>
+            <w:vMerge w:val="restart"/>
+            <w:shd w:val="clear" w:color="auto" w:fill="auto"/>
+            <w:tcMar>
+              <w:top w:w="100" w:type="dxa"/>
+              <w:left w:w="100" w:type="dxa"/>
+              <w:bottom w:w="100" w:type="dxa"/>
+              <w:right w:w="100" w:type="dxa"/>
+            </w:tcMar>
+          </w:tcPr>
+          <w:p>
+            <w:r>
+              <w:t>28-11-2024</w:t>
+            </w:r>
+          </w:p>
+        </w:tc>
+      </w:tr>
+      <w:tr>
+        <w:trPr>
+          <w:trHeight w:val="400"/>
+          <w:jc w:val="center"/>
+        </w:trPr>
+        <w:tc>
+          <w:tcPr>
+            <w:tcW w:w="1275" w:type="dxa"/>
+            <w:vMerge/>
+            <w:shd w:val="clear" w:color="auto" w:fill="auto"/>
+            <w:tcMar>
+              <w:top w:w="100" w:type="dxa"/>
+              <w:left w:w="100" w:type="dxa"/>
+              <w:bottom w:w="100" w:type="dxa"/>
+              <w:right w:w="100" w:type="dxa"/>
+            </w:tcMar>
+          </w:tcPr>
+          <w:p/>
+        </w:tc>
+        <w:tc>
+          <w:tcPr>
+            <w:tcW w:w="1485" w:type="dxa"/>
+            <w:vMerge/>
+            <w:shd w:val="clear" w:color="auto" w:fill="auto"/>
+            <w:tcMar>
+              <w:top w:w="100" w:type="dxa"/>
+              <w:left w:w="100" w:type="dxa"/>
+              <w:bottom w:w="100" w:type="dxa"/>
+              <w:right w:w="100" w:type="dxa"/>
+            </w:tcMar>
+          </w:tcPr>
+          <w:p>
+            <w:pPr>
+              <w:spacing w:line="276" w:lineRule="auto"/>
+            </w:pPr>
+          </w:p>
+        </w:tc>
+        <w:tc>
+          <w:tcPr>
+            <w:tcW w:w="2340" w:type="dxa"/>
+            <w:shd w:val="clear" w:color="auto" w:fill="auto"/>
+            <w:tcMar>
+              <w:top w:w="100" w:type="dxa"/>
+              <w:left w:w="100" w:type="dxa"/>
+              <w:bottom w:w="100" w:type="dxa"/>
+              <w:right w:w="100" w:type="dxa"/>
+            </w:tcMar>
+          </w:tcPr>
+          <w:p>
+            <w:r>
+              <w:t>Soundboard</w:t>
+            </w:r>
+          </w:p>
+        </w:tc>
+        <w:tc>
+          <w:tcPr>
+            <w:tcW w:w="840" w:type="dxa"/>
+            <w:shd w:val="clear" w:color="auto" w:fill="auto"/>
+            <w:tcMar>
+              <w:top w:w="100" w:type="dxa"/>
+              <w:left w:w="100" w:type="dxa"/>
+              <w:bottom w:w="100" w:type="dxa"/>
+              <w:right w:w="100" w:type="dxa"/>
+            </w:tcMar>
+          </w:tcPr>
+          <w:p>
+            <w:r>
+              <w:t>16,8</w:t>
+            </w:r>
+          </w:p>
+        </w:tc>
+        <w:tc>
+          <w:tcPr>
+            <w:tcW w:w="1020" w:type="dxa"/>
+            <w:vMerge/>
+            <w:shd w:val="clear" w:color="auto" w:fill="auto"/>
+            <w:tcMar>
+              <w:top w:w="100" w:type="dxa"/>
+              <w:left w:w="100" w:type="dxa"/>
+              <w:bottom w:w="100" w:type="dxa"/>
+              <w:right w:w="100" w:type="dxa"/>
+            </w:tcMar>
+          </w:tcPr>
+          <w:p>
+            <w:pPr>
+              <w:jc w:val="center"/>
+            </w:pPr>
+          </w:p>
+        </w:tc>
+        <w:tc>
+          <w:tcPr>
+            <w:tcW w:w="1155" w:type="dxa"/>
+            <w:vMerge/>
+            <w:shd w:val="clear" w:color="auto" w:fill="auto"/>
+            <w:tcMar>
+              <w:top w:w="100" w:type="dxa"/>
+              <w:left w:w="100" w:type="dxa"/>
+              <w:bottom w:w="100" w:type="dxa"/>
+              <w:right w:w="100" w:type="dxa"/>
+            </w:tcMar>
+          </w:tcPr>
+          <w:p/>
+        </w:tc>
+        <w:tc>
+          <w:tcPr>
+            <w:tcW w:w="1170" w:type="dxa"/>
+            <w:vMerge/>
+            <w:shd w:val="clear" w:color="auto" w:fill="auto"/>
+            <w:tcMar>
+              <w:top w:w="100" w:type="dxa"/>
+              <w:left w:w="100" w:type="dxa"/>
+              <w:bottom w:w="100" w:type="dxa"/>
+              <w:right w:w="100" w:type="dxa"/>
+            </w:tcMar>
+          </w:tcPr>
+          <w:p/>
+        </w:tc>
+      </w:tr>
+      <w:tr>
+        <w:trPr>
+          <w:trHeight w:val="400"/>
+          <w:jc w:val="center"/>
+        </w:trPr>
+        <w:tc>
+          <w:tcPr>
+            <w:tcW w:w="1275" w:type="dxa"/>
+            <w:shd w:val="clear" w:color="auto" w:fill="auto"/>
+            <w:tcMar>
+              <w:top w:w="100" w:type="dxa"/>
+              <w:left w:w="100" w:type="dxa"/>
+              <w:bottom w:w="100" w:type="dxa"/>
+              <w:right w:w="100" w:type="dxa"/>
+            </w:tcMar>
+          </w:tcPr>
+          <w:p>
+            <w:r>
+              <w:t xml:space="preserve">Remise du produit final </w:t>
+            </w:r>
+          </w:p>
+        </w:tc>
+        <w:tc>
+          <w:tcPr>
+            <w:tcW w:w="4665" w:type="dxa"/>
+            <w:gridSpan w:val="3"/>
+            <w:shd w:val="clear" w:color="auto" w:fill="auto"/>
+            <w:tcMar>
+              <w:top w:w="100" w:type="dxa"/>
+              <w:left w:w="100" w:type="dxa"/>
+              <w:bottom w:w="100" w:type="dxa"/>
+              <w:right w:w="100" w:type="dxa"/>
+            </w:tcMar>
+          </w:tcPr>
+          <w:p>
+            <w:r>
+              <w:t>Révision</w:t>
+            </w:r>
+          </w:p>
+          <w:p>
+            <w:r>
+              <w:t>Présentation Orale</w:t>
+            </w:r>
+          </w:p>
+        </w:tc>
+        <w:tc>
+          <w:tcPr>
+            <w:tcW w:w="1020" w:type="dxa"/>
+            <w:shd w:val="clear" w:color="auto" w:fill="auto"/>
+            <w:tcMar>
+              <w:top w:w="100" w:type="dxa"/>
+              <w:left w:w="100" w:type="dxa"/>
+              <w:bottom w:w="100" w:type="dxa"/>
+              <w:right w:w="100" w:type="dxa"/>
+            </w:tcMar>
+          </w:tcPr>
+          <w:p>
+            <w:pPr>
+              <w:jc w:val="center"/>
+            </w:pPr>
+            <w:r>
+              <w:t>100</w:t>
+            </w:r>
+          </w:p>
+        </w:tc>
+        <w:tc>
+          <w:tcPr>
+            <w:tcW w:w="1155" w:type="dxa"/>
+            <w:shd w:val="clear" w:color="auto" w:fill="auto"/>
+            <w:tcMar>
+              <w:top w:w="100" w:type="dxa"/>
+              <w:left w:w="100" w:type="dxa"/>
+              <w:bottom w:w="100" w:type="dxa"/>
+              <w:right w:w="100" w:type="dxa"/>
+            </w:tcMar>
+          </w:tcPr>
+          <w:p>
+            <w:r>
+              <w:t>22-11-</w:t>
+            </w:r>
+            <w:r>
+              <w:t>2024</w:t>
+            </w:r>
+          </w:p>
+        </w:tc>
+        <w:tc>
+          <w:tcPr>
+            <w:tcW w:w="1170" w:type="dxa"/>
+            <w:shd w:val="clear" w:color="auto" w:fill="auto"/>
+            <w:tcMar>
+              <w:top w:w="100" w:type="dxa"/>
+              <w:left w:w="100" w:type="dxa"/>
+              <w:bottom w:w="100" w:type="dxa"/>
+              <w:right w:w="100" w:type="dxa"/>
+            </w:tcMar>
+          </w:tcPr>
+          <w:p>
+            <w:r>
+              <w:t>2</w:t>
+            </w:r>
+            <w:r>
+              <w:t>9</w:t>
+            </w:r>
+            <w:r>
+              <w:t>-11-</w:t>
+            </w:r>
+            <w:r>
+              <w:t>2024</w:t>
+            </w:r>
+          </w:p>
+        </w:tc>
+      </w:tr>
+    </w:tbl>
+    <w:p>
+      <w:pPr>
+        <w:spacing w:line="276" w:lineRule="auto"/>
+        <w:jc w:val="both"/>
+      </w:pPr>
+    </w:p>
     <w:p/>
     <w:p>
       <w:pPr>
@@ -3861,6 +11891,41 @@
         <w:t>5. Équipe de développement</w:t>
       </w:r>
     </w:p>
+    <w:p>
+      <w:pPr>
+        <w:rPr>
+          <w:b/>
+          <w:bCs/>
+        </w:rPr>
+      </w:pPr>
+      <w:r>
+        <w:rPr>
+          <w:b/>
+          <w:bCs/>
+        </w:rPr>
+        <w:t>Mehdi El Harami</w:t>
+      </w:r>
+      <w:r>
+        <w:rPr>
+          <w:b/>
+          <w:bCs/>
+        </w:rPr>
+        <w:t> :</w:t>
+      </w:r>
+    </w:p>
+    <w:p>
+      <w:pPr>
+        <w:rPr>
+          <w:b/>
+          <w:bCs/>
+        </w:rPr>
+      </w:pPr>
+    </w:p>
+    <w:p>
+      <w:r>
+        <w:t>Étudiant avec 70 crédits en 3e année à l'école polytechnique ayant un stage en entreprise comme expérience. Il a dernièrement fait son stage l’été dernier en conseil IT. Durant ces années à Poly, il a participé à plusieurs projets universitaires et non universitaires. Il possède actuellement beaucoup d’expérience en développement web dont les cadriciels Angular et NodesJS. Il maîtrise également plusieurs langages de programmation comme C++, python, JS, HTML, CSS. Pour finir, il est toujours prêt à relever le défi grâce à son autonomie et sa prise d'initiative, il adore également travailler en équipe et cherche toujours comment s’améliorer.</w:t>
+      </w:r>
+    </w:p>
     <w:p/>
     <w:p/>
     <w:p>
@@ -3871,7 +11936,6 @@
       <w:bookmarkStart w:id="14" w:name="_35nkun2" w:colFirst="0" w:colLast="0"/>
       <w:bookmarkEnd w:id="14"/>
       <w:r>
-        <w:lastRenderedPageBreak/>
         <w:t>6. Entente contractuelle proposée</w:t>
       </w:r>
     </w:p>
@@ -4084,6 +12148,232 @@
 <file path=word/numbering.xml><?xml version="1.0" encoding="utf-8"?>
 <w:numbering xmlns:wpc="http://schemas.microsoft.com/office/word/2010/wordprocessingCanvas" xmlns:cx="http://schemas.microsoft.com/office/drawing/2014/chartex" xmlns:cx1="http://schemas.microsoft.com/office/drawing/2015/9/8/chartex" xmlns:cx2="http://schemas.microsoft.com/office/drawing/2015/10/21/chartex" xmlns:cx3="http://schemas.microsoft.com/office/drawing/2016/5/9/chartex" xmlns:cx4="http://schemas.microsoft.com/office/drawing/2016/5/10/chartex" xmlns:cx5="http://schemas.microsoft.com/office/drawing/2016/5/11/chartex" xmlns:cx6="http://schemas.microsoft.com/office/drawing/2016/5/12/chartex" xmlns:cx7="http://schemas.microsoft.com/office/drawing/2016/5/13/chartex" xmlns:cx8="http://schemas.microsoft.com/office/drawing/2016/5/14/chartex" xmlns:mc="http://schemas.openxmlformats.org/markup-compatibility/2006" xmlns:aink="http://schemas.microsoft.com/office/drawing/2016/ink" xmlns:am3d="http://schemas.microsoft.com/office/drawing/2017/model3d" xmlns:o="urn:schemas-microsoft-com:office:office" xmlns:oel="http://schemas.microsoft.com/office/2019/extlst" xmlns:r="http://schemas.openxmlformats.org/officeDocument/2006/relationships" xmlns:m="http://schemas.openxmlformats.org/officeDocument/2006/math" xmlns:v="urn:schemas-microsoft-com:vml" xmlns:wp14="http://schemas.microsoft.com/office/word/2010/wordprocessingDrawing" xmlns:wp="http://schemas.openxmlformats.org/drawingml/2006/wordprocessingDrawing" xmlns:w10="urn:schemas-microsoft-com:office:word" xmlns:w="http://schemas.openxmlformats.org/wordprocessingml/2006/main" xmlns:w14="http://schemas.microsoft.com/office/word/2010/wordml" xmlns:w15="http://schemas.microsoft.com/office/word/2012/wordml" xmlns:w16cex="http://schemas.microsoft.com/office/word/2018/wordml/cex" xmlns:w16cid="http://schemas.microsoft.com/office/word/2016/wordml/cid" xmlns:w16="http://schemas.microsoft.com/office/word/2018/wordml" xmlns:w16du="http://schemas.microsoft.com/office/word/2023/wordml/word16du" xmlns:w16sdtdh="http://schemas.microsoft.com/office/word/2020/wordml/sdtdatahash" xmlns:w16se="http://schemas.microsoft.com/office/word/2015/wordml/symex" xmlns:wpg="http://schemas.microsoft.com/office/word/2010/wordprocessingGroup" xmlns:wpi="http://schemas.microsoft.com/office/word/2010/wordprocessingInk" xmlns:wne="http://schemas.microsoft.com/office/word/2006/wordml" xmlns:wps="http://schemas.microsoft.com/office/word/2010/wordprocessingShape" mc:Ignorable="w14 w15 w16se w16cid w16 w16cex w16sdtdh w16du wp14">
   <w:abstractNum w:abstractNumId="0" w15:restartNumberingAfterBreak="0">
+    <w:nsid w:val="0D202F4F"/>
+    <w:multiLevelType w:val="multilevel"/>
+    <w:tmpl w:val="543CDE20"/>
+    <w:lvl w:ilvl="0">
+      <w:start w:val="1"/>
+      <w:numFmt w:val="bullet"/>
+      <w:lvlText w:val="-"/>
+      <w:lvlJc w:val="left"/>
+      <w:pPr>
+        <w:ind w:left="720" w:hanging="360"/>
+      </w:pPr>
+      <w:rPr>
+        <w:u w:val="none"/>
+      </w:rPr>
+    </w:lvl>
+    <w:lvl w:ilvl="1">
+      <w:start w:val="1"/>
+      <w:numFmt w:val="bullet"/>
+      <w:lvlText w:val="-"/>
+      <w:lvlJc w:val="left"/>
+      <w:pPr>
+        <w:ind w:left="1440" w:hanging="360"/>
+      </w:pPr>
+      <w:rPr>
+        <w:u w:val="none"/>
+      </w:rPr>
+    </w:lvl>
+    <w:lvl w:ilvl="2">
+      <w:start w:val="1"/>
+      <w:numFmt w:val="bullet"/>
+      <w:lvlText w:val="-"/>
+      <w:lvlJc w:val="left"/>
+      <w:pPr>
+        <w:ind w:left="2160" w:hanging="360"/>
+      </w:pPr>
+      <w:rPr>
+        <w:u w:val="none"/>
+      </w:rPr>
+    </w:lvl>
+    <w:lvl w:ilvl="3">
+      <w:start w:val="1"/>
+      <w:numFmt w:val="bullet"/>
+      <w:lvlText w:val="-"/>
+      <w:lvlJc w:val="left"/>
+      <w:pPr>
+        <w:ind w:left="2880" w:hanging="360"/>
+      </w:pPr>
+      <w:rPr>
+        <w:u w:val="none"/>
+      </w:rPr>
+    </w:lvl>
+    <w:lvl w:ilvl="4">
+      <w:start w:val="1"/>
+      <w:numFmt w:val="bullet"/>
+      <w:lvlText w:val="-"/>
+      <w:lvlJc w:val="left"/>
+      <w:pPr>
+        <w:ind w:left="3600" w:hanging="360"/>
+      </w:pPr>
+      <w:rPr>
+        <w:u w:val="none"/>
+      </w:rPr>
+    </w:lvl>
+    <w:lvl w:ilvl="5">
+      <w:start w:val="1"/>
+      <w:numFmt w:val="bullet"/>
+      <w:lvlText w:val="-"/>
+      <w:lvlJc w:val="left"/>
+      <w:pPr>
+        <w:ind w:left="4320" w:hanging="360"/>
+      </w:pPr>
+      <w:rPr>
+        <w:u w:val="none"/>
+      </w:rPr>
+    </w:lvl>
+    <w:lvl w:ilvl="6">
+      <w:start w:val="1"/>
+      <w:numFmt w:val="bullet"/>
+      <w:lvlText w:val="-"/>
+      <w:lvlJc w:val="left"/>
+      <w:pPr>
+        <w:ind w:left="5040" w:hanging="360"/>
+      </w:pPr>
+      <w:rPr>
+        <w:u w:val="none"/>
+      </w:rPr>
+    </w:lvl>
+    <w:lvl w:ilvl="7">
+      <w:start w:val="1"/>
+      <w:numFmt w:val="bullet"/>
+      <w:lvlText w:val="-"/>
+      <w:lvlJc w:val="left"/>
+      <w:pPr>
+        <w:ind w:left="5760" w:hanging="360"/>
+      </w:pPr>
+      <w:rPr>
+        <w:u w:val="none"/>
+      </w:rPr>
+    </w:lvl>
+    <w:lvl w:ilvl="8">
+      <w:start w:val="1"/>
+      <w:numFmt w:val="bullet"/>
+      <w:lvlText w:val="-"/>
+      <w:lvlJc w:val="left"/>
+      <w:pPr>
+        <w:ind w:left="6480" w:hanging="360"/>
+      </w:pPr>
+      <w:rPr>
+        <w:u w:val="none"/>
+      </w:rPr>
+    </w:lvl>
+  </w:abstractNum>
+  <w:abstractNum w:abstractNumId="1" w15:restartNumberingAfterBreak="0">
+    <w:nsid w:val="2A623E38"/>
+    <w:multiLevelType w:val="multilevel"/>
+    <w:tmpl w:val="4FE2E630"/>
+    <w:lvl w:ilvl="0">
+      <w:start w:val="1"/>
+      <w:numFmt w:val="bullet"/>
+      <w:lvlText w:val="●"/>
+      <w:lvlJc w:val="left"/>
+      <w:pPr>
+        <w:ind w:left="720" w:hanging="360"/>
+      </w:pPr>
+      <w:rPr>
+        <w:u w:val="none"/>
+      </w:rPr>
+    </w:lvl>
+    <w:lvl w:ilvl="1">
+      <w:start w:val="1"/>
+      <w:numFmt w:val="bullet"/>
+      <w:lvlText w:val="○"/>
+      <w:lvlJc w:val="left"/>
+      <w:pPr>
+        <w:ind w:left="1440" w:hanging="360"/>
+      </w:pPr>
+      <w:rPr>
+        <w:u w:val="none"/>
+      </w:rPr>
+    </w:lvl>
+    <w:lvl w:ilvl="2">
+      <w:start w:val="1"/>
+      <w:numFmt w:val="bullet"/>
+      <w:lvlText w:val="■"/>
+      <w:lvlJc w:val="left"/>
+      <w:pPr>
+        <w:ind w:left="2160" w:hanging="360"/>
+      </w:pPr>
+      <w:rPr>
+        <w:u w:val="none"/>
+      </w:rPr>
+    </w:lvl>
+    <w:lvl w:ilvl="3">
+      <w:start w:val="1"/>
+      <w:numFmt w:val="bullet"/>
+      <w:lvlText w:val="●"/>
+      <w:lvlJc w:val="left"/>
+      <w:pPr>
+        <w:ind w:left="2880" w:hanging="360"/>
+      </w:pPr>
+      <w:rPr>
+        <w:u w:val="none"/>
+      </w:rPr>
+    </w:lvl>
+    <w:lvl w:ilvl="4">
+      <w:start w:val="1"/>
+      <w:numFmt w:val="bullet"/>
+      <w:lvlText w:val="○"/>
+      <w:lvlJc w:val="left"/>
+      <w:pPr>
+        <w:ind w:left="3600" w:hanging="360"/>
+      </w:pPr>
+      <w:rPr>
+        <w:u w:val="none"/>
+      </w:rPr>
+    </w:lvl>
+    <w:lvl w:ilvl="5">
+      <w:start w:val="1"/>
+      <w:numFmt w:val="bullet"/>
+      <w:lvlText w:val="■"/>
+      <w:lvlJc w:val="left"/>
+      <w:pPr>
+        <w:ind w:left="4320" w:hanging="360"/>
+      </w:pPr>
+      <w:rPr>
+        <w:u w:val="none"/>
+      </w:rPr>
+    </w:lvl>
+    <w:lvl w:ilvl="6">
+      <w:start w:val="1"/>
+      <w:numFmt w:val="bullet"/>
+      <w:lvlText w:val="●"/>
+      <w:lvlJc w:val="left"/>
+      <w:pPr>
+        <w:ind w:left="5040" w:hanging="360"/>
+      </w:pPr>
+      <w:rPr>
+        <w:u w:val="none"/>
+      </w:rPr>
+    </w:lvl>
+    <w:lvl w:ilvl="7">
+      <w:start w:val="1"/>
+      <w:numFmt w:val="bullet"/>
+      <w:lvlText w:val="○"/>
+      <w:lvlJc w:val="left"/>
+      <w:pPr>
+        <w:ind w:left="5760" w:hanging="360"/>
+      </w:pPr>
+      <w:rPr>
+        <w:u w:val="none"/>
+      </w:rPr>
+    </w:lvl>
+    <w:lvl w:ilvl="8">
+      <w:start w:val="1"/>
+      <w:numFmt w:val="bullet"/>
+      <w:lvlText w:val="■"/>
+      <w:lvlJc w:val="left"/>
+      <w:pPr>
+        <w:ind w:left="6480" w:hanging="360"/>
+      </w:pPr>
+      <w:rPr>
+        <w:u w:val="none"/>
+      </w:rPr>
+    </w:lvl>
+  </w:abstractNum>
+  <w:abstractNum w:abstractNumId="2" w15:restartNumberingAfterBreak="0">
     <w:nsid w:val="3576385E"/>
     <w:multiLevelType w:val="multilevel"/>
     <w:tmpl w:val="606C80F4"/>
@@ -4196,7 +12486,7 @@
       </w:rPr>
     </w:lvl>
   </w:abstractNum>
-  <w:abstractNum w:abstractNumId="1" w15:restartNumberingAfterBreak="0">
+  <w:abstractNum w:abstractNumId="3" w15:restartNumberingAfterBreak="0">
     <w:nsid w:val="4DF87989"/>
     <w:multiLevelType w:val="multilevel"/>
     <w:tmpl w:val="B76E7BB8"/>
@@ -4310,10 +12600,16 @@
     </w:lvl>
   </w:abstractNum>
   <w:num w:numId="1" w16cid:durableId="939727811">
-    <w:abstractNumId w:val="1"/>
+    <w:abstractNumId w:val="3"/>
   </w:num>
   <w:num w:numId="2" w16cid:durableId="1788355468">
+    <w:abstractNumId w:val="2"/>
+  </w:num>
+  <w:num w:numId="3" w16cid:durableId="1955558947">
     <w:abstractNumId w:val="0"/>
+  </w:num>
+  <w:num w:numId="4" w16cid:durableId="204753153">
+    <w:abstractNumId w:val="1"/>
   </w:num>
 </w:numbering>
 </file>
@@ -4910,9 +13206,7 @@
       <w:tblStyleRowBandSize w:val="1"/>
       <w:tblStyleColBandSize w:val="1"/>
       <w:tblCellMar>
-        <w:top w:w="0" w:type="dxa"/>
         <w:left w:w="115" w:type="dxa"/>
-        <w:bottom w:w="0" w:type="dxa"/>
         <w:right w:w="115" w:type="dxa"/>
       </w:tblCellMar>
     </w:tblPr>
@@ -4923,9 +13217,7 @@
       <w:tblStyleRowBandSize w:val="1"/>
       <w:tblStyleColBandSize w:val="1"/>
       <w:tblCellMar>
-        <w:top w:w="0" w:type="dxa"/>
         <w:left w:w="115" w:type="dxa"/>
-        <w:bottom w:w="0" w:type="dxa"/>
         <w:right w:w="115" w:type="dxa"/>
       </w:tblCellMar>
     </w:tblPr>
